--- a/Documentation/FD04-EPIS-Informe SAD de Proyecto.docx
+++ b/Documentation/FD04-EPIS-Informe SAD de Proyecto.docx
@@ -441,6 +441,7 @@
     <w:p>
       <w:pPr>
         <w:spacing w:after="0"/>
+        <w:jc w:val="center"/>
         <w:rPr>
           <w:rFonts w:ascii="Arial" w:eastAsia="Arial" w:hAnsi="Arial" w:cs="Arial"/>
           <w:b/>
@@ -449,47 +450,6 @@
           <w:szCs w:val="28"/>
         </w:rPr>
       </w:pPr>
-      <w:r>
-        <w:rPr>
-          <w:rFonts w:ascii="Arial" w:eastAsia="Arial" w:hAnsi="Arial" w:cs="Arial"/>
-          <w:b/>
-          <w:i/>
-          <w:sz w:val="28"/>
-          <w:szCs w:val="28"/>
-        </w:rPr>
-        <w:t>Paja de la Cruz, Piero Alexander</w:t>
-      </w:r>
-      <w:r>
-        <w:rPr>
-          <w:rFonts w:ascii="Arial" w:eastAsia="Arial" w:hAnsi="Arial" w:cs="Arial"/>
-          <w:b/>
-          <w:i/>
-          <w:sz w:val="28"/>
-          <w:szCs w:val="28"/>
-        </w:rPr>
-        <w:tab/>
-      </w:r>
-      <w:r>
-        <w:rPr>
-          <w:rFonts w:ascii="Arial" w:eastAsia="Arial" w:hAnsi="Arial" w:cs="Arial"/>
-          <w:b/>
-          <w:i/>
-          <w:sz w:val="28"/>
-          <w:szCs w:val="28"/>
-        </w:rPr>
-        <w:tab/>
-      </w:r>
-      <w:r>
-        <w:rPr>
-          <w:rFonts w:ascii="Arial" w:eastAsia="Arial" w:hAnsi="Arial" w:cs="Arial"/>
-          <w:b/>
-          <w:i/>
-          <w:sz w:val="28"/>
-          <w:szCs w:val="28"/>
-        </w:rPr>
-        <w:tab/>
-        <w:t>(2020067576</w:t>
-      </w:r>
     </w:p>
     <w:p>
       <w:pPr>
@@ -929,35 +889,7 @@
                 <w:sz w:val="14"/>
                 <w:szCs w:val="14"/>
               </w:rPr>
-              <w:t>1</w:t>
-            </w:r>
-            <w:r>
-              <w:rPr>
-                <w:sz w:val="14"/>
-                <w:szCs w:val="14"/>
-              </w:rPr>
-              <w:t>8/0</w:t>
-            </w:r>
-            <w:r>
-              <w:rPr>
-                <w:sz w:val="14"/>
-                <w:szCs w:val="14"/>
-              </w:rPr>
-              <w:t>6</w:t>
-            </w:r>
-            <w:r>
-              <w:rPr>
-                <w:sz w:val="14"/>
-                <w:szCs w:val="14"/>
-              </w:rPr>
-              <w:t>/202</w:t>
-            </w:r>
-            <w:r>
-              <w:rPr>
-                <w:sz w:val="14"/>
-                <w:szCs w:val="14"/>
-              </w:rPr>
-              <w:t>6</w:t>
+              <w:t>18/06/2026</w:t>
             </w:r>
           </w:p>
         </w:tc>
@@ -1481,35 +1413,7 @@
                 <w:sz w:val="14"/>
                 <w:szCs w:val="14"/>
               </w:rPr>
-              <w:t>1</w:t>
-            </w:r>
-            <w:r>
-              <w:rPr>
-                <w:sz w:val="14"/>
-                <w:szCs w:val="14"/>
-              </w:rPr>
-              <w:t>8/0</w:t>
-            </w:r>
-            <w:r>
-              <w:rPr>
-                <w:sz w:val="14"/>
-                <w:szCs w:val="14"/>
-              </w:rPr>
-              <w:t>6</w:t>
-            </w:r>
-            <w:r>
-              <w:rPr>
-                <w:sz w:val="14"/>
-                <w:szCs w:val="14"/>
-              </w:rPr>
-              <w:t>/202</w:t>
-            </w:r>
-            <w:r>
-              <w:rPr>
-                <w:sz w:val="14"/>
-                <w:szCs w:val="14"/>
-              </w:rPr>
-              <w:t>6</w:t>
+              <w:t>18/06/2026</w:t>
             </w:r>
           </w:p>
         </w:tc>
@@ -16724,6 +16628,7 @@
       </w:pPr>
       <w:r>
         <w:rPr>
+          <w:noProof/>
           <w:sz w:val="24"/>
           <w:szCs w:val="24"/>
         </w:rPr>
@@ -21414,6 +21319,7 @@
         <w:rPr>
           <w:sz w:val="20"/>
           <w:szCs w:val="20"/>
+          <w:lang w:val="en-US"/>
         </w:rPr>
       </w:pPr>
       <w:r>
@@ -21428,38 +21334,25 @@
         <w:rPr>
           <w:sz w:val="20"/>
           <w:szCs w:val="20"/>
-        </w:rPr>
-        <w:t>"</w:t>
-      </w:r>
-      <w:proofErr w:type="spellStart"/>
-      <w:r>
-        <w:rPr>
-          <w:sz w:val="20"/>
-          <w:szCs w:val="20"/>
-        </w:rPr>
-        <w:t>ttl</w:t>
-      </w:r>
-      <w:proofErr w:type="spellEnd"/>
-      <w:r>
-        <w:rPr>
-          <w:sz w:val="20"/>
-          <w:szCs w:val="20"/>
-        </w:rPr>
-        <w:t>": 1800</w:t>
-      </w:r>
-    </w:p>
-    <w:p>
-      <w:pPr>
-        <w:jc w:val="both"/>
-        <w:rPr>
-          <w:sz w:val="20"/>
-          <w:szCs w:val="20"/>
-        </w:rPr>
-      </w:pPr>
-      <w:r>
-        <w:rPr>
-          <w:sz w:val="20"/>
-          <w:szCs w:val="20"/>
+          <w:lang w:val="en-US"/>
+        </w:rPr>
+        <w:t>"ttl": 1800</w:t>
+      </w:r>
+    </w:p>
+    <w:p>
+      <w:pPr>
+        <w:jc w:val="both"/>
+        <w:rPr>
+          <w:sz w:val="20"/>
+          <w:szCs w:val="20"/>
+          <w:lang w:val="en-US"/>
+        </w:rPr>
+      </w:pPr>
+      <w:r>
+        <w:rPr>
+          <w:sz w:val="20"/>
+          <w:szCs w:val="20"/>
+          <w:lang w:val="en-US"/>
         </w:rPr>
         <w:t xml:space="preserve">  },</w:t>
       </w:r>
@@ -21470,12 +21363,14 @@
         <w:rPr>
           <w:sz w:val="20"/>
           <w:szCs w:val="20"/>
-        </w:rPr>
-      </w:pPr>
-      <w:r>
-        <w:rPr>
-          <w:sz w:val="20"/>
-          <w:szCs w:val="20"/>
+          <w:lang w:val="en-US"/>
+        </w:rPr>
+      </w:pPr>
+      <w:r>
+        <w:rPr>
+          <w:sz w:val="20"/>
+          <w:szCs w:val="20"/>
+          <w:lang w:val="en-US"/>
         </w:rPr>
         <w:t xml:space="preserve">  </w:t>
       </w:r>
@@ -21486,61 +21381,32 @@
         <w:rPr>
           <w:sz w:val="20"/>
           <w:szCs w:val="20"/>
-        </w:rPr>
-      </w:pPr>
-      <w:r>
-        <w:rPr>
-          <w:sz w:val="20"/>
-          <w:szCs w:val="20"/>
-        </w:rPr>
-        <w:t xml:space="preserve">  "</w:t>
-      </w:r>
-      <w:proofErr w:type="spellStart"/>
-      <w:r>
-        <w:rPr>
-          <w:sz w:val="20"/>
-          <w:szCs w:val="20"/>
-        </w:rPr>
-        <w:t>nlp_model_cache</w:t>
-      </w:r>
-      <w:proofErr w:type="spellEnd"/>
-      <w:r>
-        <w:rPr>
-          <w:sz w:val="20"/>
-          <w:szCs w:val="20"/>
-        </w:rPr>
-        <w:t>:{</w:t>
-      </w:r>
-      <w:proofErr w:type="spellStart"/>
-      <w:r>
-        <w:rPr>
-          <w:sz w:val="20"/>
-          <w:szCs w:val="20"/>
-        </w:rPr>
-        <w:t>model_version</w:t>
-      </w:r>
-      <w:proofErr w:type="spellEnd"/>
-      <w:r>
-        <w:rPr>
-          <w:sz w:val="20"/>
-          <w:szCs w:val="20"/>
-        </w:rPr>
-        <w:t>}": {</w:t>
-      </w:r>
-    </w:p>
-    <w:p>
-      <w:pPr>
-        <w:jc w:val="both"/>
-        <w:rPr>
-          <w:sz w:val="20"/>
-          <w:szCs w:val="20"/>
-          <w:lang w:val="en-US"/>
-        </w:rPr>
-      </w:pPr>
-      <w:r>
-        <w:rPr>
-          <w:sz w:val="20"/>
-          <w:szCs w:val="20"/>
+          <w:lang w:val="en-US"/>
+        </w:rPr>
+      </w:pPr>
+      <w:r>
+        <w:rPr>
+          <w:sz w:val="20"/>
+          <w:szCs w:val="20"/>
+          <w:lang w:val="en-US"/>
+        </w:rPr>
+        <w:t xml:space="preserve">  "nlp_model_cache:{model_version}": {</w:t>
+      </w:r>
+    </w:p>
+    <w:p>
+      <w:pPr>
+        <w:jc w:val="both"/>
+        <w:rPr>
+          <w:sz w:val="20"/>
+          <w:szCs w:val="20"/>
+          <w:lang w:val="en-US"/>
+        </w:rPr>
+      </w:pPr>
+      <w:r>
+        <w:rPr>
+          <w:sz w:val="20"/>
+          <w:szCs w:val="20"/>
+          <w:lang w:val="en-US"/>
         </w:rPr>
         <w:t xml:space="preserve">    </w:t>
       </w:r>
@@ -21667,6 +21533,7 @@
         <w:rPr>
           <w:sz w:val="20"/>
           <w:szCs w:val="20"/>
+          <w:lang w:val="en-US"/>
         </w:rPr>
       </w:pPr>
       <w:r>
@@ -21681,40 +21548,33 @@
         <w:rPr>
           <w:sz w:val="20"/>
           <w:szCs w:val="20"/>
-        </w:rPr>
-        <w:t>"</w:t>
-      </w:r>
-      <w:proofErr w:type="spellStart"/>
-      <w:r>
-        <w:rPr>
-          <w:sz w:val="20"/>
-          <w:szCs w:val="20"/>
-        </w:rPr>
-        <w:t>feature_count</w:t>
-      </w:r>
-      <w:proofErr w:type="spellEnd"/>
-      <w:r>
-        <w:rPr>
-          <w:sz w:val="20"/>
-          <w:szCs w:val="20"/>
-        </w:rPr>
-        <w:t>": 1024</w:t>
-      </w:r>
-    </w:p>
-    <w:p>
-      <w:pPr>
-        <w:jc w:val="both"/>
-        <w:rPr>
-          <w:sz w:val="20"/>
-          <w:szCs w:val="20"/>
-        </w:rPr>
-      </w:pPr>
-      <w:r>
-        <w:rPr>
-          <w:sz w:val="20"/>
-          <w:szCs w:val="20"/>
-        </w:rPr>
-        <w:t xml:space="preserve">    },</w:t>
+          <w:lang w:val="en-US"/>
+        </w:rPr>
+        <w:t>"feature_count": 1024</w:t>
+      </w:r>
+    </w:p>
+    <w:p>
+      <w:pPr>
+        <w:jc w:val="both"/>
+        <w:rPr>
+          <w:sz w:val="20"/>
+          <w:szCs w:val="20"/>
+        </w:rPr>
+      </w:pPr>
+      <w:r>
+        <w:rPr>
+          <w:sz w:val="20"/>
+          <w:szCs w:val="20"/>
+          <w:lang w:val="en-US"/>
+        </w:rPr>
+        <w:t xml:space="preserve">    </w:t>
+      </w:r>
+      <w:r>
+        <w:rPr>
+          <w:sz w:val="20"/>
+          <w:szCs w:val="20"/>
+        </w:rPr>
+        <w:t>},</w:t>
       </w:r>
     </w:p>
     <w:p>
@@ -24081,13 +23941,15 @@
           <w:rFonts w:ascii="Arial" w:hAnsi="Arial" w:cs="Arial"/>
           <w:sz w:val="24"/>
           <w:szCs w:val="24"/>
-        </w:rPr>
-      </w:pPr>
-      <w:r>
-        <w:rPr>
-          <w:rFonts w:ascii="Arial" w:hAnsi="Arial" w:cs="Arial"/>
-          <w:sz w:val="24"/>
-          <w:szCs w:val="24"/>
+          <w:lang w:val="en-US"/>
+        </w:rPr>
+      </w:pPr>
+      <w:r>
+        <w:rPr>
+          <w:rFonts w:ascii="Arial" w:hAnsi="Arial" w:cs="Arial"/>
+          <w:sz w:val="24"/>
+          <w:szCs w:val="24"/>
+          <w:lang w:val="en-US"/>
         </w:rPr>
         <w:t>};</w:t>
       </w:r>
@@ -24099,6 +23961,7 @@
           <w:rFonts w:ascii="Arial" w:hAnsi="Arial" w:cs="Arial"/>
           <w:sz w:val="24"/>
           <w:szCs w:val="24"/>
+          <w:lang w:val="en-US"/>
         </w:rPr>
       </w:pPr>
     </w:p>
@@ -25456,7 +25319,6 @@
           <w:rFonts w:ascii="Arial" w:hAnsi="Arial" w:cs="Arial"/>
           <w:sz w:val="24"/>
           <w:szCs w:val="24"/>
-          <w:lang w:val="en-US"/>
         </w:rPr>
       </w:pPr>
       <w:r>
@@ -25468,126 +25330,58 @@
         </w:rPr>
         <w:t xml:space="preserve">    </w:t>
       </w:r>
-      <w:proofErr w:type="spellStart"/>
-      <w:r>
-        <w:rPr>
-          <w:rFonts w:ascii="Arial" w:hAnsi="Arial" w:cs="Arial"/>
-          <w:sz w:val="24"/>
-          <w:szCs w:val="24"/>
-          <w:lang w:val="en-US"/>
-        </w:rPr>
-        <w:t>min_samples</w:t>
-      </w:r>
-      <w:proofErr w:type="spellEnd"/>
-      <w:r>
-        <w:rPr>
-          <w:rFonts w:ascii="Arial" w:hAnsi="Arial" w:cs="Arial"/>
-          <w:sz w:val="24"/>
-          <w:szCs w:val="24"/>
-          <w:lang w:val="en-US"/>
-        </w:rPr>
-        <w:t>: 1000</w:t>
-      </w:r>
-    </w:p>
-    <w:p>
-      <w:pPr>
-        <w:jc w:val="both"/>
-        <w:rPr>
-          <w:rFonts w:ascii="Arial" w:hAnsi="Arial" w:cs="Arial"/>
-          <w:sz w:val="24"/>
-          <w:szCs w:val="24"/>
-          <w:lang w:val="en-US"/>
-        </w:rPr>
-      </w:pPr>
-      <w:r>
-        <w:rPr>
-          <w:rFonts w:ascii="Arial" w:hAnsi="Arial" w:cs="Arial"/>
-          <w:sz w:val="24"/>
-          <w:szCs w:val="24"/>
-          <w:lang w:val="en-US"/>
-        </w:rPr>
-        <w:t xml:space="preserve">    </w:t>
-      </w:r>
-      <w:proofErr w:type="spellStart"/>
-      <w:r>
-        <w:rPr>
-          <w:rFonts w:ascii="Arial" w:hAnsi="Arial" w:cs="Arial"/>
-          <w:sz w:val="24"/>
-          <w:szCs w:val="24"/>
-          <w:lang w:val="en-US"/>
-        </w:rPr>
-        <w:t>validation_split</w:t>
-      </w:r>
-      <w:proofErr w:type="spellEnd"/>
-      <w:r>
-        <w:rPr>
-          <w:rFonts w:ascii="Arial" w:hAnsi="Arial" w:cs="Arial"/>
-          <w:sz w:val="24"/>
-          <w:szCs w:val="24"/>
-          <w:lang w:val="en-US"/>
-        </w:rPr>
-        <w:t>: 0.2</w:t>
-      </w:r>
-    </w:p>
-    <w:p>
-      <w:pPr>
-        <w:jc w:val="both"/>
-        <w:rPr>
-          <w:rFonts w:ascii="Arial" w:hAnsi="Arial" w:cs="Arial"/>
-          <w:sz w:val="24"/>
-          <w:szCs w:val="24"/>
-          <w:lang w:val="en-US"/>
-        </w:rPr>
-      </w:pPr>
-      <w:r>
-        <w:rPr>
-          <w:rFonts w:ascii="Arial" w:hAnsi="Arial" w:cs="Arial"/>
-          <w:sz w:val="24"/>
-          <w:szCs w:val="24"/>
-          <w:lang w:val="en-US"/>
-        </w:rPr>
-        <w:t xml:space="preserve">    </w:t>
-      </w:r>
-      <w:proofErr w:type="spellStart"/>
-      <w:r>
-        <w:rPr>
-          <w:rFonts w:ascii="Arial" w:hAnsi="Arial" w:cs="Arial"/>
-          <w:sz w:val="24"/>
-          <w:szCs w:val="24"/>
-          <w:lang w:val="en-US"/>
-        </w:rPr>
-        <w:t>auto_deploy</w:t>
-      </w:r>
-      <w:proofErr w:type="spellEnd"/>
-      <w:r>
-        <w:rPr>
-          <w:rFonts w:ascii="Arial" w:hAnsi="Arial" w:cs="Arial"/>
-          <w:sz w:val="24"/>
-          <w:szCs w:val="24"/>
-          <w:lang w:val="en-US"/>
-        </w:rPr>
-        <w:t xml:space="preserve">: </w:t>
-      </w:r>
-      <w:proofErr w:type="gramStart"/>
-      <w:r>
-        <w:rPr>
-          <w:rFonts w:ascii="Arial" w:hAnsi="Arial" w:cs="Arial"/>
-          <w:sz w:val="24"/>
-          <w:szCs w:val="24"/>
-          <w:lang w:val="en-US"/>
-        </w:rPr>
-        <w:t>false</w:t>
-      </w:r>
-      <w:proofErr w:type="gramEnd"/>
-    </w:p>
-    <w:p>
-      <w:pPr>
-        <w:jc w:val="both"/>
-        <w:rPr>
-          <w:rFonts w:ascii="Arial" w:hAnsi="Arial" w:cs="Arial"/>
-          <w:sz w:val="24"/>
-          <w:szCs w:val="24"/>
-          <w:lang w:val="en-US"/>
+      <w:r>
+        <w:rPr>
+          <w:rFonts w:ascii="Arial" w:hAnsi="Arial" w:cs="Arial"/>
+          <w:sz w:val="24"/>
+          <w:szCs w:val="24"/>
+        </w:rPr>
+        <w:t>min_samples: 1000</w:t>
+      </w:r>
+    </w:p>
+    <w:p>
+      <w:pPr>
+        <w:jc w:val="both"/>
+        <w:rPr>
+          <w:rFonts w:ascii="Arial" w:hAnsi="Arial" w:cs="Arial"/>
+          <w:sz w:val="24"/>
+          <w:szCs w:val="24"/>
+        </w:rPr>
+      </w:pPr>
+      <w:r>
+        <w:rPr>
+          <w:rFonts w:ascii="Arial" w:hAnsi="Arial" w:cs="Arial"/>
+          <w:sz w:val="24"/>
+          <w:szCs w:val="24"/>
+        </w:rPr>
+        <w:t xml:space="preserve">    validation_split: 0.2</w:t>
+      </w:r>
+    </w:p>
+    <w:p>
+      <w:pPr>
+        <w:jc w:val="both"/>
+        <w:rPr>
+          <w:rFonts w:ascii="Arial" w:hAnsi="Arial" w:cs="Arial"/>
+          <w:sz w:val="24"/>
+          <w:szCs w:val="24"/>
+        </w:rPr>
+      </w:pPr>
+      <w:r>
+        <w:rPr>
+          <w:rFonts w:ascii="Arial" w:hAnsi="Arial" w:cs="Arial"/>
+          <w:sz w:val="24"/>
+          <w:szCs w:val="24"/>
+        </w:rPr>
+        <w:t xml:space="preserve">    auto_deploy: false</w:t>
+      </w:r>
+    </w:p>
+    <w:p>
+      <w:pPr>
+        <w:jc w:val="both"/>
+        <w:rPr>
+          <w:rFonts w:ascii="Arial" w:hAnsi="Arial" w:cs="Arial"/>
+          <w:sz w:val="24"/>
+          <w:szCs w:val="24"/>
         </w:rPr>
       </w:pPr>
     </w:p>
@@ -26038,7 +25832,6 @@
           <w:szCs w:val="24"/>
         </w:rPr>
       </w:pPr>
-      <w:proofErr w:type="spellStart"/>
       <w:r>
         <w:rPr>
           <w:rFonts w:ascii="Arial" w:hAnsi="Arial" w:cs="Arial"/>
@@ -26046,17 +25839,7 @@
           <w:sz w:val="24"/>
           <w:szCs w:val="24"/>
         </w:rPr>
-        <w:t>Failover</w:t>
-      </w:r>
-      <w:proofErr w:type="spellEnd"/>
-      <w:r>
-        <w:rPr>
-          <w:rFonts w:ascii="Arial" w:hAnsi="Arial" w:cs="Arial"/>
-          <w:b/>
-          <w:sz w:val="24"/>
-          <w:szCs w:val="24"/>
-        </w:rPr>
-        <w:t xml:space="preserve"> Automático:</w:t>
+        <w:t>Failover Automático:</w:t>
       </w:r>
     </w:p>
     <w:p>
@@ -27397,7 +27180,6 @@
           <w:rFonts w:ascii="Arial" w:hAnsi="Arial" w:cs="Arial"/>
           <w:sz w:val="24"/>
           <w:szCs w:val="24"/>
-          <w:lang w:val="en-US"/>
         </w:rPr>
       </w:pPr>
       <w:r>
@@ -27409,53 +27191,29 @@
         </w:rPr>
         <w:t xml:space="preserve">      </w:t>
       </w:r>
-      <w:proofErr w:type="spellStart"/>
-      <w:r>
-        <w:rPr>
-          <w:rFonts w:ascii="Arial" w:hAnsi="Arial" w:cs="Arial"/>
-          <w:sz w:val="24"/>
-          <w:szCs w:val="24"/>
-          <w:lang w:val="en-US"/>
-        </w:rPr>
-        <w:t>error_rate</w:t>
-      </w:r>
-      <w:proofErr w:type="spellEnd"/>
-      <w:r>
-        <w:rPr>
-          <w:rFonts w:ascii="Arial" w:hAnsi="Arial" w:cs="Arial"/>
-          <w:sz w:val="24"/>
-          <w:szCs w:val="24"/>
-          <w:lang w:val="en-US"/>
-        </w:rPr>
-        <w:t xml:space="preserve">: "&gt; </w:t>
-      </w:r>
-      <w:proofErr w:type="gramStart"/>
-      <w:r>
-        <w:rPr>
-          <w:rFonts w:ascii="Arial" w:hAnsi="Arial" w:cs="Arial"/>
-          <w:sz w:val="24"/>
-          <w:szCs w:val="24"/>
-          <w:lang w:val="en-US"/>
-        </w:rPr>
-        <w:t>1%"</w:t>
-      </w:r>
-      <w:proofErr w:type="gramEnd"/>
-    </w:p>
-    <w:p>
-      <w:pPr>
-        <w:jc w:val="both"/>
-        <w:rPr>
-          <w:rFonts w:ascii="Arial" w:hAnsi="Arial" w:cs="Arial"/>
-          <w:sz w:val="24"/>
-          <w:szCs w:val="24"/>
-        </w:rPr>
-      </w:pPr>
-      <w:r>
-        <w:rPr>
-          <w:rFonts w:ascii="Arial" w:hAnsi="Arial" w:cs="Arial"/>
-          <w:sz w:val="24"/>
-          <w:szCs w:val="24"/>
-          <w:lang w:val="en-US"/>
+      <w:r>
+        <w:rPr>
+          <w:rFonts w:ascii="Arial" w:hAnsi="Arial" w:cs="Arial"/>
+          <w:sz w:val="24"/>
+          <w:szCs w:val="24"/>
+        </w:rPr>
+        <w:t>error_rate: "&gt; 1%"</w:t>
+      </w:r>
+    </w:p>
+    <w:p>
+      <w:pPr>
+        <w:jc w:val="both"/>
+        <w:rPr>
+          <w:rFonts w:ascii="Arial" w:hAnsi="Arial" w:cs="Arial"/>
+          <w:sz w:val="24"/>
+          <w:szCs w:val="24"/>
+        </w:rPr>
+      </w:pPr>
+      <w:r>
+        <w:rPr>
+          <w:rFonts w:ascii="Arial" w:hAnsi="Arial" w:cs="Arial"/>
+          <w:sz w:val="24"/>
+          <w:szCs w:val="24"/>
         </w:rPr>
         <w:t xml:space="preserve">      </w:t>
       </w:r>
@@ -29727,6 +29485,7 @@
           <w:rFonts w:ascii="Arial" w:hAnsi="Arial" w:cs="Arial"/>
           <w:sz w:val="24"/>
           <w:szCs w:val="24"/>
+          <w:lang w:val="en-US"/>
         </w:rPr>
       </w:pPr>
       <w:r>
@@ -29738,60 +29497,24 @@
         </w:rPr>
         <w:t xml:space="preserve">    </w:t>
       </w:r>
-      <w:proofErr w:type="spellStart"/>
-      <w:r>
-        <w:rPr>
-          <w:rFonts w:ascii="Arial" w:hAnsi="Arial" w:cs="Arial"/>
-          <w:sz w:val="24"/>
-          <w:szCs w:val="24"/>
-        </w:rPr>
-        <w:t>recovery_timeout</w:t>
-      </w:r>
-      <w:proofErr w:type="spellEnd"/>
-      <w:r>
-        <w:rPr>
-          <w:rFonts w:ascii="Arial" w:hAnsi="Arial" w:cs="Arial"/>
-          <w:sz w:val="24"/>
-          <w:szCs w:val="24"/>
-        </w:rPr>
-        <w:t xml:space="preserve">: </w:t>
-      </w:r>
-      <w:proofErr w:type="gramStart"/>
-      <w:r>
-        <w:rPr>
-          <w:rFonts w:ascii="Arial" w:hAnsi="Arial" w:cs="Arial"/>
-          <w:sz w:val="24"/>
-          <w:szCs w:val="24"/>
-        </w:rPr>
-        <w:t>30  #</w:t>
-      </w:r>
-      <w:proofErr w:type="gramEnd"/>
-      <w:r>
-        <w:rPr>
-          <w:rFonts w:ascii="Arial" w:hAnsi="Arial" w:cs="Arial"/>
-          <w:sz w:val="24"/>
-          <w:szCs w:val="24"/>
-        </w:rPr>
-        <w:t xml:space="preserve"> </w:t>
-      </w:r>
-      <w:proofErr w:type="spellStart"/>
-      <w:r>
-        <w:rPr>
-          <w:rFonts w:ascii="Arial" w:hAnsi="Arial" w:cs="Arial"/>
-          <w:sz w:val="24"/>
-          <w:szCs w:val="24"/>
-        </w:rPr>
-        <w:t>seconds</w:t>
-      </w:r>
-      <w:proofErr w:type="spellEnd"/>
-    </w:p>
-    <w:p>
-      <w:pPr>
-        <w:jc w:val="both"/>
-        <w:rPr>
-          <w:rFonts w:ascii="Arial" w:hAnsi="Arial" w:cs="Arial"/>
-          <w:sz w:val="24"/>
-          <w:szCs w:val="24"/>
+      <w:r>
+        <w:rPr>
+          <w:rFonts w:ascii="Arial" w:hAnsi="Arial" w:cs="Arial"/>
+          <w:sz w:val="24"/>
+          <w:szCs w:val="24"/>
+          <w:lang w:val="en-US"/>
+        </w:rPr>
+        <w:t>recovery_timeout: 30  # seconds</w:t>
+      </w:r>
+    </w:p>
+    <w:p>
+      <w:pPr>
+        <w:jc w:val="both"/>
+        <w:rPr>
+          <w:rFonts w:ascii="Arial" w:hAnsi="Arial" w:cs="Arial"/>
+          <w:sz w:val="24"/>
+          <w:szCs w:val="24"/>
+          <w:lang w:val="en-US"/>
         </w:rPr>
       </w:pPr>
     </w:p>
@@ -29803,6 +29526,7 @@
           <w:b/>
           <w:sz w:val="24"/>
           <w:szCs w:val="24"/>
+          <w:lang w:val="en-US"/>
         </w:rPr>
       </w:pPr>
       <w:r>
@@ -29811,6 +29535,7 @@
           <w:b/>
           <w:sz w:val="24"/>
           <w:szCs w:val="24"/>
+          <w:lang w:val="en-US"/>
         </w:rPr>
         <w:t>Métricas de Rendimiento Objetivo:</w:t>
       </w:r>
@@ -39826,6 +39551,7 @@
   <w:num w:numId="73" w16cid:durableId="1211653404">
     <w:abstractNumId w:val="54"/>
   </w:num>
+  <w:numIdMacAtCleanup w:val="73"/>
 </w:numbering>
 </file>
 

--- a/Documentation/FD04-EPIS-Informe SAD de Proyecto.docx
+++ b/Documentation/FD04-EPIS-Informe SAD de Proyecto.docx
@@ -375,35 +375,8 @@
           <w:szCs w:val="28"/>
         </w:rPr>
         <w:t>Chávez Linares, Cesar Fabian</w:t>
-      </w:r>
-      <w:r>
-        <w:rPr>
-          <w:rFonts w:ascii="Arial" w:eastAsia="Arial" w:hAnsi="Arial" w:cs="Arial"/>
-          <w:b/>
-          <w:i/>
-          <w:sz w:val="28"/>
-          <w:szCs w:val="28"/>
-        </w:rPr>
         <w:tab/>
-      </w:r>
-      <w:r>
-        <w:rPr>
-          <w:rFonts w:ascii="Arial" w:eastAsia="Arial" w:hAnsi="Arial" w:cs="Arial"/>
-          <w:b/>
-          <w:i/>
-          <w:sz w:val="28"/>
-          <w:szCs w:val="28"/>
-        </w:rPr>
         <w:tab/>
-      </w:r>
-      <w:r>
-        <w:rPr>
-          <w:rFonts w:ascii="Arial" w:eastAsia="Arial" w:hAnsi="Arial" w:cs="Arial"/>
-          <w:b/>
-          <w:i/>
-          <w:sz w:val="28"/>
-          <w:szCs w:val="28"/>
-        </w:rPr>
         <w:tab/>
         <w:t>(2019063854)</w:t>
       </w:r>
@@ -790,9 +763,13 @@
           <w:sz w:val="36"/>
           <w:szCs w:val="36"/>
         </w:rPr>
-        <w:t>Documento de</w:t>
-      </w:r>
-      <w:r>
+        <w:t>Documento de Arquitectura de Software</w:t>
+      </w:r>
+    </w:p>
+    <w:p>
+      <w:pPr>
+        <w:widowControl w:val="0"/>
+        <w:jc w:val="right"/>
         <w:rPr>
           <w:rFonts w:ascii="Times New Roman" w:eastAsia="Times New Roman" w:hAnsi="Times New Roman" w:cs="Times New Roman"/>
           <w:b/>
@@ -800,20 +777,6 @@
           <w:sz w:val="36"/>
           <w:szCs w:val="36"/>
         </w:rPr>
-        <w:t xml:space="preserve"> Arquitectura de Software</w:t>
-      </w:r>
-    </w:p>
-    <w:p>
-      <w:pPr>
-        <w:widowControl w:val="0"/>
-        <w:jc w:val="right"/>
-        <w:rPr>
-          <w:rFonts w:ascii="Times New Roman" w:eastAsia="Times New Roman" w:hAnsi="Times New Roman" w:cs="Times New Roman"/>
-          <w:b/>
-          <w:color w:val="000000"/>
-          <w:sz w:val="36"/>
-          <w:szCs w:val="36"/>
-        </w:rPr>
       </w:pPr>
     </w:p>
     <w:p>
@@ -836,27 +799,7 @@
           <w:sz w:val="28"/>
           <w:szCs w:val="28"/>
         </w:rPr>
-        <w:t xml:space="preserve">Versión </w:t>
-      </w:r>
-      <w:r>
-        <w:rPr>
-          <w:rFonts w:ascii="Times New Roman" w:eastAsia="Times New Roman" w:hAnsi="Times New Roman" w:cs="Times New Roman"/>
-          <w:b/>
-          <w:color w:val="000000"/>
-          <w:sz w:val="28"/>
-          <w:szCs w:val="28"/>
-        </w:rPr>
-        <w:t>2</w:t>
-      </w:r>
-      <w:r>
-        <w:rPr>
-          <w:rFonts w:ascii="Times New Roman" w:eastAsia="Times New Roman" w:hAnsi="Times New Roman" w:cs="Times New Roman"/>
-          <w:b/>
-          <w:color w:val="000000"/>
-          <w:sz w:val="28"/>
-          <w:szCs w:val="28"/>
-        </w:rPr>
-        <w:t>.0</w:t>
+        <w:t>Versión 2.0</w:t>
       </w:r>
     </w:p>
     <w:p>
@@ -1461,13 +1404,6 @@
           <w:color w:val="1F3864"/>
         </w:rPr>
         <w:t>1. Introducción</w:t>
-      </w:r>
-      <w:r>
-        <w:rPr>
-          <w:b/>
-          <w:bCs/>
-          <w:color w:val="1F3864"/>
-        </w:rPr>
         <w:tab/>
         <w:t>4</w:t>
       </w:r>
@@ -1486,13 +1422,6 @@
           <w:color w:val="1F3864"/>
         </w:rPr>
         <w:t>2. Representación Arquitectónica</w:t>
-      </w:r>
-      <w:r>
-        <w:rPr>
-          <w:b/>
-          <w:bCs/>
-          <w:color w:val="1F3864"/>
-        </w:rPr>
         <w:tab/>
         <w:t>5</w:t>
       </w:r>
@@ -1511,13 +1440,6 @@
           <w:color w:val="1F3864"/>
         </w:rPr>
         <w:t>3. Objetivos y Limitaciones Arquitectónicas</w:t>
-      </w:r>
-      <w:r>
-        <w:rPr>
-          <w:b/>
-          <w:bCs/>
-          <w:color w:val="1F3864"/>
-        </w:rPr>
         <w:tab/>
         <w:t>7</w:t>
       </w:r>
@@ -1536,13 +1458,6 @@
           <w:color w:val="1F3864"/>
         </w:rPr>
         <w:t>4. Análisis de Requerimientos</w:t>
-      </w:r>
-      <w:r>
-        <w:rPr>
-          <w:b/>
-          <w:bCs/>
-          <w:color w:val="1F3864"/>
-        </w:rPr>
         <w:tab/>
         <w:t>9</w:t>
       </w:r>
@@ -1561,15 +1476,8 @@
           <w:color w:val="1F3864"/>
         </w:rPr>
         <w:t>5. Vistas de Caso de Uso</w:t>
-      </w:r>
-      <w:r>
-        <w:rPr>
-          <w:b/>
-          <w:bCs/>
-          <w:color w:val="1F3864"/>
-        </w:rPr>
         <w:tab/>
-        <w:t>11</w:t>
+        <w:t>10</w:t>
       </w:r>
     </w:p>
     <w:p>
@@ -1586,13 +1494,6 @@
           <w:color w:val="1F3864"/>
         </w:rPr>
         <w:t>6. Vista Lógica</w:t>
-      </w:r>
-      <w:r>
-        <w:rPr>
-          <w:b/>
-          <w:bCs/>
-          <w:color w:val="1F3864"/>
-        </w:rPr>
         <w:tab/>
         <w:t>12</w:t>
       </w:r>
@@ -1611,15 +1512,8 @@
           <w:color w:val="1F3864"/>
         </w:rPr>
         <w:t>7. Vista de Procesos</w:t>
-      </w:r>
-      <w:r>
-        <w:rPr>
-          <w:b/>
-          <w:bCs/>
-          <w:color w:val="1F3864"/>
-        </w:rPr>
         <w:tab/>
-        <w:t>13</w:t>
+        <w:t>55</w:t>
       </w:r>
     </w:p>
     <w:p>
@@ -1636,15 +1530,8 @@
           <w:color w:val="1F3864"/>
         </w:rPr>
         <w:t>8. Vista de Despliegue</w:t>
-      </w:r>
-      <w:r>
-        <w:rPr>
-          <w:b/>
-          <w:bCs/>
-          <w:color w:val="1F3864"/>
-        </w:rPr>
         <w:tab/>
-        <w:t>14</w:t>
+        <w:t>57</w:t>
       </w:r>
     </w:p>
     <w:p>
@@ -1661,15 +1548,8 @@
           <w:color w:val="1F3864"/>
         </w:rPr>
         <w:t>9. Vista de Implementación</w:t>
-      </w:r>
-      <w:r>
-        <w:rPr>
-          <w:b/>
-          <w:bCs/>
-          <w:color w:val="1F3864"/>
-        </w:rPr>
         <w:tab/>
-        <w:t>15</w:t>
+        <w:t>58</w:t>
       </w:r>
     </w:p>
     <w:p>
@@ -1686,15 +1566,8 @@
           <w:color w:val="1F3864"/>
         </w:rPr>
         <w:t>10. Vista de Datos</w:t>
-      </w:r>
-      <w:r>
-        <w:rPr>
-          <w:b/>
-          <w:bCs/>
-          <w:color w:val="1F3864"/>
-        </w:rPr>
         <w:tab/>
-        <w:t>16</w:t>
+        <w:t>59</w:t>
       </w:r>
     </w:p>
     <w:p>
@@ -1711,15 +1584,8 @@
           <w:color w:val="1F3864"/>
         </w:rPr>
         <w:t>11. Calidad</w:t>
-      </w:r>
-      <w:r>
-        <w:rPr>
-          <w:b/>
-          <w:bCs/>
-          <w:color w:val="1F3864"/>
-        </w:rPr>
         <w:tab/>
-        <w:t>18</w:t>
+        <w:t>61</w:t>
       </w:r>
     </w:p>
     <w:p>
@@ -1736,15 +1602,8 @@
           <w:color w:val="1F3864"/>
         </w:rPr>
         <w:t>Conclusiones</w:t>
-      </w:r>
-      <w:r>
-        <w:rPr>
-          <w:b/>
-          <w:bCs/>
-          <w:color w:val="1F3864"/>
-        </w:rPr>
         <w:tab/>
-        <w:t>21</w:t>
+        <w:t>63</w:t>
       </w:r>
     </w:p>
     <w:p>
@@ -1761,15 +1620,8 @@
           <w:color w:val="1F3864"/>
         </w:rPr>
         <w:t>Recomendaciones</w:t>
-      </w:r>
-      <w:r>
-        <w:rPr>
-          <w:b/>
-          <w:bCs/>
-          <w:color w:val="1F3864"/>
-        </w:rPr>
         <w:tab/>
-        <w:t>21</w:t>
+        <w:t>63</w:t>
       </w:r>
     </w:p>
     <w:p>
@@ -1786,15 +1638,8 @@
           <w:color w:val="1F3864"/>
         </w:rPr>
         <w:t>Bibliografía</w:t>
-      </w:r>
-      <w:r>
-        <w:rPr>
-          <w:b/>
-          <w:bCs/>
-          <w:color w:val="1F3864"/>
-        </w:rPr>
         <w:tab/>
-        <w:t>22</w:t>
+        <w:t>63</w:t>
       </w:r>
     </w:p>
     <w:p>
@@ -1811,15 +1656,8 @@
           <w:color w:val="1F3864"/>
         </w:rPr>
         <w:t>Webgrafía</w:t>
-      </w:r>
-      <w:r>
-        <w:rPr>
-          <w:b/>
-          <w:bCs/>
-          <w:color w:val="1F3864"/>
-        </w:rPr>
         <w:tab/>
-        <w:t>22</w:t>
+        <w:t>63</w:t>
       </w:r>
     </w:p>
     <w:p>
@@ -1937,21 +1775,7 @@
         <w:rPr>
           <w:lang w:val="en-US"/>
         </w:rPr>
-        <w:t xml:space="preserve">Backend </w:t>
-      </w:r>
-      <w:proofErr w:type="spellStart"/>
-      <w:r>
-        <w:rPr>
-          <w:lang w:val="en-US"/>
-        </w:rPr>
-        <w:t>en</w:t>
-      </w:r>
-      <w:proofErr w:type="spellEnd"/>
-      <w:r>
-        <w:rPr>
-          <w:lang w:val="en-US"/>
-        </w:rPr>
-        <w:t xml:space="preserve"> Node.js/TypeScript bajo Clean Architecture.</w:t>
+        <w:t>Backend en Node.js/TypeScript bajo Clean Architecture.</w:t>
       </w:r>
     </w:p>
     <w:p>
@@ -2048,15 +1872,7 @@
         <w:jc w:val="both"/>
       </w:pPr>
       <w:r>
-        <w:t>Telemedicina en tiempo real (</w:t>
-      </w:r>
-      <w:proofErr w:type="spellStart"/>
-      <w:r>
-        <w:t>videoconsulta</w:t>
-      </w:r>
-      <w:proofErr w:type="spellEnd"/>
-      <w:r>
-        <w:t>).</w:t>
+        <w:t>Telemedicina en tiempo real (videoconsulta).</w:t>
       </w:r>
     </w:p>
     <w:p>
@@ -2794,15 +2610,7 @@
         <w:jc w:val="both"/>
       </w:pPr>
       <w:r>
-        <w:t xml:space="preserve">IEEE </w:t>
-      </w:r>
-      <w:proofErr w:type="spellStart"/>
-      <w:r>
-        <w:t>Std</w:t>
-      </w:r>
-      <w:proofErr w:type="spellEnd"/>
-      <w:r>
-        <w:t xml:space="preserve"> 1471-2000 / ISO-IEC-IEEE 42010: descripción arquitectónica de sistemas de software.</w:t>
+        <w:t>IEEE Std 1471-2000 / ISO-IEC-IEEE 42010: descripción arquitectónica de sistemas de software.</w:t>
       </w:r>
     </w:p>
     <w:p>
@@ -2816,15 +2624,7 @@
         <w:jc w:val="both"/>
       </w:pPr>
       <w:r>
-        <w:t>ISO/IEC 25010:2011: requisitos y evaluación de calidad de software (</w:t>
-      </w:r>
-      <w:proofErr w:type="spellStart"/>
-      <w:r>
-        <w:t>SQuaRE</w:t>
-      </w:r>
-      <w:proofErr w:type="spellEnd"/>
-      <w:r>
-        <w:t>).</w:t>
+        <w:t>ISO/IEC 25010:2011: requisitos y evaluación de calidad de software (SQuaRE).</w:t>
       </w:r>
     </w:p>
     <w:p>
@@ -2838,15 +2638,7 @@
         <w:jc w:val="both"/>
       </w:pPr>
       <w:r>
-        <w:t xml:space="preserve">Modelo de vistas arquitectónicas “4+1” de </w:t>
-      </w:r>
-      <w:proofErr w:type="spellStart"/>
-      <w:r>
-        <w:t>Kruchten</w:t>
-      </w:r>
-      <w:proofErr w:type="spellEnd"/>
-      <w:r>
-        <w:t>.</w:t>
+        <w:t>Modelo de vistas arquitectónicas “4+1” de Kruchten.</w:t>
       </w:r>
     </w:p>
     <w:p>
@@ -2874,15 +2666,7 @@
         <w:jc w:val="both"/>
       </w:pPr>
       <w:r>
-        <w:t xml:space="preserve">Reglamento de la Ley </w:t>
-      </w:r>
-      <w:proofErr w:type="spellStart"/>
-      <w:r>
-        <w:t>N.°</w:t>
-      </w:r>
-      <w:proofErr w:type="spellEnd"/>
-      <w:r>
-        <w:t xml:space="preserve"> 29733, Ley de Protección de Datos Personales.</w:t>
+        <w:t>Reglamento de la Ley N.° 29733, Ley de Protección de Datos Personales.</w:t>
       </w:r>
     </w:p>
     <w:p>
@@ -3881,29 +3665,8 @@
         <w:spacing w:after="60" w:line="264" w:lineRule="auto"/>
         <w:jc w:val="both"/>
       </w:pPr>
-      <w:proofErr w:type="spellStart"/>
-      <w:r>
-        <w:t>Monorepo</w:t>
-      </w:r>
-      <w:proofErr w:type="spellEnd"/>
-      <w:r>
-        <w:t xml:space="preserve"> con módulos separados (</w:t>
-      </w:r>
-      <w:proofErr w:type="spellStart"/>
-      <w:r>
-        <w:t>frontend</w:t>
-      </w:r>
-      <w:proofErr w:type="spellEnd"/>
-      <w:r>
-        <w:t xml:space="preserve">, backend, ai-services, </w:t>
-      </w:r>
-      <w:proofErr w:type="spellStart"/>
-      <w:r>
-        <w:t>mobile</w:t>
-      </w:r>
-      <w:proofErr w:type="spellEnd"/>
-      <w:r>
-        <w:t>).</w:t>
+      <w:r>
+        <w:t>Monorepo con módulos separados (frontend, backend, ai-services, mobile).</w:t>
       </w:r>
     </w:p>
     <w:p>
@@ -4082,15 +3845,7 @@
         <w:jc w:val="both"/>
       </w:pPr>
       <w:r>
-        <w:t xml:space="preserve">La infraestructura se basa en contenedores orquestados con Docker Compose, con posibilidad de despliegue en servidores del MINSA o en nube híbrida. El enfoque prioriza la reproducibilidad y el bajo costo operativo frente a una arquitectura </w:t>
-      </w:r>
-      <w:proofErr w:type="spellStart"/>
-      <w:r>
-        <w:t>cloud</w:t>
-      </w:r>
-      <w:proofErr w:type="spellEnd"/>
-      <w:r>
-        <w:t xml:space="preserve"> compleja.</w:t>
+        <w:t>La infraestructura se basa en contenedores orquestados con Docker Compose, con posibilidad de despliegue en servidores del MINSA o en nube híbrida. El enfoque prioriza la reproducibilidad y el bajo costo operativo frente a una arquitectura cloud compleja.</w:t>
       </w:r>
     </w:p>
     <w:p>
@@ -4104,15 +3859,7 @@
         <w:jc w:val="both"/>
       </w:pPr>
       <w:r>
-        <w:t xml:space="preserve">Contenedores: </w:t>
-      </w:r>
-      <w:proofErr w:type="spellStart"/>
-      <w:r>
-        <w:t>frontend</w:t>
-      </w:r>
-      <w:proofErr w:type="spellEnd"/>
-      <w:r>
-        <w:t>, backend, servicio de IA, MongoDB y Redis, cada uno como servicio en Docker Compose.</w:t>
+        <w:t>Contenedores: frontend, backend, servicio de IA, MongoDB y Redis, cada uno como servicio en Docker Compose.</w:t>
       </w:r>
     </w:p>
     <w:p>
@@ -4126,23 +3873,7 @@
         <w:jc w:val="both"/>
       </w:pPr>
       <w:r>
-        <w:t>Proxy inverso Nginx con certificados SSL (</w:t>
-      </w:r>
-      <w:proofErr w:type="spellStart"/>
-      <w:r>
-        <w:t>Let's</w:t>
-      </w:r>
-      <w:proofErr w:type="spellEnd"/>
-      <w:r>
-        <w:t xml:space="preserve"> </w:t>
-      </w:r>
-      <w:proofErr w:type="spellStart"/>
-      <w:r>
-        <w:t>Encrypt</w:t>
-      </w:r>
-      <w:proofErr w:type="spellEnd"/>
-      <w:r>
-        <w:t>) para HTTPS.</w:t>
+        <w:t>Proxy inverso Nginx con certificados SSL (Let's Encrypt) para HTTPS.</w:t>
       </w:r>
     </w:p>
     <w:p>
@@ -4248,23 +3979,7 @@
         <w:jc w:val="both"/>
       </w:pPr>
       <w:r>
-        <w:t>Contenedores con reinicio automático (</w:t>
-      </w:r>
-      <w:proofErr w:type="spellStart"/>
-      <w:r>
-        <w:t>restart</w:t>
-      </w:r>
-      <w:proofErr w:type="spellEnd"/>
-      <w:r>
-        <w:t xml:space="preserve"> </w:t>
-      </w:r>
-      <w:proofErr w:type="spellStart"/>
-      <w:r>
-        <w:t>policy</w:t>
-      </w:r>
-      <w:proofErr w:type="spellEnd"/>
-      <w:r>
-        <w:t>) en Docker Compose.</w:t>
+        <w:t>Contenedores con reinicio automático (restart policy) en Docker Compose.</w:t>
       </w:r>
     </w:p>
     <w:p>
@@ -4306,23 +4021,7 @@
         <w:jc w:val="both"/>
       </w:pPr>
       <w:r>
-        <w:t xml:space="preserve">Respaldos periódicos y monitoreo básico con </w:t>
-      </w:r>
-      <w:proofErr w:type="spellStart"/>
-      <w:r>
-        <w:t>health</w:t>
-      </w:r>
-      <w:proofErr w:type="spellEnd"/>
-      <w:r>
-        <w:t xml:space="preserve"> </w:t>
-      </w:r>
-      <w:proofErr w:type="spellStart"/>
-      <w:r>
-        <w:t>checks</w:t>
-      </w:r>
-      <w:proofErr w:type="spellEnd"/>
-      <w:r>
-        <w:t>.</w:t>
+        <w:t>Respaldos periódicos y monitoreo básico con health checks.</w:t>
       </w:r>
     </w:p>
     <w:p>
@@ -4403,15 +4102,7 @@
       </w:pPr>
       <w:r>
         <w:lastRenderedPageBreak/>
-        <w:t xml:space="preserve">Cumplimiento de la Ley </w:t>
-      </w:r>
-      <w:proofErr w:type="spellStart"/>
-      <w:r>
-        <w:t>N.°</w:t>
-      </w:r>
-      <w:proofErr w:type="spellEnd"/>
-      <w:r>
-        <w:t xml:space="preserve"> 29733 de Protección de Datos Personales.</w:t>
+        <w:t>Cumplimiento de la Ley N.° 29733 de Protección de Datos Personales.</w:t>
       </w:r>
     </w:p>
     <w:p>
@@ -4671,15 +4362,7 @@
         <w:jc w:val="both"/>
       </w:pPr>
       <w:r>
-        <w:t xml:space="preserve">Uso del patrón </w:t>
-      </w:r>
-      <w:proofErr w:type="spellStart"/>
-      <w:r>
-        <w:t>Adapter</w:t>
-      </w:r>
-      <w:proofErr w:type="spellEnd"/>
-      <w:r>
-        <w:t xml:space="preserve"> para integraciones externas.</w:t>
+        <w:t>Uso del patrón Adapter para integraciones externas.</w:t>
       </w:r>
     </w:p>
     <w:p>
@@ -4707,15 +4390,7 @@
         <w:jc w:val="both"/>
       </w:pPr>
       <w:r>
-        <w:t>Patrón de servicio mock/real (feature-</w:t>
-      </w:r>
-      <w:proofErr w:type="spellStart"/>
-      <w:r>
-        <w:t>flag</w:t>
-      </w:r>
-      <w:proofErr w:type="spellEnd"/>
-      <w:r>
-        <w:t>) para el desarrollo de wearables (EPIC-08).</w:t>
+        <w:t>Patrón de servicio mock/real (feature-flag) para el desarrollo de wearables (EPIC-08).</w:t>
       </w:r>
     </w:p>
     <w:p>
@@ -4863,21 +4538,8 @@
         <w:spacing w:after="60" w:line="264" w:lineRule="auto"/>
         <w:jc w:val="both"/>
       </w:pPr>
-      <w:proofErr w:type="spellStart"/>
-      <w:r>
-        <w:t>Lazy</w:t>
-      </w:r>
-      <w:proofErr w:type="spellEnd"/>
-      <w:r>
-        <w:t xml:space="preserve"> </w:t>
-      </w:r>
-      <w:proofErr w:type="spellStart"/>
-      <w:r>
-        <w:t>loading</w:t>
-      </w:r>
-      <w:proofErr w:type="spellEnd"/>
-      <w:r>
-        <w:t xml:space="preserve"> en las interfaces de usuario.</w:t>
+      <w:r>
+        <w:t>Lazy loading en las interfaces de usuario.</w:t>
       </w:r>
     </w:p>
     <w:p>
@@ -4906,15 +4568,7 @@
         <w:jc w:val="both"/>
       </w:pPr>
       <w:r>
-        <w:t>Compresión de respuestas de la API (</w:t>
-      </w:r>
-      <w:proofErr w:type="spellStart"/>
-      <w:r>
-        <w:t>gzip</w:t>
-      </w:r>
-      <w:proofErr w:type="spellEnd"/>
-      <w:r>
-        <w:t>) e índices adecuados en MongoDB.</w:t>
+        <w:t>Compresión de respuestas de la API (gzip) e índices adecuados en MongoDB.</w:t>
       </w:r>
     </w:p>
     <w:p>
@@ -5551,23 +5205,7 @@
                 <w:sz w:val="19"/>
                 <w:szCs w:val="19"/>
               </w:rPr>
-              <w:t>Detección de señales de alarma previas al modelo (</w:t>
-            </w:r>
-            <w:proofErr w:type="spellStart"/>
-            <w:r>
-              <w:rPr>
-                <w:sz w:val="19"/>
-                <w:szCs w:val="19"/>
-              </w:rPr>
-              <w:t>EmergencyRuleSystem</w:t>
-            </w:r>
-            <w:proofErr w:type="spellEnd"/>
-            <w:r>
-              <w:rPr>
-                <w:sz w:val="19"/>
-                <w:szCs w:val="19"/>
-              </w:rPr>
-              <w:t>).</w:t>
+              <w:t>Detección de señales de alarma previas al modelo (EmergencyRuleSystem).</w:t>
             </w:r>
           </w:p>
         </w:tc>
@@ -5681,23 +5319,7 @@
                 <w:sz w:val="19"/>
                 <w:szCs w:val="19"/>
               </w:rPr>
-              <w:t>Ajuste de la confianza según coherencia clínica (</w:t>
-            </w:r>
-            <w:proofErr w:type="spellStart"/>
-            <w:r>
-              <w:rPr>
-                <w:sz w:val="19"/>
-                <w:szCs w:val="19"/>
-              </w:rPr>
-              <w:t>MedicalValidationRules</w:t>
-            </w:r>
-            <w:proofErr w:type="spellEnd"/>
-            <w:r>
-              <w:rPr>
-                <w:sz w:val="19"/>
-                <w:szCs w:val="19"/>
-              </w:rPr>
-              <w:t>).</w:t>
+              <w:t>Ajuste de la confianza según coherencia clínica (MedicalValidationRules).</w:t>
             </w:r>
           </w:p>
         </w:tc>
@@ -7105,23 +6727,7 @@
                 <w:sz w:val="19"/>
                 <w:szCs w:val="19"/>
               </w:rPr>
-              <w:t xml:space="preserve">99.5 % de </w:t>
-            </w:r>
-            <w:proofErr w:type="spellStart"/>
-            <w:r>
-              <w:rPr>
-                <w:sz w:val="19"/>
-                <w:szCs w:val="19"/>
-              </w:rPr>
-              <w:t>uptime</w:t>
-            </w:r>
-            <w:proofErr w:type="spellEnd"/>
-            <w:r>
-              <w:rPr>
-                <w:sz w:val="19"/>
-                <w:szCs w:val="19"/>
-              </w:rPr>
-              <w:t xml:space="preserve"> mensual</w:t>
+              <w:t>99.5 % de uptime mensual</w:t>
             </w:r>
           </w:p>
         </w:tc>
@@ -7261,23 +6867,7 @@
                 <w:sz w:val="19"/>
                 <w:szCs w:val="19"/>
               </w:rPr>
-              <w:t xml:space="preserve">Cifrado AES-256; cumplimiento de la Ley </w:t>
-            </w:r>
-            <w:proofErr w:type="spellStart"/>
-            <w:r>
-              <w:rPr>
-                <w:sz w:val="19"/>
-                <w:szCs w:val="19"/>
-              </w:rPr>
-              <w:t>N.°</w:t>
-            </w:r>
-            <w:proofErr w:type="spellEnd"/>
-            <w:r>
-              <w:rPr>
-                <w:sz w:val="19"/>
-                <w:szCs w:val="19"/>
-              </w:rPr>
-              <w:t xml:space="preserve"> 29733</w:t>
+              <w:t>Cifrado AES-256; cumplimiento de la Ley N.° 29733</w:t>
             </w:r>
           </w:p>
         </w:tc>
@@ -7972,23 +7562,7 @@
                 <w:sz w:val="19"/>
                 <w:szCs w:val="19"/>
               </w:rPr>
-              <w:t xml:space="preserve">Despliegue con CI/CD; </w:t>
-            </w:r>
-            <w:proofErr w:type="spellStart"/>
-            <w:r>
-              <w:rPr>
-                <w:sz w:val="19"/>
-                <w:szCs w:val="19"/>
-              </w:rPr>
-              <w:t>rollback</w:t>
-            </w:r>
-            <w:proofErr w:type="spellEnd"/>
-            <w:r>
-              <w:rPr>
-                <w:sz w:val="19"/>
-                <w:szCs w:val="19"/>
-              </w:rPr>
-              <w:t xml:space="preserve"> &lt; 5 min</w:t>
+              <w:t>Despliegue con CI/CD; rollback &lt; 5 min</w:t>
             </w:r>
           </w:p>
         </w:tc>
@@ -9025,14 +8599,13 @@
     <w:p>
       <w:pPr>
         <w:pStyle w:val="Ttulo3"/>
-        <w:spacing w:after="120"/>
+        <w:spacing w:before="200" w:after="120"/>
       </w:pPr>
       <w:r>
         <w:rPr>
           <w:color w:val="1F3864"/>
         </w:rPr>
-        <w:lastRenderedPageBreak/>
-        <w:t>CU-004: Validación de predicción</w:t>
+        <w:t>CU-002: Análisis de tos por audio</w:t>
       </w:r>
     </w:p>
     <w:p>
@@ -9048,23 +8621,33 @@
         <w:t xml:space="preserve">Actor principal: </w:t>
       </w:r>
       <w:r>
-        <w:t>Médico.</w:t>
-      </w:r>
-    </w:p>
-    <w:p>
-      <w:pPr>
-        <w:spacing w:after="120" w:line="276" w:lineRule="auto"/>
-        <w:jc w:val="both"/>
-      </w:pPr>
+        <w:t xml:space="preserve">Paciente / Usuario.</w:t>
+      </w:r>
       <w:r>
         <w:rPr>
           <w:b/>
           <w:bCs/>
         </w:rPr>
+        <w:t xml:space="preserve">Actor secundario: </w:t>
+      </w:r>
+      <w:r>
+        <w:t>Sistema de IA (modelo CNN de análisis espectral).</w:t>
+      </w:r>
+    </w:p>
+    <w:p>
+      <w:pPr>
+        <w:spacing w:after="120" w:line="276" w:lineRule="auto"/>
+        <w:jc w:val="both"/>
+      </w:pPr>
+      <w:r>
+        <w:rPr>
+          <w:b/>
+          <w:bCs/>
+        </w:rPr>
         <w:t xml:space="preserve">Precondiciones: </w:t>
       </w:r>
       <w:r>
-        <w:t>Existen predicciones de IA pendientes de validación.</w:t>
+        <w:t>Usuario autenticado; el dispositivo cuenta con micrófono habilitado.</w:t>
       </w:r>
     </w:p>
     <w:p>
@@ -9085,13 +8668,13 @@
         <w:pStyle w:val="Prrafodelista"/>
         <w:numPr>
           <w:ilvl w:val="0"/>
-          <w:numId w:val="3"/>
+          <w:numId w:val="101"/>
         </w:numPr>
         <w:spacing w:after="40" w:line="264" w:lineRule="auto"/>
         <w:jc w:val="both"/>
       </w:pPr>
       <w:r>
-        <w:t>El médico accede al panel del doctor y filtra las predicciones.</w:t>
+        <w:t>El usuario graba un audio de tos desde la aplicación.</w:t>
       </w:r>
     </w:p>
     <w:p>
@@ -9099,13 +8682,13 @@
         <w:pStyle w:val="Prrafodelista"/>
         <w:numPr>
           <w:ilvl w:val="0"/>
-          <w:numId w:val="3"/>
+          <w:numId w:val="101"/>
         </w:numPr>
         <w:spacing w:after="40" w:line="264" w:lineRule="auto"/>
         <w:jc w:val="both"/>
       </w:pPr>
       <w:r>
-        <w:t>Revisa la predicción, su confianza y la explicación SHAP.</w:t>
+        <w:t>El sistema preprocesa la señal de audio (limpieza de ruido, normalización).</w:t>
       </w:r>
     </w:p>
     <w:p>
@@ -9113,13 +8696,13 @@
         <w:pStyle w:val="Prrafodelista"/>
         <w:numPr>
           <w:ilvl w:val="0"/>
-          <w:numId w:val="3"/>
+          <w:numId w:val="101"/>
         </w:numPr>
         <w:spacing w:after="40" w:line="264" w:lineRule="auto"/>
         <w:jc w:val="both"/>
       </w:pPr>
       <w:r>
-        <w:t>Acepta, rechaza o ajusta la predicción.</w:t>
+        <w:t>Se extrae el espectrograma del audio.</w:t>
       </w:r>
     </w:p>
     <w:p>
@@ -9127,13 +8710,13 @@
         <w:pStyle w:val="Prrafodelista"/>
         <w:numPr>
           <w:ilvl w:val="0"/>
-          <w:numId w:val="3"/>
+          <w:numId w:val="101"/>
         </w:numPr>
         <w:spacing w:after="40" w:line="264" w:lineRule="auto"/>
         <w:jc w:val="both"/>
       </w:pPr>
       <w:r>
-        <w:t>El sistema registra la validación con firma médica.</w:t>
+        <w:t>El modelo CNN clasifica el patrón de tos y estima su relación con condiciones respiratorias.</w:t>
       </w:r>
     </w:p>
     <w:p>
@@ -9141,13 +8724,27 @@
         <w:pStyle w:val="Prrafodelista"/>
         <w:numPr>
           <w:ilvl w:val="0"/>
-          <w:numId w:val="3"/>
+          <w:numId w:val="101"/>
         </w:numPr>
         <w:spacing w:after="40" w:line="264" w:lineRule="auto"/>
         <w:jc w:val="both"/>
       </w:pPr>
       <w:r>
-        <w:t>La validación se integra al historial clínico del paciente.</w:t>
+        <w:t>El resultado se integra con el análisis de síntomas textuales para una evaluación conjunta.</w:t>
+      </w:r>
+    </w:p>
+    <w:p>
+      <w:pPr>
+        <w:pStyle w:val="Prrafodelista"/>
+        <w:numPr>
+          <w:ilvl w:val="0"/>
+          <w:numId w:val="101"/>
+        </w:numPr>
+        <w:spacing w:after="40" w:line="264" w:lineRule="auto"/>
+        <w:jc w:val="both"/>
+      </w:pPr>
+      <w:r>
+        <w:t>El usuario recibe el resultado del análisis de audio junto con su nivel de riesgo.</w:t>
       </w:r>
     </w:p>
     <w:p>
@@ -9163,7 +8760,472 @@
         <w:t xml:space="preserve">Postcondiciones: </w:t>
       </w:r>
       <w:r>
+        <w:t>Resultado del análisis de audio registrado en el historial del paciente.</w:t>
+      </w:r>
+    </w:p>
+    <w:p>
+      <w:pPr>
+        <w:pStyle w:val="Ttulo3"/>
+        <w:spacing w:before="200" w:after="120"/>
+      </w:pPr>
+      <w:r>
+        <w:rPr>
+          <w:color w:val="1F3864"/>
+        </w:rPr>
+        <w:t>CU-003: Gestión de alertas médicas</w:t>
+      </w:r>
+    </w:p>
+    <w:p>
+      <w:pPr>
+        <w:spacing w:after="120" w:line="276" w:lineRule="auto"/>
+        <w:jc w:val="both"/>
+      </w:pPr>
+      <w:r>
+        <w:rPr>
+          <w:b/>
+          <w:bCs/>
+        </w:rPr>
+        <w:t xml:space="preserve">Actor principal: </w:t>
+      </w:r>
+      <w:r>
+        <w:t xml:space="preserve">Sistema.</w:t>
+      </w:r>
+      <w:r>
+        <w:rPr>
+          <w:b/>
+          <w:bCs/>
+        </w:rPr>
+        <w:t xml:space="preserve">Actor secundario: </w:t>
+      </w:r>
+      <w:r>
+        <w:t>Médico, Paciente.</w:t>
+      </w:r>
+    </w:p>
+    <w:p>
+      <w:pPr>
+        <w:spacing w:after="120" w:line="276" w:lineRule="auto"/>
+        <w:jc w:val="both"/>
+      </w:pPr>
+      <w:r>
+        <w:rPr>
+          <w:b/>
+          <w:bCs/>
+        </w:rPr>
+        <w:t xml:space="preserve">Precondiciones: </w:t>
+      </w:r>
+      <w:r>
+        <w:t>Existe una evaluación de riesgo generada por el sistema de IA.</w:t>
+      </w:r>
+    </w:p>
+    <w:p>
+      <w:pPr>
+        <w:spacing w:after="120" w:line="276" w:lineRule="auto"/>
+        <w:jc w:val="both"/>
+      </w:pPr>
+      <w:r>
+        <w:rPr>
+          <w:b/>
+          <w:bCs/>
+        </w:rPr>
+        <w:t>Flujo principal:</w:t>
+      </w:r>
+    </w:p>
+    <w:p>
+      <w:pPr>
+        <w:pStyle w:val="Prrafodelista"/>
+        <w:numPr>
+          <w:ilvl w:val="0"/>
+          <w:numId w:val="102"/>
+        </w:numPr>
+        <w:spacing w:after="40" w:line="264" w:lineRule="auto"/>
+        <w:jc w:val="both"/>
+      </w:pPr>
+      <w:r>
+        <w:t>El sistema evalúa el nivel de riesgo resultante de la predicción.</w:t>
+      </w:r>
+    </w:p>
+    <w:p>
+      <w:pPr>
+        <w:pStyle w:val="Prrafodelista"/>
+        <w:numPr>
+          <w:ilvl w:val="0"/>
+          <w:numId w:val="102"/>
+        </w:numPr>
+        <w:spacing w:after="40" w:line="264" w:lineRule="auto"/>
+        <w:jc w:val="both"/>
+      </w:pPr>
+      <w:r>
+        <w:t>Si el riesgo supera el umbral crítico, se genera una alerta automática.</w:t>
+      </w:r>
+    </w:p>
+    <w:p>
+      <w:pPr>
+        <w:pStyle w:val="Prrafodelista"/>
+        <w:numPr>
+          <w:ilvl w:val="0"/>
+          <w:numId w:val="102"/>
+        </w:numPr>
+        <w:spacing w:after="40" w:line="264" w:lineRule="auto"/>
+        <w:jc w:val="both"/>
+      </w:pPr>
+      <w:r>
+        <w:t>La alerta se enruta al profesional médico correspondiente.</w:t>
+      </w:r>
+    </w:p>
+    <w:p>
+      <w:pPr>
+        <w:pStyle w:val="Prrafodelista"/>
+        <w:numPr>
+          <w:ilvl w:val="0"/>
+          <w:numId w:val="102"/>
+        </w:numPr>
+        <w:spacing w:after="40" w:line="264" w:lineRule="auto"/>
+        <w:jc w:val="both"/>
+      </w:pPr>
+      <w:r>
+        <w:t>El médico recibe la notificación y revisa el caso.</w:t>
+      </w:r>
+    </w:p>
+    <w:p>
+      <w:pPr>
+        <w:pStyle w:val="Prrafodelista"/>
+        <w:numPr>
+          <w:ilvl w:val="0"/>
+          <w:numId w:val="102"/>
+        </w:numPr>
+        <w:spacing w:after="40" w:line="264" w:lineRule="auto"/>
+        <w:jc w:val="both"/>
+      </w:pPr>
+      <w:r>
+        <w:t>El sistema realiza seguimiento y escalamiento si no hay respuesta en el tiempo esperado.</w:t>
+      </w:r>
+    </w:p>
+    <w:p>
+      <w:pPr>
+        <w:pStyle w:val="Prrafodelista"/>
+        <w:numPr>
+          <w:ilvl w:val="0"/>
+          <w:numId w:val="102"/>
+        </w:numPr>
+        <w:spacing w:after="40" w:line="264" w:lineRule="auto"/>
+        <w:jc w:val="both"/>
+      </w:pPr>
+      <w:r>
+        <w:t>El paciente es notificado del estado de su alerta.</w:t>
+      </w:r>
+    </w:p>
+    <w:p>
+      <w:pPr>
+        <w:spacing w:after="120" w:line="276" w:lineRule="auto"/>
+        <w:jc w:val="both"/>
+      </w:pPr>
+      <w:r>
+        <w:rPr>
+          <w:b/>
+          <w:bCs/>
+        </w:rPr>
+        <w:t xml:space="preserve">Postcondiciones: </w:t>
+      </w:r>
+      <w:r>
+        <w:t>Alerta registrada, con estado de atención y seguimiento actualizado.</w:t>
+      </w:r>
+    </w:p>
+    <w:p>
+      <w:pPr>
+        <w:pStyle w:val="Ttulo3"/>
+        <w:spacing w:after="120"/>
+      </w:pPr>
+      <w:r>
+        <w:rPr>
+          <w:color w:val="1F3864"/>
+        </w:rPr>
+        <w:lastRenderedPageBreak/>
+        <w:t>CU-004: Validación de predicción</w:t>
+      </w:r>
+    </w:p>
+    <w:p>
+      <w:pPr>
+        <w:spacing w:after="120" w:line="276" w:lineRule="auto"/>
+        <w:jc w:val="both"/>
+      </w:pPr>
+      <w:r>
+        <w:rPr>
+          <w:b/>
+          <w:bCs/>
+        </w:rPr>
+        <w:t xml:space="preserve">Actor principal: </w:t>
+      </w:r>
+      <w:r>
+        <w:t>Médico.</w:t>
+      </w:r>
+    </w:p>
+    <w:p>
+      <w:pPr>
+        <w:spacing w:after="120" w:line="276" w:lineRule="auto"/>
+        <w:jc w:val="both"/>
+      </w:pPr>
+      <w:r>
+        <w:rPr>
+          <w:b/>
+          <w:bCs/>
+        </w:rPr>
+        <w:t xml:space="preserve">Precondiciones: </w:t>
+      </w:r>
+      <w:r>
+        <w:t>Existen predicciones de IA pendientes de validación.</w:t>
+      </w:r>
+    </w:p>
+    <w:p>
+      <w:pPr>
+        <w:spacing w:after="120" w:line="276" w:lineRule="auto"/>
+        <w:jc w:val="both"/>
+      </w:pPr>
+      <w:r>
+        <w:rPr>
+          <w:b/>
+          <w:bCs/>
+        </w:rPr>
+        <w:t>Flujo principal:</w:t>
+      </w:r>
+    </w:p>
+    <w:p>
+      <w:pPr>
+        <w:pStyle w:val="Prrafodelista"/>
+        <w:numPr>
+          <w:ilvl w:val="0"/>
+          <w:numId w:val="104"/>
+        </w:numPr>
+        <w:spacing w:after="40" w:line="264" w:lineRule="auto"/>
+        <w:jc w:val="both"/>
+      </w:pPr>
+      <w:r>
+        <w:t>El médico accede al panel del doctor y filtra las predicciones.</w:t>
+      </w:r>
+    </w:p>
+    <w:p>
+      <w:pPr>
+        <w:pStyle w:val="Prrafodelista"/>
+        <w:numPr>
+          <w:ilvl w:val="0"/>
+          <w:numId w:val="104"/>
+        </w:numPr>
+        <w:spacing w:after="40" w:line="264" w:lineRule="auto"/>
+        <w:jc w:val="both"/>
+      </w:pPr>
+      <w:r>
+        <w:t>Revisa la predicción, su confianza y la explicación SHAP.</w:t>
+      </w:r>
+    </w:p>
+    <w:p>
+      <w:pPr>
+        <w:pStyle w:val="Prrafodelista"/>
+        <w:numPr>
+          <w:ilvl w:val="0"/>
+          <w:numId w:val="104"/>
+        </w:numPr>
+        <w:spacing w:after="40" w:line="264" w:lineRule="auto"/>
+        <w:jc w:val="both"/>
+      </w:pPr>
+      <w:r>
+        <w:t>Acepta, rechaza o ajusta la predicción.</w:t>
+      </w:r>
+    </w:p>
+    <w:p>
+      <w:pPr>
+        <w:pStyle w:val="Prrafodelista"/>
+        <w:numPr>
+          <w:ilvl w:val="0"/>
+          <w:numId w:val="104"/>
+        </w:numPr>
+        <w:spacing w:after="40" w:line="264" w:lineRule="auto"/>
+        <w:jc w:val="both"/>
+      </w:pPr>
+      <w:r>
+        <w:t>El sistema registra la validación con firma médica.</w:t>
+      </w:r>
+    </w:p>
+    <w:p>
+      <w:pPr>
+        <w:pStyle w:val="Prrafodelista"/>
+        <w:numPr>
+          <w:ilvl w:val="0"/>
+          <w:numId w:val="104"/>
+        </w:numPr>
+        <w:spacing w:after="40" w:line="264" w:lineRule="auto"/>
+        <w:jc w:val="both"/>
+      </w:pPr>
+      <w:r>
+        <w:t>La validación se integra al historial clínico del paciente.</w:t>
+      </w:r>
+    </w:p>
+    <w:p>
+      <w:pPr>
+        <w:spacing w:after="120" w:line="276" w:lineRule="auto"/>
+        <w:jc w:val="both"/>
+      </w:pPr>
+      <w:r>
+        <w:rPr>
+          <w:b/>
+          <w:bCs/>
+        </w:rPr>
+        <w:t xml:space="preserve">Postcondiciones: </w:t>
+      </w:r>
+      <w:r>
         <w:t>Predicción validada e incorporada al historial.</w:t>
+      </w:r>
+    </w:p>
+    <w:p>
+      <w:pPr>
+        <w:pStyle w:val="Ttulo3"/>
+        <w:spacing w:before="200" w:after="120"/>
+      </w:pPr>
+      <w:r>
+        <w:rPr>
+          <w:color w:val="1F3864"/>
+        </w:rPr>
+        <w:lastRenderedPageBreak/>
+        <w:t>CU-005: Generación de reportes epidemiológicos</w:t>
+      </w:r>
+    </w:p>
+    <w:p>
+      <w:pPr>
+        <w:spacing w:after="120" w:line="276" w:lineRule="auto"/>
+        <w:jc w:val="both"/>
+      </w:pPr>
+      <w:r>
+        <w:rPr>
+          <w:b/>
+          <w:bCs/>
+        </w:rPr>
+        <w:t xml:space="preserve">Actor principal: </w:t>
+      </w:r>
+      <w:r>
+        <w:t xml:space="preserve">Administrador.</w:t>
+      </w:r>
+      <w:r>
+        <w:rPr>
+          <w:b/>
+          <w:bCs/>
+        </w:rPr>
+        <w:t xml:space="preserve">Actor secundario: </w:t>
+      </w:r>
+      <w:r>
+        <w:t>Médico.</w:t>
+      </w:r>
+    </w:p>
+    <w:p>
+      <w:pPr>
+        <w:spacing w:after="120" w:line="276" w:lineRule="auto"/>
+        <w:jc w:val="both"/>
+      </w:pPr>
+      <w:r>
+        <w:rPr>
+          <w:b/>
+          <w:bCs/>
+        </w:rPr>
+        <w:t xml:space="preserve">Precondiciones: </w:t>
+      </w:r>
+      <w:r>
+        <w:t>Existen registros de evaluaciones y predicciones almacenados en el sistema.</w:t>
+      </w:r>
+    </w:p>
+    <w:p>
+      <w:pPr>
+        <w:spacing w:after="120" w:line="276" w:lineRule="auto"/>
+        <w:jc w:val="both"/>
+      </w:pPr>
+      <w:r>
+        <w:rPr>
+          <w:b/>
+          <w:bCs/>
+        </w:rPr>
+        <w:t>Flujo principal:</w:t>
+      </w:r>
+    </w:p>
+    <w:p>
+      <w:pPr>
+        <w:pStyle w:val="Prrafodelista"/>
+        <w:numPr>
+          <w:ilvl w:val="0"/>
+          <w:numId w:val="103"/>
+        </w:numPr>
+        <w:spacing w:after="40" w:line="264" w:lineRule="auto"/>
+        <w:jc w:val="both"/>
+      </w:pPr>
+      <w:r>
+        <w:t>El administrador accede al módulo de reportes.</w:t>
+      </w:r>
+    </w:p>
+    <w:p>
+      <w:pPr>
+        <w:pStyle w:val="Prrafodelista"/>
+        <w:numPr>
+          <w:ilvl w:val="0"/>
+          <w:numId w:val="103"/>
+        </w:numPr>
+        <w:spacing w:after="40" w:line="264" w:lineRule="auto"/>
+        <w:jc w:val="both"/>
+      </w:pPr>
+      <w:r>
+        <w:t>Selecciona el rango de fechas y filtros epidemiológicos (zona, tipo de riesgo, grupo etario).</w:t>
+      </w:r>
+    </w:p>
+    <w:p>
+      <w:pPr>
+        <w:pStyle w:val="Prrafodelista"/>
+        <w:numPr>
+          <w:ilvl w:val="0"/>
+          <w:numId w:val="103"/>
+        </w:numPr>
+        <w:spacing w:after="40" w:line="264" w:lineRule="auto"/>
+        <w:jc w:val="both"/>
+      </w:pPr>
+      <w:r>
+        <w:t>El sistema agrega y consolida los registros de síntomas, predicciones y alertas.</w:t>
+      </w:r>
+    </w:p>
+    <w:p>
+      <w:pPr>
+        <w:pStyle w:val="Prrafodelista"/>
+        <w:numPr>
+          <w:ilvl w:val="0"/>
+          <w:numId w:val="103"/>
+        </w:numPr>
+        <w:spacing w:after="40" w:line="264" w:lineRule="auto"/>
+        <w:jc w:val="both"/>
+      </w:pPr>
+      <w:r>
+        <w:t>Se generan estadísticas y visualizaciones (tendencias, mapas de calor por zona).</w:t>
+      </w:r>
+    </w:p>
+    <w:p>
+      <w:pPr>
+        <w:pStyle w:val="Prrafodelista"/>
+        <w:numPr>
+          <w:ilvl w:val="0"/>
+          <w:numId w:val="103"/>
+        </w:numPr>
+        <w:spacing w:after="40" w:line="264" w:lineRule="auto"/>
+        <w:jc w:val="both"/>
+      </w:pPr>
+      <w:r>
+        <w:t>El administrador exporta el reporte en el formato requerido.</w:t>
+      </w:r>
+    </w:p>
+    <w:p>
+      <w:pPr>
+        <w:spacing w:after="120" w:line="276" w:lineRule="auto"/>
+        <w:jc w:val="both"/>
+      </w:pPr>
+      <w:r>
+        <w:rPr>
+          <w:b/>
+          <w:bCs/>
+        </w:rPr>
+        <w:t xml:space="preserve">Postcondiciones: </w:t>
+      </w:r>
+      <w:r>
+        <w:t>Reporte epidemiológico generado y disponible para consulta o exportación.</w:t>
       </w:r>
     </w:p>
     <w:p>
@@ -9424,23 +9486,7 @@
                 <w:sz w:val="19"/>
                 <w:szCs w:val="19"/>
               </w:rPr>
-              <w:t xml:space="preserve">Registro, </w:t>
-            </w:r>
-            <w:proofErr w:type="spellStart"/>
-            <w:r>
-              <w:rPr>
-                <w:sz w:val="19"/>
-                <w:szCs w:val="19"/>
-              </w:rPr>
-              <w:t>login</w:t>
-            </w:r>
-            <w:proofErr w:type="spellEnd"/>
-            <w:r>
-              <w:rPr>
-                <w:sz w:val="19"/>
-                <w:szCs w:val="19"/>
-              </w:rPr>
-              <w:t xml:space="preserve"> con JWT y control de acceso por roles.</w:t>
+              <w:t>Registro, login con JWT y control de acceso por roles.</w:t>
             </w:r>
           </w:p>
         </w:tc>
@@ -9523,23 +9569,7 @@
                 <w:sz w:val="19"/>
                 <w:szCs w:val="19"/>
               </w:rPr>
-              <w:t xml:space="preserve">Registro y consulta de </w:t>
-            </w:r>
-            <w:proofErr w:type="spellStart"/>
-            <w:r>
-              <w:rPr>
-                <w:sz w:val="19"/>
-                <w:szCs w:val="19"/>
-              </w:rPr>
-              <w:t>SymptomRecord</w:t>
-            </w:r>
-            <w:proofErr w:type="spellEnd"/>
-            <w:r>
-              <w:rPr>
-                <w:sz w:val="19"/>
-                <w:szCs w:val="19"/>
-              </w:rPr>
-              <w:t>.</w:t>
+              <w:t>Registro y consulta de SymptomRecord.</w:t>
             </w:r>
           </w:p>
         </w:tc>
@@ -9962,6 +9992,3765 @@
     </w:tbl>
     <w:p>
       <w:pPr>
+        <w:pStyle w:val="Ttulo2"/>
+        <w:spacing w:after="120"/>
+      </w:pPr>
+      <w:r>
+        <w:rPr>
+          <w:color w:val="1F3864"/>
+        </w:rPr>
+        <w:t>6.3 Diagramas UML de Diseño — RF-001: Gestión de usuarios</w:t>
+      </w:r>
+    </w:p>
+    <w:p>
+      <w:pPr>
+        <w:spacing w:after="120" w:line="276" w:lineRule="auto"/>
+        <w:jc w:val="both"/>
+      </w:pPr>
+      <w:r>
+        <w:t>Las Figuras 6 a 10 documentan, en fase de diseño, la implementación real del caso de uso CU-001 del SRS (“Registrarse en el sistema” / Iniciar sesión), correspondiente al requerimiento RF-001. Se muestran las clases, módulos, rutas y esquemas efectivamente presentes en el código fuente (backend/src/routes/authRoutes.ts, backend/src/controllers/authController.ts, backend/src/models/User.ts, backend/src/validators/authValidators.ts, backend/src/middleware/auth.ts, web/src/contexts/AuthContext.js). Sus contrapartes conceptuales de análisis (Figuras 1 a 5) se documentan en el SRS (FD03) y ambas se referencian desde la Matriz de Trazabilidad de Implementación. Nota: la numeración de casos de uso de este documento (sección 5, “Vistas de Caso de Uso”) es independiente de la numeración CU-001–CU-008 del SRS; las figuras de esta sección se identifican explícitamente por RF y no por el CU local del SAD.</w:t>
+      </w:r>
+    </w:p>
+    <w:p>
+      <w:pPr>
+        <w:spacing w:before="120" w:after="60"/>
+        <w:jc w:val="center"/>
+      </w:pPr>
+      <w:r>
+        <w:drawing>
+          <wp:inline distT="0" distB="0" distL="0" distR="0">
+            <wp:extent cx="5486400" cy="4472713"/>
+            <wp:effectExtent l="0" t="0" r="0" b="0"/>
+            <wp:docPr id="1006" name="Figura 6"/>
+            <wp:cNvGraphicFramePr/>
+            <a:graphic xmlns:a="http://schemas.openxmlformats.org/drawingml/2006/main">
+              <a:graphicData uri="http://schemas.openxmlformats.org/drawingml/2006/picture">
+                <pic:pic xmlns:pic="http://schemas.openxmlformats.org/drawingml/2006/picture">
+                  <pic:nvPicPr>
+                    <pic:cNvPr id="1006" name="Figura 6"/>
+                    <pic:cNvPicPr/>
+                  </pic:nvPicPr>
+                  <pic:blipFill>
+                    <a:blip xmlns:r="http://schemas.openxmlformats.org/officeDocument/2006/relationships" r:embed="rId101"/>
+                    <a:stretch>
+                      <a:fillRect/>
+                    </a:stretch>
+                  </pic:blipFill>
+                  <pic:spPr>
+                    <a:xfrm>
+                      <a:off x="0" y="0"/>
+                      <a:ext cx="5486400" cy="4472713"/>
+                    </a:xfrm>
+                    <a:prstGeom prst="rect">
+                      <a:avLst/>
+                    </a:prstGeom>
+                  </pic:spPr>
+                </pic:pic>
+              </a:graphicData>
+            </a:graphic>
+          </wp:inline>
+        </w:drawing>
+      </w:r>
+    </w:p>
+    <w:p>
+      <w:pPr>
+        <w:spacing w:after="180"/>
+        <w:jc w:val="center"/>
+        <w:rPr>
+          <w:i/>
+          <w:sz w:val="20"/>
+        </w:rPr>
+      </w:pPr>
+      <w:r>
+        <w:rPr>
+          <w:i/>
+          <w:sz w:val="20"/>
+        </w:rPr>
+        <w:t>Figura 6: Diagrama de Paquete — Registrarse en el sistema (CU-001) — fase diseño</w:t>
+      </w:r>
+    </w:p>
+    <w:p>
+      <w:pPr>
+        <w:spacing w:before="120" w:after="60"/>
+        <w:jc w:val="center"/>
+      </w:pPr>
+      <w:r>
+        <w:drawing>
+          <wp:inline distT="0" distB="0" distL="0" distR="0">
+            <wp:extent cx="5486400" cy="5012703"/>
+            <wp:effectExtent l="0" t="0" r="0" b="0"/>
+            <wp:docPr id="1007" name="Figura 7"/>
+            <wp:cNvGraphicFramePr/>
+            <a:graphic xmlns:a="http://schemas.openxmlformats.org/drawingml/2006/main">
+              <a:graphicData uri="http://schemas.openxmlformats.org/drawingml/2006/picture">
+                <pic:pic xmlns:pic="http://schemas.openxmlformats.org/drawingml/2006/picture">
+                  <pic:nvPicPr>
+                    <pic:cNvPr id="1007" name="Figura 7"/>
+                    <pic:cNvPicPr/>
+                  </pic:nvPicPr>
+                  <pic:blipFill>
+                    <a:blip xmlns:r="http://schemas.openxmlformats.org/officeDocument/2006/relationships" r:embed="rId102"/>
+                    <a:stretch>
+                      <a:fillRect/>
+                    </a:stretch>
+                  </pic:blipFill>
+                  <pic:spPr>
+                    <a:xfrm>
+                      <a:off x="0" y="0"/>
+                      <a:ext cx="5486400" cy="5012703"/>
+                    </a:xfrm>
+                    <a:prstGeom prst="rect">
+                      <a:avLst/>
+                    </a:prstGeom>
+                  </pic:spPr>
+                </pic:pic>
+              </a:graphicData>
+            </a:graphic>
+          </wp:inline>
+        </w:drawing>
+      </w:r>
+    </w:p>
+    <w:p>
+      <w:pPr>
+        <w:spacing w:after="180"/>
+        <w:jc w:val="center"/>
+        <w:rPr>
+          <w:i/>
+          <w:sz w:val="20"/>
+        </w:rPr>
+      </w:pPr>
+      <w:r>
+        <w:rPr>
+          <w:i/>
+          <w:sz w:val="20"/>
+        </w:rPr>
+        <w:t>Figura 7: Diagrama de Caso de Uso — Registrarse en el sistema (CU-001) — fase diseño</w:t>
+      </w:r>
+    </w:p>
+    <w:p>
+      <w:pPr>
+        <w:spacing w:before="120" w:after="60"/>
+        <w:jc w:val="center"/>
+      </w:pPr>
+      <w:r>
+        <w:drawing>
+          <wp:inline distT="0" distB="0" distL="0" distR="0">
+            <wp:extent cx="5486400" cy="4959705"/>
+            <wp:effectExtent l="0" t="0" r="0" b="0"/>
+            <wp:docPr id="1008" name="Figura 8"/>
+            <wp:cNvGraphicFramePr/>
+            <a:graphic xmlns:a="http://schemas.openxmlformats.org/drawingml/2006/main">
+              <a:graphicData uri="http://schemas.openxmlformats.org/drawingml/2006/picture">
+                <pic:pic xmlns:pic="http://schemas.openxmlformats.org/drawingml/2006/picture">
+                  <pic:nvPicPr>
+                    <pic:cNvPr id="1008" name="Figura 8"/>
+                    <pic:cNvPicPr/>
+                  </pic:nvPicPr>
+                  <pic:blipFill>
+                    <a:blip xmlns:r="http://schemas.openxmlformats.org/officeDocument/2006/relationships" r:embed="rId103"/>
+                    <a:stretch>
+                      <a:fillRect/>
+                    </a:stretch>
+                  </pic:blipFill>
+                  <pic:spPr>
+                    <a:xfrm>
+                      <a:off x="0" y="0"/>
+                      <a:ext cx="5486400" cy="4959705"/>
+                    </a:xfrm>
+                    <a:prstGeom prst="rect">
+                      <a:avLst/>
+                    </a:prstGeom>
+                  </pic:spPr>
+                </pic:pic>
+              </a:graphicData>
+            </a:graphic>
+          </wp:inline>
+        </w:drawing>
+      </w:r>
+    </w:p>
+    <w:p>
+      <w:pPr>
+        <w:spacing w:after="180"/>
+        <w:jc w:val="center"/>
+        <w:rPr>
+          <w:i/>
+          <w:sz w:val="20"/>
+        </w:rPr>
+      </w:pPr>
+      <w:r>
+        <w:rPr>
+          <w:i/>
+          <w:sz w:val="20"/>
+        </w:rPr>
+        <w:t>Figura 8: Diagrama de Secuencia — Iniciar sesión (CU-001) — fase diseño</w:t>
+      </w:r>
+    </w:p>
+    <w:p>
+      <w:pPr>
+        <w:spacing w:before="120" w:after="60"/>
+        <w:jc w:val="center"/>
+      </w:pPr>
+      <w:r>
+        <w:drawing>
+          <wp:inline distT="0" distB="0" distL="0" distR="0">
+            <wp:extent cx="5486400" cy="6895294"/>
+            <wp:effectExtent l="0" t="0" r="0" b="0"/>
+            <wp:docPr id="1009" name="Figura 9"/>
+            <wp:cNvGraphicFramePr/>
+            <a:graphic xmlns:a="http://schemas.openxmlformats.org/drawingml/2006/main">
+              <a:graphicData uri="http://schemas.openxmlformats.org/drawingml/2006/picture">
+                <pic:pic xmlns:pic="http://schemas.openxmlformats.org/drawingml/2006/picture">
+                  <pic:nvPicPr>
+                    <pic:cNvPr id="1009" name="Figura 9"/>
+                    <pic:cNvPicPr/>
+                  </pic:nvPicPr>
+                  <pic:blipFill>
+                    <a:blip xmlns:r="http://schemas.openxmlformats.org/officeDocument/2006/relationships" r:embed="rId104"/>
+                    <a:stretch>
+                      <a:fillRect/>
+                    </a:stretch>
+                  </pic:blipFill>
+                  <pic:spPr>
+                    <a:xfrm>
+                      <a:off x="0" y="0"/>
+                      <a:ext cx="5486400" cy="6895294"/>
+                    </a:xfrm>
+                    <a:prstGeom prst="rect">
+                      <a:avLst/>
+                    </a:prstGeom>
+                  </pic:spPr>
+                </pic:pic>
+              </a:graphicData>
+            </a:graphic>
+          </wp:inline>
+        </w:drawing>
+      </w:r>
+    </w:p>
+    <w:p>
+      <w:pPr>
+        <w:spacing w:after="180"/>
+        <w:jc w:val="center"/>
+        <w:rPr>
+          <w:i/>
+          <w:sz w:val="20"/>
+        </w:rPr>
+      </w:pPr>
+      <w:r>
+        <w:rPr>
+          <w:i/>
+          <w:sz w:val="20"/>
+        </w:rPr>
+        <w:t>Figura 9: Diagrama de Clases — Registrarse en el sistema (CU-001) — fase diseño</w:t>
+      </w:r>
+    </w:p>
+    <w:p>
+      <w:pPr>
+        <w:spacing w:before="120" w:after="60"/>
+        <w:jc w:val="center"/>
+      </w:pPr>
+      <w:r>
+        <w:drawing>
+          <wp:inline distT="0" distB="0" distL="0" distR="0">
+            <wp:extent cx="2962643" cy="7772400"/>
+            <wp:effectExtent l="0" t="0" r="0" b="0"/>
+            <wp:docPr id="1010" name="Figura 10"/>
+            <wp:cNvGraphicFramePr/>
+            <a:graphic xmlns:a="http://schemas.openxmlformats.org/drawingml/2006/main">
+              <a:graphicData uri="http://schemas.openxmlformats.org/drawingml/2006/picture">
+                <pic:pic xmlns:pic="http://schemas.openxmlformats.org/drawingml/2006/picture">
+                  <pic:nvPicPr>
+                    <pic:cNvPr id="1010" name="Figura 10"/>
+                    <pic:cNvPicPr/>
+                  </pic:nvPicPr>
+                  <pic:blipFill>
+                    <a:blip xmlns:r="http://schemas.openxmlformats.org/officeDocument/2006/relationships" r:embed="rId105"/>
+                    <a:stretch>
+                      <a:fillRect/>
+                    </a:stretch>
+                  </pic:blipFill>
+                  <pic:spPr>
+                    <a:xfrm>
+                      <a:off x="0" y="0"/>
+                      <a:ext cx="2962643" cy="7772400"/>
+                    </a:xfrm>
+                    <a:prstGeom prst="rect">
+                      <a:avLst/>
+                    </a:prstGeom>
+                  </pic:spPr>
+                </pic:pic>
+              </a:graphicData>
+            </a:graphic>
+          </wp:inline>
+        </w:drawing>
+      </w:r>
+    </w:p>
+    <w:p>
+      <w:pPr>
+        <w:spacing w:after="180"/>
+        <w:jc w:val="center"/>
+        <w:rPr>
+          <w:i/>
+          <w:sz w:val="20"/>
+        </w:rPr>
+      </w:pPr>
+      <w:r>
+        <w:rPr>
+          <w:i/>
+          <w:sz w:val="20"/>
+        </w:rPr>
+        <w:t>Figura 10: Diagrama de Actividades — Registrarse en el sistema (CU-001) — fase diseño</w:t>
+      </w:r>
+    </w:p>
+    <w:p>
+      <w:pPr>
+        <w:pStyle w:val="Ttulo2"/>
+        <w:spacing w:before="240" w:after="120"/>
+      </w:pPr>
+      <w:r>
+        <w:rPr>
+          <w:color w:val="1F3864"/>
+        </w:rPr>
+        <w:t>6.4 Diagramas UML de Diseño — RF-002: Diagnóstico inteligente de síntomas</w:t>
+      </w:r>
+    </w:p>
+    <w:p>
+      <w:pPr>
+        <w:spacing w:after="120" w:line="276" w:lineRule="auto"/>
+        <w:jc w:val="both"/>
+      </w:pPr>
+      <w:r>
+        <w:t>Las Figuras 16 a 20 documentan, en fase de diseño, la implementación real del requerimiento RF-002 (Diagnóstico inteligente de síntomas), con las clases, módulos y rutas efectivamente presentes en el código fuente, según se detalla en cada figura. Sus contrapartes conceptuales de análisis (Figuras 11 a 15) se documentan en el SRS (FD03) y ambas se referencian desde la Matriz de Trazabilidad de Implementación.</w:t>
+      </w:r>
+    </w:p>
+    <w:p>
+      <w:pPr>
+        <w:spacing w:before="120" w:after="60"/>
+        <w:jc w:val="center"/>
+      </w:pPr>
+      <w:r>
+        <w:drawing>
+          <wp:inline distT="0" distB="0" distL="0" distR="0">
+            <wp:extent cx="4286779" cy="7200000"/>
+            <wp:effectExtent l="0" t="0" r="0" b="0"/>
+            <wp:docPr id="1016" name="Figura 16"/>
+            <wp:cNvGraphicFramePr/>
+            <a:graphic xmlns:a="http://schemas.openxmlformats.org/drawingml/2006/main">
+              <a:graphicData uri="http://schemas.openxmlformats.org/drawingml/2006/picture">
+                <pic:pic xmlns:pic="http://schemas.openxmlformats.org/drawingml/2006/picture">
+                  <pic:nvPicPr>
+                    <pic:cNvPr id="1016" name="Figura 16"/>
+                    <pic:cNvPicPr/>
+                  </pic:nvPicPr>
+                  <pic:blipFill>
+                    <a:blip xmlns:r="http://schemas.openxmlformats.org/officeDocument/2006/relationships" r:embed="rId2016"/>
+                    <a:stretch>
+                      <a:fillRect/>
+                    </a:stretch>
+                  </pic:blipFill>
+                  <pic:spPr>
+                    <a:xfrm>
+                      <a:off x="0" y="0"/>
+                      <a:ext cx="4286779" cy="7200000"/>
+                    </a:xfrm>
+                    <a:prstGeom prst="rect">
+                      <a:avLst/>
+                    </a:prstGeom>
+                  </pic:spPr>
+                </pic:pic>
+              </a:graphicData>
+            </a:graphic>
+          </wp:inline>
+        </w:drawing>
+      </w:r>
+    </w:p>
+    <w:p>
+      <w:pPr>
+        <w:spacing w:after="180"/>
+        <w:jc w:val="center"/>
+        <w:rPr>
+          <w:i/>
+          <w:sz w:val="20"/>
+        </w:rPr>
+      </w:pPr>
+      <w:r>
+        <w:rPr>
+          <w:i/>
+          <w:sz w:val="20"/>
+        </w:rPr>
+        <w:t>Figura 16: Diagrama de Paquete — Diagnóstico inteligente de síntomas (RF-002) — fase diseño</w:t>
+      </w:r>
+    </w:p>
+    <w:p>
+      <w:pPr>
+        <w:spacing w:before="120" w:after="60"/>
+        <w:jc w:val="center"/>
+      </w:pPr>
+      <w:r>
+        <w:drawing>
+          <wp:inline distT="0" distB="0" distL="0" distR="0">
+            <wp:extent cx="5943600" cy="1119550"/>
+            <wp:effectExtent l="0" t="0" r="0" b="0"/>
+            <wp:docPr id="1017" name="Figura 17"/>
+            <wp:cNvGraphicFramePr/>
+            <a:graphic xmlns:a="http://schemas.openxmlformats.org/drawingml/2006/main">
+              <a:graphicData uri="http://schemas.openxmlformats.org/drawingml/2006/picture">
+                <pic:pic xmlns:pic="http://schemas.openxmlformats.org/drawingml/2006/picture">
+                  <pic:nvPicPr>
+                    <pic:cNvPr id="1017" name="Figura 17"/>
+                    <pic:cNvPicPr/>
+                  </pic:nvPicPr>
+                  <pic:blipFill>
+                    <a:blip xmlns:r="http://schemas.openxmlformats.org/officeDocument/2006/relationships" r:embed="rId2017"/>
+                    <a:stretch>
+                      <a:fillRect/>
+                    </a:stretch>
+                  </pic:blipFill>
+                  <pic:spPr>
+                    <a:xfrm>
+                      <a:off x="0" y="0"/>
+                      <a:ext cx="5943600" cy="1119550"/>
+                    </a:xfrm>
+                    <a:prstGeom prst="rect">
+                      <a:avLst/>
+                    </a:prstGeom>
+                  </pic:spPr>
+                </pic:pic>
+              </a:graphicData>
+            </a:graphic>
+          </wp:inline>
+        </w:drawing>
+      </w:r>
+    </w:p>
+    <w:p>
+      <w:pPr>
+        <w:spacing w:after="180"/>
+        <w:jc w:val="center"/>
+        <w:rPr>
+          <w:i/>
+          <w:sz w:val="20"/>
+        </w:rPr>
+      </w:pPr>
+      <w:r>
+        <w:rPr>
+          <w:i/>
+          <w:sz w:val="20"/>
+        </w:rPr>
+        <w:t>Figura 17: Diagrama de Caso de Uso — Diagnóstico inteligente de síntomas (RF-002) — fase diseño</w:t>
+      </w:r>
+    </w:p>
+    <w:p>
+      <w:pPr>
+        <w:spacing w:before="120" w:after="60"/>
+        <w:jc w:val="center"/>
+      </w:pPr>
+      <w:r>
+        <w:drawing>
+          <wp:inline distT="0" distB="0" distL="0" distR="0">
+            <wp:extent cx="5943599" cy="1823315"/>
+            <wp:effectExtent l="0" t="0" r="0" b="0"/>
+            <wp:docPr id="1018" name="Figura 18"/>
+            <wp:cNvGraphicFramePr/>
+            <a:graphic xmlns:a="http://schemas.openxmlformats.org/drawingml/2006/main">
+              <a:graphicData uri="http://schemas.openxmlformats.org/drawingml/2006/picture">
+                <pic:pic xmlns:pic="http://schemas.openxmlformats.org/drawingml/2006/picture">
+                  <pic:nvPicPr>
+                    <pic:cNvPr id="1018" name="Figura 18"/>
+                    <pic:cNvPicPr/>
+                  </pic:nvPicPr>
+                  <pic:blipFill>
+                    <a:blip xmlns:r="http://schemas.openxmlformats.org/officeDocument/2006/relationships" r:embed="rId2018"/>
+                    <a:stretch>
+                      <a:fillRect/>
+                    </a:stretch>
+                  </pic:blipFill>
+                  <pic:spPr>
+                    <a:xfrm>
+                      <a:off x="0" y="0"/>
+                      <a:ext cx="5943599" cy="1823315"/>
+                    </a:xfrm>
+                    <a:prstGeom prst="rect">
+                      <a:avLst/>
+                    </a:prstGeom>
+                  </pic:spPr>
+                </pic:pic>
+              </a:graphicData>
+            </a:graphic>
+          </wp:inline>
+        </w:drawing>
+      </w:r>
+    </w:p>
+    <w:p>
+      <w:pPr>
+        <w:spacing w:after="180"/>
+        <w:jc w:val="center"/>
+        <w:rPr>
+          <w:i/>
+          <w:sz w:val="20"/>
+        </w:rPr>
+      </w:pPr>
+      <w:r>
+        <w:rPr>
+          <w:i/>
+          <w:sz w:val="20"/>
+        </w:rPr>
+        <w:t>Figura 18: Diagrama de Secuencia — Diagnóstico inteligente de síntomas (RF-002) — fase diseño</w:t>
+      </w:r>
+    </w:p>
+    <w:p>
+      <w:pPr>
+        <w:spacing w:before="120" w:after="60"/>
+        <w:jc w:val="center"/>
+      </w:pPr>
+      <w:r>
+        <w:drawing>
+          <wp:inline distT="0" distB="0" distL="0" distR="0">
+            <wp:extent cx="5943600" cy="6931544"/>
+            <wp:effectExtent l="0" t="0" r="0" b="0"/>
+            <wp:docPr id="1019" name="Figura 19"/>
+            <wp:cNvGraphicFramePr/>
+            <a:graphic xmlns:a="http://schemas.openxmlformats.org/drawingml/2006/main">
+              <a:graphicData uri="http://schemas.openxmlformats.org/drawingml/2006/picture">
+                <pic:pic xmlns:pic="http://schemas.openxmlformats.org/drawingml/2006/picture">
+                  <pic:nvPicPr>
+                    <pic:cNvPr id="1019" name="Figura 19"/>
+                    <pic:cNvPicPr/>
+                  </pic:nvPicPr>
+                  <pic:blipFill>
+                    <a:blip xmlns:r="http://schemas.openxmlformats.org/officeDocument/2006/relationships" r:embed="rId2019"/>
+                    <a:stretch>
+                      <a:fillRect/>
+                    </a:stretch>
+                  </pic:blipFill>
+                  <pic:spPr>
+                    <a:xfrm>
+                      <a:off x="0" y="0"/>
+                      <a:ext cx="5943600" cy="6931544"/>
+                    </a:xfrm>
+                    <a:prstGeom prst="rect">
+                      <a:avLst/>
+                    </a:prstGeom>
+                  </pic:spPr>
+                </pic:pic>
+              </a:graphicData>
+            </a:graphic>
+          </wp:inline>
+        </w:drawing>
+      </w:r>
+    </w:p>
+    <w:p>
+      <w:pPr>
+        <w:spacing w:after="180"/>
+        <w:jc w:val="center"/>
+        <w:rPr>
+          <w:i/>
+          <w:sz w:val="20"/>
+        </w:rPr>
+      </w:pPr>
+      <w:r>
+        <w:rPr>
+          <w:i/>
+          <w:sz w:val="20"/>
+        </w:rPr>
+        <w:t>Figura 19: Diagrama de Clases — Diagnóstico inteligente de síntomas (RF-002) — fase diseño</w:t>
+      </w:r>
+    </w:p>
+    <w:p>
+      <w:pPr>
+        <w:spacing w:before="120" w:after="60"/>
+        <w:jc w:val="center"/>
+      </w:pPr>
+      <w:r>
+        <w:drawing>
+          <wp:inline distT="0" distB="0" distL="0" distR="0">
+            <wp:extent cx="5943600" cy="5519561"/>
+            <wp:effectExtent l="0" t="0" r="0" b="0"/>
+            <wp:docPr id="1020" name="Figura 20"/>
+            <wp:cNvGraphicFramePr/>
+            <a:graphic xmlns:a="http://schemas.openxmlformats.org/drawingml/2006/main">
+              <a:graphicData uri="http://schemas.openxmlformats.org/drawingml/2006/picture">
+                <pic:pic xmlns:pic="http://schemas.openxmlformats.org/drawingml/2006/picture">
+                  <pic:nvPicPr>
+                    <pic:cNvPr id="1020" name="Figura 20"/>
+                    <pic:cNvPicPr/>
+                  </pic:nvPicPr>
+                  <pic:blipFill>
+                    <a:blip xmlns:r="http://schemas.openxmlformats.org/officeDocument/2006/relationships" r:embed="rId2020"/>
+                    <a:stretch>
+                      <a:fillRect/>
+                    </a:stretch>
+                  </pic:blipFill>
+                  <pic:spPr>
+                    <a:xfrm>
+                      <a:off x="0" y="0"/>
+                      <a:ext cx="5943600" cy="5519561"/>
+                    </a:xfrm>
+                    <a:prstGeom prst="rect">
+                      <a:avLst/>
+                    </a:prstGeom>
+                  </pic:spPr>
+                </pic:pic>
+              </a:graphicData>
+            </a:graphic>
+          </wp:inline>
+        </w:drawing>
+      </w:r>
+    </w:p>
+    <w:p>
+      <w:pPr>
+        <w:spacing w:after="180"/>
+        <w:jc w:val="center"/>
+        <w:rPr>
+          <w:i/>
+          <w:sz w:val="20"/>
+        </w:rPr>
+      </w:pPr>
+      <w:r>
+        <w:rPr>
+          <w:i/>
+          <w:sz w:val="20"/>
+        </w:rPr>
+        <w:t>Figura 20: Diagrama de Actividades — Diagnóstico inteligente de síntomas (RF-002) — fase diseño</w:t>
+      </w:r>
+    </w:p>
+    <w:p>
+      <w:pPr>
+        <w:pStyle w:val="Ttulo2"/>
+        <w:spacing w:before="240" w:after="120"/>
+      </w:pPr>
+      <w:r>
+        <w:rPr>
+          <w:color w:val="1F3864"/>
+        </w:rPr>
+        <w:t>6.5 Diagramas UML de Diseño — RF-003: Análisis de tos por audio</w:t>
+      </w:r>
+    </w:p>
+    <w:p>
+      <w:pPr>
+        <w:spacing w:after="120" w:line="276" w:lineRule="auto"/>
+        <w:jc w:val="both"/>
+      </w:pPr>
+      <w:r>
+        <w:t>Las Figuras 26 a 30 documentan, en fase de diseño, la implementación real del requerimiento RF-003 (Análisis de tos por audio), con las clases, módulos y rutas efectivamente presentes en el código fuente, según se detalla en cada figura. Sus contrapartes conceptuales de análisis (Figuras 21 a 25) se documentan en el SRS (FD03) y ambas se referencian desde la Matriz de Trazabilidad de Implementación.</w:t>
+      </w:r>
+    </w:p>
+    <w:p>
+      <w:pPr>
+        <w:spacing w:before="120" w:after="60"/>
+        <w:jc w:val="center"/>
+      </w:pPr>
+      <w:r>
+        <w:drawing>
+          <wp:inline distT="0" distB="0" distL="0" distR="0">
+            <wp:extent cx="4657425" cy="7200000"/>
+            <wp:effectExtent l="0" t="0" r="0" b="0"/>
+            <wp:docPr id="1026" name="Figura 26"/>
+            <wp:cNvGraphicFramePr/>
+            <a:graphic xmlns:a="http://schemas.openxmlformats.org/drawingml/2006/main">
+              <a:graphicData uri="http://schemas.openxmlformats.org/drawingml/2006/picture">
+                <pic:pic xmlns:pic="http://schemas.openxmlformats.org/drawingml/2006/picture">
+                  <pic:nvPicPr>
+                    <pic:cNvPr id="1026" name="Figura 26"/>
+                    <pic:cNvPicPr/>
+                  </pic:nvPicPr>
+                  <pic:blipFill>
+                    <a:blip xmlns:r="http://schemas.openxmlformats.org/officeDocument/2006/relationships" r:embed="rId2026"/>
+                    <a:stretch>
+                      <a:fillRect/>
+                    </a:stretch>
+                  </pic:blipFill>
+                  <pic:spPr>
+                    <a:xfrm>
+                      <a:off x="0" y="0"/>
+                      <a:ext cx="4657425" cy="7200000"/>
+                    </a:xfrm>
+                    <a:prstGeom prst="rect">
+                      <a:avLst/>
+                    </a:prstGeom>
+                  </pic:spPr>
+                </pic:pic>
+              </a:graphicData>
+            </a:graphic>
+          </wp:inline>
+        </w:drawing>
+      </w:r>
+    </w:p>
+    <w:p>
+      <w:pPr>
+        <w:spacing w:after="180"/>
+        <w:jc w:val="center"/>
+        <w:rPr>
+          <w:i/>
+          <w:sz w:val="20"/>
+        </w:rPr>
+      </w:pPr>
+      <w:r>
+        <w:rPr>
+          <w:i/>
+          <w:sz w:val="20"/>
+        </w:rPr>
+        <w:t>Figura 26: Diagrama de Paquete — Análisis de tos por audio (RF-003) — fase diseño</w:t>
+      </w:r>
+    </w:p>
+    <w:p>
+      <w:pPr>
+        <w:spacing w:before="120" w:after="60"/>
+        <w:jc w:val="center"/>
+      </w:pPr>
+      <w:r>
+        <w:drawing>
+          <wp:inline distT="0" distB="0" distL="0" distR="0">
+            <wp:extent cx="5943600" cy="1482278"/>
+            <wp:effectExtent l="0" t="0" r="0" b="0"/>
+            <wp:docPr id="1027" name="Figura 27"/>
+            <wp:cNvGraphicFramePr/>
+            <a:graphic xmlns:a="http://schemas.openxmlformats.org/drawingml/2006/main">
+              <a:graphicData uri="http://schemas.openxmlformats.org/drawingml/2006/picture">
+                <pic:pic xmlns:pic="http://schemas.openxmlformats.org/drawingml/2006/picture">
+                  <pic:nvPicPr>
+                    <pic:cNvPr id="1027" name="Figura 27"/>
+                    <pic:cNvPicPr/>
+                  </pic:nvPicPr>
+                  <pic:blipFill>
+                    <a:blip xmlns:r="http://schemas.openxmlformats.org/officeDocument/2006/relationships" r:embed="rId2027"/>
+                    <a:stretch>
+                      <a:fillRect/>
+                    </a:stretch>
+                  </pic:blipFill>
+                  <pic:spPr>
+                    <a:xfrm>
+                      <a:off x="0" y="0"/>
+                      <a:ext cx="5943600" cy="1482278"/>
+                    </a:xfrm>
+                    <a:prstGeom prst="rect">
+                      <a:avLst/>
+                    </a:prstGeom>
+                  </pic:spPr>
+                </pic:pic>
+              </a:graphicData>
+            </a:graphic>
+          </wp:inline>
+        </w:drawing>
+      </w:r>
+    </w:p>
+    <w:p>
+      <w:pPr>
+        <w:spacing w:after="180"/>
+        <w:jc w:val="center"/>
+        <w:rPr>
+          <w:i/>
+          <w:sz w:val="20"/>
+        </w:rPr>
+      </w:pPr>
+      <w:r>
+        <w:rPr>
+          <w:i/>
+          <w:sz w:val="20"/>
+        </w:rPr>
+        <w:t>Figura 27: Diagrama de Caso de Uso — Análisis de tos por audio (RF-003) — fase diseño</w:t>
+      </w:r>
+    </w:p>
+    <w:p>
+      <w:pPr>
+        <w:spacing w:before="120" w:after="60"/>
+        <w:jc w:val="center"/>
+      </w:pPr>
+      <w:r>
+        <w:drawing>
+          <wp:inline distT="0" distB="0" distL="0" distR="0">
+            <wp:extent cx="5943600" cy="2532559"/>
+            <wp:effectExtent l="0" t="0" r="0" b="0"/>
+            <wp:docPr id="1028" name="Figura 28"/>
+            <wp:cNvGraphicFramePr/>
+            <a:graphic xmlns:a="http://schemas.openxmlformats.org/drawingml/2006/main">
+              <a:graphicData uri="http://schemas.openxmlformats.org/drawingml/2006/picture">
+                <pic:pic xmlns:pic="http://schemas.openxmlformats.org/drawingml/2006/picture">
+                  <pic:nvPicPr>
+                    <pic:cNvPr id="1028" name="Figura 28"/>
+                    <pic:cNvPicPr/>
+                  </pic:nvPicPr>
+                  <pic:blipFill>
+                    <a:blip xmlns:r="http://schemas.openxmlformats.org/officeDocument/2006/relationships" r:embed="rId2028"/>
+                    <a:stretch>
+                      <a:fillRect/>
+                    </a:stretch>
+                  </pic:blipFill>
+                  <pic:spPr>
+                    <a:xfrm>
+                      <a:off x="0" y="0"/>
+                      <a:ext cx="5943600" cy="2532559"/>
+                    </a:xfrm>
+                    <a:prstGeom prst="rect">
+                      <a:avLst/>
+                    </a:prstGeom>
+                  </pic:spPr>
+                </pic:pic>
+              </a:graphicData>
+            </a:graphic>
+          </wp:inline>
+        </w:drawing>
+      </w:r>
+    </w:p>
+    <w:p>
+      <w:pPr>
+        <w:spacing w:after="180"/>
+        <w:jc w:val="center"/>
+        <w:rPr>
+          <w:i/>
+          <w:sz w:val="20"/>
+        </w:rPr>
+      </w:pPr>
+      <w:r>
+        <w:rPr>
+          <w:i/>
+          <w:sz w:val="20"/>
+        </w:rPr>
+        <w:t>Figura 28: Diagrama de Secuencia — Análisis de tos por audio (RF-003) — fase diseño</w:t>
+      </w:r>
+    </w:p>
+    <w:p>
+      <w:pPr>
+        <w:spacing w:before="120" w:after="60"/>
+        <w:jc w:val="center"/>
+      </w:pPr>
+      <w:r>
+        <w:drawing>
+          <wp:inline distT="0" distB="0" distL="0" distR="0">
+            <wp:extent cx="4285890" cy="7200000"/>
+            <wp:effectExtent l="0" t="0" r="0" b="0"/>
+            <wp:docPr id="1029" name="Figura 29"/>
+            <wp:cNvGraphicFramePr/>
+            <a:graphic xmlns:a="http://schemas.openxmlformats.org/drawingml/2006/main">
+              <a:graphicData uri="http://schemas.openxmlformats.org/drawingml/2006/picture">
+                <pic:pic xmlns:pic="http://schemas.openxmlformats.org/drawingml/2006/picture">
+                  <pic:nvPicPr>
+                    <pic:cNvPr id="1029" name="Figura 29"/>
+                    <pic:cNvPicPr/>
+                  </pic:nvPicPr>
+                  <pic:blipFill>
+                    <a:blip xmlns:r="http://schemas.openxmlformats.org/officeDocument/2006/relationships" r:embed="rId2029"/>
+                    <a:stretch>
+                      <a:fillRect/>
+                    </a:stretch>
+                  </pic:blipFill>
+                  <pic:spPr>
+                    <a:xfrm>
+                      <a:off x="0" y="0"/>
+                      <a:ext cx="4285890" cy="7200000"/>
+                    </a:xfrm>
+                    <a:prstGeom prst="rect">
+                      <a:avLst/>
+                    </a:prstGeom>
+                  </pic:spPr>
+                </pic:pic>
+              </a:graphicData>
+            </a:graphic>
+          </wp:inline>
+        </w:drawing>
+      </w:r>
+    </w:p>
+    <w:p>
+      <w:pPr>
+        <w:spacing w:after="180"/>
+        <w:jc w:val="center"/>
+        <w:rPr>
+          <w:i/>
+          <w:sz w:val="20"/>
+        </w:rPr>
+      </w:pPr>
+      <w:r>
+        <w:rPr>
+          <w:i/>
+          <w:sz w:val="20"/>
+        </w:rPr>
+        <w:t>Figura 29: Diagrama de Clases — Análisis de tos por audio (RF-003) — fase diseño</w:t>
+      </w:r>
+    </w:p>
+    <w:p>
+      <w:pPr>
+        <w:spacing w:before="120" w:after="60"/>
+        <w:jc w:val="center"/>
+      </w:pPr>
+      <w:r>
+        <w:drawing>
+          <wp:inline distT="0" distB="0" distL="0" distR="0">
+            <wp:extent cx="5821079" cy="7200000"/>
+            <wp:effectExtent l="0" t="0" r="0" b="0"/>
+            <wp:docPr id="1030" name="Figura 30"/>
+            <wp:cNvGraphicFramePr/>
+            <a:graphic xmlns:a="http://schemas.openxmlformats.org/drawingml/2006/main">
+              <a:graphicData uri="http://schemas.openxmlformats.org/drawingml/2006/picture">
+                <pic:pic xmlns:pic="http://schemas.openxmlformats.org/drawingml/2006/picture">
+                  <pic:nvPicPr>
+                    <pic:cNvPr id="1030" name="Figura 30"/>
+                    <pic:cNvPicPr/>
+                  </pic:nvPicPr>
+                  <pic:blipFill>
+                    <a:blip xmlns:r="http://schemas.openxmlformats.org/officeDocument/2006/relationships" r:embed="rId2030"/>
+                    <a:stretch>
+                      <a:fillRect/>
+                    </a:stretch>
+                  </pic:blipFill>
+                  <pic:spPr>
+                    <a:xfrm>
+                      <a:off x="0" y="0"/>
+                      <a:ext cx="5821079" cy="7200000"/>
+                    </a:xfrm>
+                    <a:prstGeom prst="rect">
+                      <a:avLst/>
+                    </a:prstGeom>
+                  </pic:spPr>
+                </pic:pic>
+              </a:graphicData>
+            </a:graphic>
+          </wp:inline>
+        </w:drawing>
+      </w:r>
+    </w:p>
+    <w:p>
+      <w:pPr>
+        <w:spacing w:after="180"/>
+        <w:jc w:val="center"/>
+        <w:rPr>
+          <w:i/>
+          <w:sz w:val="20"/>
+        </w:rPr>
+      </w:pPr>
+      <w:r>
+        <w:rPr>
+          <w:i/>
+          <w:sz w:val="20"/>
+        </w:rPr>
+        <w:t>Figura 30: Diagrama de Actividades — Análisis de tos por audio (RF-003) — fase diseño</w:t>
+      </w:r>
+    </w:p>
+    <w:p>
+      <w:pPr>
+        <w:pStyle w:val="Ttulo2"/>
+        <w:spacing w:before="240" w:after="120"/>
+      </w:pPr>
+      <w:r>
+        <w:rPr>
+          <w:color w:val="1F3864"/>
+        </w:rPr>
+        <w:t>6.6 Diagramas UML de Diseño — RF-004: Reglas clínicas de emergencia</w:t>
+      </w:r>
+    </w:p>
+    <w:p>
+      <w:pPr>
+        <w:spacing w:after="120" w:line="276" w:lineRule="auto"/>
+        <w:jc w:val="both"/>
+      </w:pPr>
+      <w:r>
+        <w:t>Las Figuras 36 a 40 documentan, en fase de diseño, la implementación real del requerimiento RF-004 (Reglas clínicas de emergencia), con las clases, módulos y rutas efectivamente presentes en el código fuente, según se detalla en cada figura. Sus contrapartes conceptuales de análisis (Figuras 31 a 35) se documentan en el SRS (FD03) y ambas se referencian desde la Matriz de Trazabilidad de Implementación.</w:t>
+      </w:r>
+    </w:p>
+    <w:p>
+      <w:pPr>
+        <w:spacing w:before="120" w:after="60"/>
+        <w:jc w:val="center"/>
+      </w:pPr>
+      <w:r>
+        <w:drawing>
+          <wp:inline distT="0" distB="0" distL="0" distR="0">
+            <wp:extent cx="5924550" cy="6438900"/>
+            <wp:effectExtent l="0" t="0" r="0" b="0"/>
+            <wp:docPr id="1036" name="Figura 36"/>
+            <wp:cNvGraphicFramePr/>
+            <a:graphic xmlns:a="http://schemas.openxmlformats.org/drawingml/2006/main">
+              <a:graphicData uri="http://schemas.openxmlformats.org/drawingml/2006/picture">
+                <pic:pic xmlns:pic="http://schemas.openxmlformats.org/drawingml/2006/picture">
+                  <pic:nvPicPr>
+                    <pic:cNvPr id="1036" name="Figura 36"/>
+                    <pic:cNvPicPr/>
+                  </pic:nvPicPr>
+                  <pic:blipFill>
+                    <a:blip xmlns:r="http://schemas.openxmlformats.org/officeDocument/2006/relationships" r:embed="rId2036"/>
+                    <a:stretch>
+                      <a:fillRect/>
+                    </a:stretch>
+                  </pic:blipFill>
+                  <pic:spPr>
+                    <a:xfrm>
+                      <a:off x="0" y="0"/>
+                      <a:ext cx="5924550" cy="6438900"/>
+                    </a:xfrm>
+                    <a:prstGeom prst="rect">
+                      <a:avLst/>
+                    </a:prstGeom>
+                  </pic:spPr>
+                </pic:pic>
+              </a:graphicData>
+            </a:graphic>
+          </wp:inline>
+        </w:drawing>
+      </w:r>
+    </w:p>
+    <w:p>
+      <w:pPr>
+        <w:spacing w:after="180"/>
+        <w:jc w:val="center"/>
+        <w:rPr>
+          <w:i/>
+          <w:sz w:val="20"/>
+        </w:rPr>
+      </w:pPr>
+      <w:r>
+        <w:rPr>
+          <w:i/>
+          <w:sz w:val="20"/>
+        </w:rPr>
+        <w:t>Figura 36: Diagrama de Paquete — Reglas clínicas de emergencia (RF-004) — fase diseño</w:t>
+      </w:r>
+    </w:p>
+    <w:p>
+      <w:pPr>
+        <w:spacing w:before="120" w:after="60"/>
+        <w:jc w:val="center"/>
+      </w:pPr>
+      <w:r>
+        <w:drawing>
+          <wp:inline distT="0" distB="0" distL="0" distR="0">
+            <wp:extent cx="5943600" cy="516834"/>
+            <wp:effectExtent l="0" t="0" r="0" b="0"/>
+            <wp:docPr id="1037" name="Figura 37"/>
+            <wp:cNvGraphicFramePr/>
+            <a:graphic xmlns:a="http://schemas.openxmlformats.org/drawingml/2006/main">
+              <a:graphicData uri="http://schemas.openxmlformats.org/drawingml/2006/picture">
+                <pic:pic xmlns:pic="http://schemas.openxmlformats.org/drawingml/2006/picture">
+                  <pic:nvPicPr>
+                    <pic:cNvPr id="1037" name="Figura 37"/>
+                    <pic:cNvPicPr/>
+                  </pic:nvPicPr>
+                  <pic:blipFill>
+                    <a:blip xmlns:r="http://schemas.openxmlformats.org/officeDocument/2006/relationships" r:embed="rId2037"/>
+                    <a:stretch>
+                      <a:fillRect/>
+                    </a:stretch>
+                  </pic:blipFill>
+                  <pic:spPr>
+                    <a:xfrm>
+                      <a:off x="0" y="0"/>
+                      <a:ext cx="5943600" cy="516834"/>
+                    </a:xfrm>
+                    <a:prstGeom prst="rect">
+                      <a:avLst/>
+                    </a:prstGeom>
+                  </pic:spPr>
+                </pic:pic>
+              </a:graphicData>
+            </a:graphic>
+          </wp:inline>
+        </w:drawing>
+      </w:r>
+    </w:p>
+    <w:p>
+      <w:pPr>
+        <w:spacing w:after="180"/>
+        <w:jc w:val="center"/>
+        <w:rPr>
+          <w:i/>
+          <w:sz w:val="20"/>
+        </w:rPr>
+      </w:pPr>
+      <w:r>
+        <w:rPr>
+          <w:i/>
+          <w:sz w:val="20"/>
+        </w:rPr>
+        <w:t>Figura 37: Diagrama de Caso de Uso — Reglas clínicas de emergencia (RF-004) — fase diseño</w:t>
+      </w:r>
+    </w:p>
+    <w:p>
+      <w:pPr>
+        <w:spacing w:before="120" w:after="60"/>
+        <w:jc w:val="center"/>
+      </w:pPr>
+      <w:r>
+        <w:drawing>
+          <wp:inline distT="0" distB="0" distL="0" distR="0">
+            <wp:extent cx="5943600" cy="2375484"/>
+            <wp:effectExtent l="0" t="0" r="0" b="0"/>
+            <wp:docPr id="1038" name="Figura 38"/>
+            <wp:cNvGraphicFramePr/>
+            <a:graphic xmlns:a="http://schemas.openxmlformats.org/drawingml/2006/main">
+              <a:graphicData uri="http://schemas.openxmlformats.org/drawingml/2006/picture">
+                <pic:pic xmlns:pic="http://schemas.openxmlformats.org/drawingml/2006/picture">
+                  <pic:nvPicPr>
+                    <pic:cNvPr id="1038" name="Figura 38"/>
+                    <pic:cNvPicPr/>
+                  </pic:nvPicPr>
+                  <pic:blipFill>
+                    <a:blip xmlns:r="http://schemas.openxmlformats.org/officeDocument/2006/relationships" r:embed="rId2038"/>
+                    <a:stretch>
+                      <a:fillRect/>
+                    </a:stretch>
+                  </pic:blipFill>
+                  <pic:spPr>
+                    <a:xfrm>
+                      <a:off x="0" y="0"/>
+                      <a:ext cx="5943600" cy="2375484"/>
+                    </a:xfrm>
+                    <a:prstGeom prst="rect">
+                      <a:avLst/>
+                    </a:prstGeom>
+                  </pic:spPr>
+                </pic:pic>
+              </a:graphicData>
+            </a:graphic>
+          </wp:inline>
+        </w:drawing>
+      </w:r>
+    </w:p>
+    <w:p>
+      <w:pPr>
+        <w:spacing w:after="180"/>
+        <w:jc w:val="center"/>
+        <w:rPr>
+          <w:i/>
+          <w:sz w:val="20"/>
+        </w:rPr>
+      </w:pPr>
+      <w:r>
+        <w:rPr>
+          <w:i/>
+          <w:sz w:val="20"/>
+        </w:rPr>
+        <w:t>Figura 38: Diagrama de Secuencia — Reglas clínicas de emergencia (RF-004) — fase diseño</w:t>
+      </w:r>
+    </w:p>
+    <w:p>
+      <w:pPr>
+        <w:spacing w:before="120" w:after="60"/>
+        <w:jc w:val="center"/>
+      </w:pPr>
+      <w:r>
+        <w:drawing>
+          <wp:inline distT="0" distB="0" distL="0" distR="0">
+            <wp:extent cx="5829300" cy="6076950"/>
+            <wp:effectExtent l="0" t="0" r="0" b="0"/>
+            <wp:docPr id="1039" name="Figura 39"/>
+            <wp:cNvGraphicFramePr/>
+            <a:graphic xmlns:a="http://schemas.openxmlformats.org/drawingml/2006/main">
+              <a:graphicData uri="http://schemas.openxmlformats.org/drawingml/2006/picture">
+                <pic:pic xmlns:pic="http://schemas.openxmlformats.org/drawingml/2006/picture">
+                  <pic:nvPicPr>
+                    <pic:cNvPr id="1039" name="Figura 39"/>
+                    <pic:cNvPicPr/>
+                  </pic:nvPicPr>
+                  <pic:blipFill>
+                    <a:blip xmlns:r="http://schemas.openxmlformats.org/officeDocument/2006/relationships" r:embed="rId2039"/>
+                    <a:stretch>
+                      <a:fillRect/>
+                    </a:stretch>
+                  </pic:blipFill>
+                  <pic:spPr>
+                    <a:xfrm>
+                      <a:off x="0" y="0"/>
+                      <a:ext cx="5829300" cy="6076950"/>
+                    </a:xfrm>
+                    <a:prstGeom prst="rect">
+                      <a:avLst/>
+                    </a:prstGeom>
+                  </pic:spPr>
+                </pic:pic>
+              </a:graphicData>
+            </a:graphic>
+          </wp:inline>
+        </w:drawing>
+      </w:r>
+    </w:p>
+    <w:p>
+      <w:pPr>
+        <w:spacing w:after="180"/>
+        <w:jc w:val="center"/>
+        <w:rPr>
+          <w:i/>
+          <w:sz w:val="20"/>
+        </w:rPr>
+      </w:pPr>
+      <w:r>
+        <w:rPr>
+          <w:i/>
+          <w:sz w:val="20"/>
+        </w:rPr>
+        <w:t>Figura 39: Diagrama de Clases — Reglas clínicas de emergencia (RF-004) — fase diseño</w:t>
+      </w:r>
+    </w:p>
+    <w:p>
+      <w:pPr>
+        <w:spacing w:before="120" w:after="60"/>
+        <w:jc w:val="center"/>
+      </w:pPr>
+      <w:r>
+        <w:drawing>
+          <wp:inline distT="0" distB="0" distL="0" distR="0">
+            <wp:extent cx="5943599" cy="3914482"/>
+            <wp:effectExtent l="0" t="0" r="0" b="0"/>
+            <wp:docPr id="1040" name="Figura 40"/>
+            <wp:cNvGraphicFramePr/>
+            <a:graphic xmlns:a="http://schemas.openxmlformats.org/drawingml/2006/main">
+              <a:graphicData uri="http://schemas.openxmlformats.org/drawingml/2006/picture">
+                <pic:pic xmlns:pic="http://schemas.openxmlformats.org/drawingml/2006/picture">
+                  <pic:nvPicPr>
+                    <pic:cNvPr id="1040" name="Figura 40"/>
+                    <pic:cNvPicPr/>
+                  </pic:nvPicPr>
+                  <pic:blipFill>
+                    <a:blip xmlns:r="http://schemas.openxmlformats.org/officeDocument/2006/relationships" r:embed="rId2040"/>
+                    <a:stretch>
+                      <a:fillRect/>
+                    </a:stretch>
+                  </pic:blipFill>
+                  <pic:spPr>
+                    <a:xfrm>
+                      <a:off x="0" y="0"/>
+                      <a:ext cx="5943599" cy="3914482"/>
+                    </a:xfrm>
+                    <a:prstGeom prst="rect">
+                      <a:avLst/>
+                    </a:prstGeom>
+                  </pic:spPr>
+                </pic:pic>
+              </a:graphicData>
+            </a:graphic>
+          </wp:inline>
+        </w:drawing>
+      </w:r>
+    </w:p>
+    <w:p>
+      <w:pPr>
+        <w:spacing w:after="180"/>
+        <w:jc w:val="center"/>
+        <w:rPr>
+          <w:i/>
+          <w:sz w:val="20"/>
+        </w:rPr>
+      </w:pPr>
+      <w:r>
+        <w:rPr>
+          <w:i/>
+          <w:sz w:val="20"/>
+        </w:rPr>
+        <w:t>Figura 40: Diagrama de Actividades — Reglas clínicas de emergencia (RF-004) — fase diseño</w:t>
+      </w:r>
+    </w:p>
+    <w:p>
+      <w:pPr>
+        <w:pStyle w:val="Ttulo2"/>
+        <w:spacing w:before="240" w:after="120"/>
+      </w:pPr>
+      <w:r>
+        <w:rPr>
+          <w:color w:val="1F3864"/>
+        </w:rPr>
+        <w:t>6.7 Diagramas UML de Diseño — RF-005: Validación de coherencia médica</w:t>
+      </w:r>
+    </w:p>
+    <w:p>
+      <w:pPr>
+        <w:spacing w:after="120" w:line="276" w:lineRule="auto"/>
+        <w:jc w:val="both"/>
+      </w:pPr>
+      <w:r>
+        <w:t>Las Figuras 46 a 50 documentan, en fase de diseño, la implementación real del requerimiento RF-005 (Validación de coherencia médica), con las clases, módulos y rutas efectivamente presentes en el código fuente, según se detalla en cada figura. Sus contrapartes conceptuales de análisis (Figuras 41 a 45) se documentan en el SRS (FD03) y ambas se referencian desde la Matriz de Trazabilidad de Implementación.</w:t>
+      </w:r>
+    </w:p>
+    <w:p>
+      <w:pPr>
+        <w:spacing w:before="120" w:after="60"/>
+        <w:jc w:val="center"/>
+      </w:pPr>
+      <w:r>
+        <w:drawing>
+          <wp:inline distT="0" distB="0" distL="0" distR="0">
+            <wp:extent cx="5943600" cy="4522708"/>
+            <wp:effectExtent l="0" t="0" r="0" b="0"/>
+            <wp:docPr id="1046" name="Figura 46"/>
+            <wp:cNvGraphicFramePr/>
+            <a:graphic xmlns:a="http://schemas.openxmlformats.org/drawingml/2006/main">
+              <a:graphicData uri="http://schemas.openxmlformats.org/drawingml/2006/picture">
+                <pic:pic xmlns:pic="http://schemas.openxmlformats.org/drawingml/2006/picture">
+                  <pic:nvPicPr>
+                    <pic:cNvPr id="1046" name="Figura 46"/>
+                    <pic:cNvPicPr/>
+                  </pic:nvPicPr>
+                  <pic:blipFill>
+                    <a:blip xmlns:r="http://schemas.openxmlformats.org/officeDocument/2006/relationships" r:embed="rId2046"/>
+                    <a:stretch>
+                      <a:fillRect/>
+                    </a:stretch>
+                  </pic:blipFill>
+                  <pic:spPr>
+                    <a:xfrm>
+                      <a:off x="0" y="0"/>
+                      <a:ext cx="5943600" cy="4522708"/>
+                    </a:xfrm>
+                    <a:prstGeom prst="rect">
+                      <a:avLst/>
+                    </a:prstGeom>
+                  </pic:spPr>
+                </pic:pic>
+              </a:graphicData>
+            </a:graphic>
+          </wp:inline>
+        </w:drawing>
+      </w:r>
+    </w:p>
+    <w:p>
+      <w:pPr>
+        <w:spacing w:after="180"/>
+        <w:jc w:val="center"/>
+        <w:rPr>
+          <w:i/>
+          <w:sz w:val="20"/>
+        </w:rPr>
+      </w:pPr>
+      <w:r>
+        <w:rPr>
+          <w:i/>
+          <w:sz w:val="20"/>
+        </w:rPr>
+        <w:t>Figura 46: Diagrama de Paquete — Validación de coherencia médica (RF-005) — fase diseño</w:t>
+      </w:r>
+    </w:p>
+    <w:p>
+      <w:pPr>
+        <w:spacing w:before="120" w:after="60"/>
+        <w:jc w:val="center"/>
+      </w:pPr>
+      <w:r>
+        <w:drawing>
+          <wp:inline distT="0" distB="0" distL="0" distR="0">
+            <wp:extent cx="5943600" cy="748800"/>
+            <wp:effectExtent l="0" t="0" r="0" b="0"/>
+            <wp:docPr id="1047" name="Figura 47"/>
+            <wp:cNvGraphicFramePr/>
+            <a:graphic xmlns:a="http://schemas.openxmlformats.org/drawingml/2006/main">
+              <a:graphicData uri="http://schemas.openxmlformats.org/drawingml/2006/picture">
+                <pic:pic xmlns:pic="http://schemas.openxmlformats.org/drawingml/2006/picture">
+                  <pic:nvPicPr>
+                    <pic:cNvPr id="1047" name="Figura 47"/>
+                    <pic:cNvPicPr/>
+                  </pic:nvPicPr>
+                  <pic:blipFill>
+                    <a:blip xmlns:r="http://schemas.openxmlformats.org/officeDocument/2006/relationships" r:embed="rId2047"/>
+                    <a:stretch>
+                      <a:fillRect/>
+                    </a:stretch>
+                  </pic:blipFill>
+                  <pic:spPr>
+                    <a:xfrm>
+                      <a:off x="0" y="0"/>
+                      <a:ext cx="5943600" cy="748800"/>
+                    </a:xfrm>
+                    <a:prstGeom prst="rect">
+                      <a:avLst/>
+                    </a:prstGeom>
+                  </pic:spPr>
+                </pic:pic>
+              </a:graphicData>
+            </a:graphic>
+          </wp:inline>
+        </w:drawing>
+      </w:r>
+    </w:p>
+    <w:p>
+      <w:pPr>
+        <w:spacing w:after="180"/>
+        <w:jc w:val="center"/>
+        <w:rPr>
+          <w:i/>
+          <w:sz w:val="20"/>
+        </w:rPr>
+      </w:pPr>
+      <w:r>
+        <w:rPr>
+          <w:i/>
+          <w:sz w:val="20"/>
+        </w:rPr>
+        <w:t>Figura 47: Diagrama de Caso de Uso — Validación de coherencia médica (RF-005) — fase diseño</w:t>
+      </w:r>
+    </w:p>
+    <w:p>
+      <w:pPr>
+        <w:spacing w:before="120" w:after="60"/>
+        <w:jc w:val="center"/>
+      </w:pPr>
+      <w:r>
+        <w:drawing>
+          <wp:inline distT="0" distB="0" distL="0" distR="0">
+            <wp:extent cx="5943600" cy="2891169"/>
+            <wp:effectExtent l="0" t="0" r="0" b="0"/>
+            <wp:docPr id="1048" name="Figura 48"/>
+            <wp:cNvGraphicFramePr/>
+            <a:graphic xmlns:a="http://schemas.openxmlformats.org/drawingml/2006/main">
+              <a:graphicData uri="http://schemas.openxmlformats.org/drawingml/2006/picture">
+                <pic:pic xmlns:pic="http://schemas.openxmlformats.org/drawingml/2006/picture">
+                  <pic:nvPicPr>
+                    <pic:cNvPr id="1048" name="Figura 48"/>
+                    <pic:cNvPicPr/>
+                  </pic:nvPicPr>
+                  <pic:blipFill>
+                    <a:blip xmlns:r="http://schemas.openxmlformats.org/officeDocument/2006/relationships" r:embed="rId2048"/>
+                    <a:stretch>
+                      <a:fillRect/>
+                    </a:stretch>
+                  </pic:blipFill>
+                  <pic:spPr>
+                    <a:xfrm>
+                      <a:off x="0" y="0"/>
+                      <a:ext cx="5943600" cy="2891169"/>
+                    </a:xfrm>
+                    <a:prstGeom prst="rect">
+                      <a:avLst/>
+                    </a:prstGeom>
+                  </pic:spPr>
+                </pic:pic>
+              </a:graphicData>
+            </a:graphic>
+          </wp:inline>
+        </w:drawing>
+      </w:r>
+    </w:p>
+    <w:p>
+      <w:pPr>
+        <w:spacing w:after="180"/>
+        <w:jc w:val="center"/>
+        <w:rPr>
+          <w:i/>
+          <w:sz w:val="20"/>
+        </w:rPr>
+      </w:pPr>
+      <w:r>
+        <w:rPr>
+          <w:i/>
+          <w:sz w:val="20"/>
+        </w:rPr>
+        <w:t>Figura 48: Diagrama de Secuencia — Validación de coherencia médica (RF-005) — fase diseño</w:t>
+      </w:r>
+    </w:p>
+    <w:p>
+      <w:pPr>
+        <w:spacing w:before="120" w:after="60"/>
+        <w:jc w:val="center"/>
+      </w:pPr>
+      <w:r>
+        <w:drawing>
+          <wp:inline distT="0" distB="0" distL="0" distR="0">
+            <wp:extent cx="5943600" cy="4261757"/>
+            <wp:effectExtent l="0" t="0" r="0" b="0"/>
+            <wp:docPr id="1049" name="Figura 49"/>
+            <wp:cNvGraphicFramePr/>
+            <a:graphic xmlns:a="http://schemas.openxmlformats.org/drawingml/2006/main">
+              <a:graphicData uri="http://schemas.openxmlformats.org/drawingml/2006/picture">
+                <pic:pic xmlns:pic="http://schemas.openxmlformats.org/drawingml/2006/picture">
+                  <pic:nvPicPr>
+                    <pic:cNvPr id="1049" name="Figura 49"/>
+                    <pic:cNvPicPr/>
+                  </pic:nvPicPr>
+                  <pic:blipFill>
+                    <a:blip xmlns:r="http://schemas.openxmlformats.org/officeDocument/2006/relationships" r:embed="rId2049"/>
+                    <a:stretch>
+                      <a:fillRect/>
+                    </a:stretch>
+                  </pic:blipFill>
+                  <pic:spPr>
+                    <a:xfrm>
+                      <a:off x="0" y="0"/>
+                      <a:ext cx="5943600" cy="4261757"/>
+                    </a:xfrm>
+                    <a:prstGeom prst="rect">
+                      <a:avLst/>
+                    </a:prstGeom>
+                  </pic:spPr>
+                </pic:pic>
+              </a:graphicData>
+            </a:graphic>
+          </wp:inline>
+        </w:drawing>
+      </w:r>
+    </w:p>
+    <w:p>
+      <w:pPr>
+        <w:spacing w:after="180"/>
+        <w:jc w:val="center"/>
+        <w:rPr>
+          <w:i/>
+          <w:sz w:val="20"/>
+        </w:rPr>
+      </w:pPr>
+      <w:r>
+        <w:rPr>
+          <w:i/>
+          <w:sz w:val="20"/>
+        </w:rPr>
+        <w:t>Figura 49: Diagrama de Clases — Validación de coherencia médica (RF-005) — fase diseño</w:t>
+      </w:r>
+    </w:p>
+    <w:p>
+      <w:pPr>
+        <w:spacing w:before="120" w:after="60"/>
+        <w:jc w:val="center"/>
+      </w:pPr>
+      <w:r>
+        <w:drawing>
+          <wp:inline distT="0" distB="0" distL="0" distR="0">
+            <wp:extent cx="5943600" cy="5498484"/>
+            <wp:effectExtent l="0" t="0" r="0" b="0"/>
+            <wp:docPr id="1050" name="Figura 50"/>
+            <wp:cNvGraphicFramePr/>
+            <a:graphic xmlns:a="http://schemas.openxmlformats.org/drawingml/2006/main">
+              <a:graphicData uri="http://schemas.openxmlformats.org/drawingml/2006/picture">
+                <pic:pic xmlns:pic="http://schemas.openxmlformats.org/drawingml/2006/picture">
+                  <pic:nvPicPr>
+                    <pic:cNvPr id="1050" name="Figura 50"/>
+                    <pic:cNvPicPr/>
+                  </pic:nvPicPr>
+                  <pic:blipFill>
+                    <a:blip xmlns:r="http://schemas.openxmlformats.org/officeDocument/2006/relationships" r:embed="rId2050"/>
+                    <a:stretch>
+                      <a:fillRect/>
+                    </a:stretch>
+                  </pic:blipFill>
+                  <pic:spPr>
+                    <a:xfrm>
+                      <a:off x="0" y="0"/>
+                      <a:ext cx="5943600" cy="5498484"/>
+                    </a:xfrm>
+                    <a:prstGeom prst="rect">
+                      <a:avLst/>
+                    </a:prstGeom>
+                  </pic:spPr>
+                </pic:pic>
+              </a:graphicData>
+            </a:graphic>
+          </wp:inline>
+        </w:drawing>
+      </w:r>
+    </w:p>
+    <w:p>
+      <w:pPr>
+        <w:spacing w:after="180"/>
+        <w:jc w:val="center"/>
+        <w:rPr>
+          <w:i/>
+          <w:sz w:val="20"/>
+        </w:rPr>
+      </w:pPr>
+      <w:r>
+        <w:rPr>
+          <w:i/>
+          <w:sz w:val="20"/>
+        </w:rPr>
+        <w:t>Figura 50: Diagrama de Actividades — Validación de coherencia médica (RF-005) — fase diseño</w:t>
+      </w:r>
+    </w:p>
+    <w:p>
+      <w:pPr>
+        <w:pStyle w:val="Ttulo2"/>
+        <w:spacing w:before="240" w:after="120"/>
+      </w:pPr>
+      <w:r>
+        <w:rPr>
+          <w:color w:val="1F3864"/>
+        </w:rPr>
+        <w:t>6.8 Diagramas UML de Diseño — RF-006: Explicabilidad (SHAP)</w:t>
+      </w:r>
+    </w:p>
+    <w:p>
+      <w:pPr>
+        <w:spacing w:after="120" w:line="276" w:lineRule="auto"/>
+        <w:jc w:val="both"/>
+      </w:pPr>
+      <w:r>
+        <w:t>Las Figuras 56 a 60 documentan, en fase de diseño, la implementación real del requerimiento RF-006 (Explicabilidad (SHAP)), con las clases, módulos y rutas efectivamente presentes en el código fuente, según se detalla en cada figura. Sus contrapartes conceptuales de análisis (Figuras 51 a 55) se documentan en el SRS (FD03) y ambas se referencian desde la Matriz de Trazabilidad de Implementación.</w:t>
+      </w:r>
+    </w:p>
+    <w:p>
+      <w:pPr>
+        <w:spacing w:before="120" w:after="60"/>
+        <w:jc w:val="center"/>
+      </w:pPr>
+      <w:r>
+        <w:drawing>
+          <wp:inline distT="0" distB="0" distL="0" distR="0">
+            <wp:extent cx="5943599" cy="2234569"/>
+            <wp:effectExtent l="0" t="0" r="0" b="0"/>
+            <wp:docPr id="1056" name="Figura 56"/>
+            <wp:cNvGraphicFramePr/>
+            <a:graphic xmlns:a="http://schemas.openxmlformats.org/drawingml/2006/main">
+              <a:graphicData uri="http://schemas.openxmlformats.org/drawingml/2006/picture">
+                <pic:pic xmlns:pic="http://schemas.openxmlformats.org/drawingml/2006/picture">
+                  <pic:nvPicPr>
+                    <pic:cNvPr id="1056" name="Figura 56"/>
+                    <pic:cNvPicPr/>
+                  </pic:nvPicPr>
+                  <pic:blipFill>
+                    <a:blip xmlns:r="http://schemas.openxmlformats.org/officeDocument/2006/relationships" r:embed="rId2056"/>
+                    <a:stretch>
+                      <a:fillRect/>
+                    </a:stretch>
+                  </pic:blipFill>
+                  <pic:spPr>
+                    <a:xfrm>
+                      <a:off x="0" y="0"/>
+                      <a:ext cx="5943599" cy="2234569"/>
+                    </a:xfrm>
+                    <a:prstGeom prst="rect">
+                      <a:avLst/>
+                    </a:prstGeom>
+                  </pic:spPr>
+                </pic:pic>
+              </a:graphicData>
+            </a:graphic>
+          </wp:inline>
+        </w:drawing>
+      </w:r>
+    </w:p>
+    <w:p>
+      <w:pPr>
+        <w:spacing w:after="180"/>
+        <w:jc w:val="center"/>
+        <w:rPr>
+          <w:i/>
+          <w:sz w:val="20"/>
+        </w:rPr>
+      </w:pPr>
+      <w:r>
+        <w:rPr>
+          <w:i/>
+          <w:sz w:val="20"/>
+        </w:rPr>
+        <w:t>Figura 56: Diagrama de Paquetes — Explicabilidad del diagnóstico (RF-006) — fase diseño</w:t>
+      </w:r>
+    </w:p>
+    <w:p>
+      <w:pPr>
+        <w:spacing w:before="120" w:after="60"/>
+        <w:jc w:val="center"/>
+      </w:pPr>
+      <w:r>
+        <w:drawing>
+          <wp:inline distT="0" distB="0" distL="0" distR="0">
+            <wp:extent cx="5943600" cy="2097059"/>
+            <wp:effectExtent l="0" t="0" r="0" b="0"/>
+            <wp:docPr id="1057" name="Figura 57"/>
+            <wp:cNvGraphicFramePr/>
+            <a:graphic xmlns:a="http://schemas.openxmlformats.org/drawingml/2006/main">
+              <a:graphicData uri="http://schemas.openxmlformats.org/drawingml/2006/picture">
+                <pic:pic xmlns:pic="http://schemas.openxmlformats.org/drawingml/2006/picture">
+                  <pic:nvPicPr>
+                    <pic:cNvPr id="1057" name="Figura 57"/>
+                    <pic:cNvPicPr/>
+                  </pic:nvPicPr>
+                  <pic:blipFill>
+                    <a:blip xmlns:r="http://schemas.openxmlformats.org/officeDocument/2006/relationships" r:embed="rId2057"/>
+                    <a:stretch>
+                      <a:fillRect/>
+                    </a:stretch>
+                  </pic:blipFill>
+                  <pic:spPr>
+                    <a:xfrm>
+                      <a:off x="0" y="0"/>
+                      <a:ext cx="5943600" cy="2097059"/>
+                    </a:xfrm>
+                    <a:prstGeom prst="rect">
+                      <a:avLst/>
+                    </a:prstGeom>
+                  </pic:spPr>
+                </pic:pic>
+              </a:graphicData>
+            </a:graphic>
+          </wp:inline>
+        </w:drawing>
+      </w:r>
+    </w:p>
+    <w:p>
+      <w:pPr>
+        <w:spacing w:after="180"/>
+        <w:jc w:val="center"/>
+        <w:rPr>
+          <w:i/>
+          <w:sz w:val="20"/>
+        </w:rPr>
+      </w:pPr>
+      <w:r>
+        <w:rPr>
+          <w:i/>
+          <w:sz w:val="20"/>
+        </w:rPr>
+        <w:t>Figura 57: Diagrama de Caso de Uso — Explicabilidad del diagnóstico (RF-006) — fase diseño</w:t>
+      </w:r>
+    </w:p>
+    <w:p>
+      <w:pPr>
+        <w:spacing w:before="120" w:after="60"/>
+        <w:jc w:val="center"/>
+      </w:pPr>
+      <w:r>
+        <w:drawing>
+          <wp:inline distT="0" distB="0" distL="0" distR="0">
+            <wp:extent cx="5943600" cy="2540098"/>
+            <wp:effectExtent l="0" t="0" r="0" b="0"/>
+            <wp:docPr id="1058" name="Figura 58"/>
+            <wp:cNvGraphicFramePr/>
+            <a:graphic xmlns:a="http://schemas.openxmlformats.org/drawingml/2006/main">
+              <a:graphicData uri="http://schemas.openxmlformats.org/drawingml/2006/picture">
+                <pic:pic xmlns:pic="http://schemas.openxmlformats.org/drawingml/2006/picture">
+                  <pic:nvPicPr>
+                    <pic:cNvPr id="1058" name="Figura 58"/>
+                    <pic:cNvPicPr/>
+                  </pic:nvPicPr>
+                  <pic:blipFill>
+                    <a:blip xmlns:r="http://schemas.openxmlformats.org/officeDocument/2006/relationships" r:embed="rId2058"/>
+                    <a:stretch>
+                      <a:fillRect/>
+                    </a:stretch>
+                  </pic:blipFill>
+                  <pic:spPr>
+                    <a:xfrm>
+                      <a:off x="0" y="0"/>
+                      <a:ext cx="5943600" cy="2540098"/>
+                    </a:xfrm>
+                    <a:prstGeom prst="rect">
+                      <a:avLst/>
+                    </a:prstGeom>
+                  </pic:spPr>
+                </pic:pic>
+              </a:graphicData>
+            </a:graphic>
+          </wp:inline>
+        </w:drawing>
+      </w:r>
+    </w:p>
+    <w:p>
+      <w:pPr>
+        <w:spacing w:after="180"/>
+        <w:jc w:val="center"/>
+        <w:rPr>
+          <w:i/>
+          <w:sz w:val="20"/>
+        </w:rPr>
+      </w:pPr>
+      <w:r>
+        <w:rPr>
+          <w:i/>
+          <w:sz w:val="20"/>
+        </w:rPr>
+        <w:t>Figura 58: Diagrama de Secuencia — Explicabilidad del diagnóstico (RF-006) — fase diseño</w:t>
+      </w:r>
+    </w:p>
+    <w:p>
+      <w:pPr>
+        <w:spacing w:before="120" w:after="60"/>
+        <w:jc w:val="center"/>
+      </w:pPr>
+      <w:r>
+        <w:drawing>
+          <wp:inline distT="0" distB="0" distL="0" distR="0">
+            <wp:extent cx="5943600" cy="6397309"/>
+            <wp:effectExtent l="0" t="0" r="0" b="0"/>
+            <wp:docPr id="1059" name="Figura 59"/>
+            <wp:cNvGraphicFramePr/>
+            <a:graphic xmlns:a="http://schemas.openxmlformats.org/drawingml/2006/main">
+              <a:graphicData uri="http://schemas.openxmlformats.org/drawingml/2006/picture">
+                <pic:pic xmlns:pic="http://schemas.openxmlformats.org/drawingml/2006/picture">
+                  <pic:nvPicPr>
+                    <pic:cNvPr id="1059" name="Figura 59"/>
+                    <pic:cNvPicPr/>
+                  </pic:nvPicPr>
+                  <pic:blipFill>
+                    <a:blip xmlns:r="http://schemas.openxmlformats.org/officeDocument/2006/relationships" r:embed="rId2059"/>
+                    <a:stretch>
+                      <a:fillRect/>
+                    </a:stretch>
+                  </pic:blipFill>
+                  <pic:spPr>
+                    <a:xfrm>
+                      <a:off x="0" y="0"/>
+                      <a:ext cx="5943600" cy="6397309"/>
+                    </a:xfrm>
+                    <a:prstGeom prst="rect">
+                      <a:avLst/>
+                    </a:prstGeom>
+                  </pic:spPr>
+                </pic:pic>
+              </a:graphicData>
+            </a:graphic>
+          </wp:inline>
+        </w:drawing>
+      </w:r>
+    </w:p>
+    <w:p>
+      <w:pPr>
+        <w:spacing w:after="180"/>
+        <w:jc w:val="center"/>
+        <w:rPr>
+          <w:i/>
+          <w:sz w:val="20"/>
+        </w:rPr>
+      </w:pPr>
+      <w:r>
+        <w:rPr>
+          <w:i/>
+          <w:sz w:val="20"/>
+        </w:rPr>
+        <w:t>Figura 59: Diagrama de Clases — Explicabilidad del diagnóstico (RF-006) — fase diseño</w:t>
+      </w:r>
+    </w:p>
+    <w:p>
+      <w:pPr>
+        <w:spacing w:before="120" w:after="60"/>
+        <w:jc w:val="center"/>
+      </w:pPr>
+      <w:r>
+        <w:drawing>
+          <wp:inline distT="0" distB="0" distL="0" distR="0">
+            <wp:extent cx="5943600" cy="6248400"/>
+            <wp:effectExtent l="0" t="0" r="0" b="0"/>
+            <wp:docPr id="1060" name="Figura 60"/>
+            <wp:cNvGraphicFramePr/>
+            <a:graphic xmlns:a="http://schemas.openxmlformats.org/drawingml/2006/main">
+              <a:graphicData uri="http://schemas.openxmlformats.org/drawingml/2006/picture">
+                <pic:pic xmlns:pic="http://schemas.openxmlformats.org/drawingml/2006/picture">
+                  <pic:nvPicPr>
+                    <pic:cNvPr id="1060" name="Figura 60"/>
+                    <pic:cNvPicPr/>
+                  </pic:nvPicPr>
+                  <pic:blipFill>
+                    <a:blip xmlns:r="http://schemas.openxmlformats.org/officeDocument/2006/relationships" r:embed="rId2060"/>
+                    <a:stretch>
+                      <a:fillRect/>
+                    </a:stretch>
+                  </pic:blipFill>
+                  <pic:spPr>
+                    <a:xfrm>
+                      <a:off x="0" y="0"/>
+                      <a:ext cx="5943600" cy="6248400"/>
+                    </a:xfrm>
+                    <a:prstGeom prst="rect">
+                      <a:avLst/>
+                    </a:prstGeom>
+                  </pic:spPr>
+                </pic:pic>
+              </a:graphicData>
+            </a:graphic>
+          </wp:inline>
+        </w:drawing>
+      </w:r>
+    </w:p>
+    <w:p>
+      <w:pPr>
+        <w:spacing w:after="180"/>
+        <w:jc w:val="center"/>
+        <w:rPr>
+          <w:i/>
+          <w:sz w:val="20"/>
+        </w:rPr>
+      </w:pPr>
+      <w:r>
+        <w:rPr>
+          <w:i/>
+          <w:sz w:val="20"/>
+        </w:rPr>
+        <w:t>Figura 60: Diagrama de Actividades — Explicabilidad del diagnóstico (RF-006) — fase diseño</w:t>
+      </w:r>
+    </w:p>
+    <w:p>
+      <w:pPr>
+        <w:pStyle w:val="Ttulo2"/>
+        <w:spacing w:before="240" w:after="120"/>
+      </w:pPr>
+      <w:r>
+        <w:rPr>
+          <w:color w:val="1F3864"/>
+        </w:rPr>
+        <w:t>6.9 Diagramas UML de Diseño — RF-007: Panel del doctor</w:t>
+      </w:r>
+    </w:p>
+    <w:p>
+      <w:pPr>
+        <w:spacing w:after="120" w:line="276" w:lineRule="auto"/>
+        <w:jc w:val="both"/>
+      </w:pPr>
+      <w:r>
+        <w:t>Las Figuras 66 a 70 documentan, en fase de diseño, el estado real de implementación (parcial) del requerimiento RF-007 (Panel del doctor), con las clases, módulos y rutas efectivamente presentes en el código fuente, según se detalla en cada figura. Sus contrapartes conceptuales de análisis (Figuras 61 a 65) se documentan en el SRS (FD03) y ambas se referencian desde la Matriz de Trazabilidad de Implementación.</w:t>
+      </w:r>
+    </w:p>
+    <w:p>
+      <w:pPr>
+        <w:spacing w:after="120" w:line="276" w:lineRule="auto"/>
+        <w:jc w:val="both"/>
+      </w:pPr>
+      <w:r>
+        <w:t>Nota de trazabilidad: el monitoreo en tiempo real de signos vitales (backend/src/sockets/doctorSocketHandler.ts, backend/src/sockets/vitalsEmitter.ts, web/src/pages/PatientMonitoringPage.js) y la visualización de historial clínico (backend/src/routes/medicalHistoryRoutes.ts, web/src/pages/MedicalHistoryPage.js) están efectivamente implementados. Sin embargo, el flujo de revisión médica descrito en el SRS (aceptar/rechazar/ajustar predicción con firma médica) no está implementado: el modelo backend/src/models/AIAnalysis.ts no posee campos reviewedBy/status/firma, y no existe endpoint de validación médica. Esto se marca explícitamente en las figuras de diseño con el estereotipo &lt;&lt;no implementado&gt;&gt;.</w:t>
+      </w:r>
+    </w:p>
+    <w:p>
+      <w:pPr>
+        <w:spacing w:before="120" w:after="60"/>
+        <w:jc w:val="center"/>
+      </w:pPr>
+      <w:r>
+        <w:drawing>
+          <wp:inline distT="0" distB="0" distL="0" distR="0">
+            <wp:extent cx="5943600" cy="1450624"/>
+            <wp:effectExtent l="0" t="0" r="0" b="0"/>
+            <wp:docPr id="1066" name="Figura 66"/>
+            <wp:cNvGraphicFramePr/>
+            <a:graphic xmlns:a="http://schemas.openxmlformats.org/drawingml/2006/main">
+              <a:graphicData uri="http://schemas.openxmlformats.org/drawingml/2006/picture">
+                <pic:pic xmlns:pic="http://schemas.openxmlformats.org/drawingml/2006/picture">
+                  <pic:nvPicPr>
+                    <pic:cNvPr id="1066" name="Figura 66"/>
+                    <pic:cNvPicPr/>
+                  </pic:nvPicPr>
+                  <pic:blipFill>
+                    <a:blip xmlns:r="http://schemas.openxmlformats.org/officeDocument/2006/relationships" r:embed="rId2066"/>
+                    <a:stretch>
+                      <a:fillRect/>
+                    </a:stretch>
+                  </pic:blipFill>
+                  <pic:spPr>
+                    <a:xfrm>
+                      <a:off x="0" y="0"/>
+                      <a:ext cx="5943600" cy="1450624"/>
+                    </a:xfrm>
+                    <a:prstGeom prst="rect">
+                      <a:avLst/>
+                    </a:prstGeom>
+                  </pic:spPr>
+                </pic:pic>
+              </a:graphicData>
+            </a:graphic>
+          </wp:inline>
+        </w:drawing>
+      </w:r>
+    </w:p>
+    <w:p>
+      <w:pPr>
+        <w:spacing w:after="180"/>
+        <w:jc w:val="center"/>
+        <w:rPr>
+          <w:i/>
+          <w:sz w:val="20"/>
+        </w:rPr>
+      </w:pPr>
+      <w:r>
+        <w:rPr>
+          <w:i/>
+          <w:sz w:val="20"/>
+        </w:rPr>
+        <w:t>Figura 66: Diagrama de Paquetes — Panel del doctor (RF-007) — fase diseño</w:t>
+      </w:r>
+    </w:p>
+    <w:p>
+      <w:pPr>
+        <w:spacing w:before="120" w:after="60"/>
+        <w:jc w:val="center"/>
+      </w:pPr>
+      <w:r>
+        <w:drawing>
+          <wp:inline distT="0" distB="0" distL="0" distR="0">
+            <wp:extent cx="5943600" cy="3528787"/>
+            <wp:effectExtent l="0" t="0" r="0" b="0"/>
+            <wp:docPr id="1067" name="Figura 67"/>
+            <wp:cNvGraphicFramePr/>
+            <a:graphic xmlns:a="http://schemas.openxmlformats.org/drawingml/2006/main">
+              <a:graphicData uri="http://schemas.openxmlformats.org/drawingml/2006/picture">
+                <pic:pic xmlns:pic="http://schemas.openxmlformats.org/drawingml/2006/picture">
+                  <pic:nvPicPr>
+                    <pic:cNvPr id="1067" name="Figura 67"/>
+                    <pic:cNvPicPr/>
+                  </pic:nvPicPr>
+                  <pic:blipFill>
+                    <a:blip xmlns:r="http://schemas.openxmlformats.org/officeDocument/2006/relationships" r:embed="rId2067"/>
+                    <a:stretch>
+                      <a:fillRect/>
+                    </a:stretch>
+                  </pic:blipFill>
+                  <pic:spPr>
+                    <a:xfrm>
+                      <a:off x="0" y="0"/>
+                      <a:ext cx="5943600" cy="3528787"/>
+                    </a:xfrm>
+                    <a:prstGeom prst="rect">
+                      <a:avLst/>
+                    </a:prstGeom>
+                  </pic:spPr>
+                </pic:pic>
+              </a:graphicData>
+            </a:graphic>
+          </wp:inline>
+        </w:drawing>
+      </w:r>
+    </w:p>
+    <w:p>
+      <w:pPr>
+        <w:spacing w:after="180"/>
+        <w:jc w:val="center"/>
+        <w:rPr>
+          <w:i/>
+          <w:sz w:val="20"/>
+        </w:rPr>
+      </w:pPr>
+      <w:r>
+        <w:rPr>
+          <w:i/>
+          <w:sz w:val="20"/>
+        </w:rPr>
+        <w:t>Figura 67: Diagrama de Caso de Uso — Panel del doctor (RF-007) — fase diseño</w:t>
+      </w:r>
+    </w:p>
+    <w:p>
+      <w:pPr>
+        <w:spacing w:before="120" w:after="60"/>
+        <w:jc w:val="center"/>
+      </w:pPr>
+      <w:r>
+        <w:drawing>
+          <wp:inline distT="0" distB="0" distL="0" distR="0">
+            <wp:extent cx="5943600" cy="2561820"/>
+            <wp:effectExtent l="0" t="0" r="0" b="0"/>
+            <wp:docPr id="1068" name="Figura 68"/>
+            <wp:cNvGraphicFramePr/>
+            <a:graphic xmlns:a="http://schemas.openxmlformats.org/drawingml/2006/main">
+              <a:graphicData uri="http://schemas.openxmlformats.org/drawingml/2006/picture">
+                <pic:pic xmlns:pic="http://schemas.openxmlformats.org/drawingml/2006/picture">
+                  <pic:nvPicPr>
+                    <pic:cNvPr id="1068" name="Figura 68"/>
+                    <pic:cNvPicPr/>
+                  </pic:nvPicPr>
+                  <pic:blipFill>
+                    <a:blip xmlns:r="http://schemas.openxmlformats.org/officeDocument/2006/relationships" r:embed="rId2068"/>
+                    <a:stretch>
+                      <a:fillRect/>
+                    </a:stretch>
+                  </pic:blipFill>
+                  <pic:spPr>
+                    <a:xfrm>
+                      <a:off x="0" y="0"/>
+                      <a:ext cx="5943600" cy="2561820"/>
+                    </a:xfrm>
+                    <a:prstGeom prst="rect">
+                      <a:avLst/>
+                    </a:prstGeom>
+                  </pic:spPr>
+                </pic:pic>
+              </a:graphicData>
+            </a:graphic>
+          </wp:inline>
+        </w:drawing>
+      </w:r>
+    </w:p>
+    <w:p>
+      <w:pPr>
+        <w:spacing w:after="180"/>
+        <w:jc w:val="center"/>
+        <w:rPr>
+          <w:i/>
+          <w:sz w:val="20"/>
+        </w:rPr>
+      </w:pPr>
+      <w:r>
+        <w:rPr>
+          <w:i/>
+          <w:sz w:val="20"/>
+        </w:rPr>
+        <w:t>Figura 68: Diagrama de Secuencia — Panel del doctor (RF-007) — fase diseño</w:t>
+      </w:r>
+    </w:p>
+    <w:p>
+      <w:pPr>
+        <w:spacing w:before="120" w:after="60"/>
+        <w:jc w:val="center"/>
+      </w:pPr>
+      <w:r>
+        <w:drawing>
+          <wp:inline distT="0" distB="0" distL="0" distR="0">
+            <wp:extent cx="5943600" cy="3837709"/>
+            <wp:effectExtent l="0" t="0" r="0" b="0"/>
+            <wp:docPr id="1069" name="Figura 69"/>
+            <wp:cNvGraphicFramePr/>
+            <a:graphic xmlns:a="http://schemas.openxmlformats.org/drawingml/2006/main">
+              <a:graphicData uri="http://schemas.openxmlformats.org/drawingml/2006/picture">
+                <pic:pic xmlns:pic="http://schemas.openxmlformats.org/drawingml/2006/picture">
+                  <pic:nvPicPr>
+                    <pic:cNvPr id="1069" name="Figura 69"/>
+                    <pic:cNvPicPr/>
+                  </pic:nvPicPr>
+                  <pic:blipFill>
+                    <a:blip xmlns:r="http://schemas.openxmlformats.org/officeDocument/2006/relationships" r:embed="rId2069"/>
+                    <a:stretch>
+                      <a:fillRect/>
+                    </a:stretch>
+                  </pic:blipFill>
+                  <pic:spPr>
+                    <a:xfrm>
+                      <a:off x="0" y="0"/>
+                      <a:ext cx="5943600" cy="3837709"/>
+                    </a:xfrm>
+                    <a:prstGeom prst="rect">
+                      <a:avLst/>
+                    </a:prstGeom>
+                  </pic:spPr>
+                </pic:pic>
+              </a:graphicData>
+            </a:graphic>
+          </wp:inline>
+        </w:drawing>
+      </w:r>
+    </w:p>
+    <w:p>
+      <w:pPr>
+        <w:spacing w:after="180"/>
+        <w:jc w:val="center"/>
+        <w:rPr>
+          <w:i/>
+          <w:sz w:val="20"/>
+        </w:rPr>
+      </w:pPr>
+      <w:r>
+        <w:rPr>
+          <w:i/>
+          <w:sz w:val="20"/>
+        </w:rPr>
+        <w:t>Figura 69: Diagrama de Clases — Panel del doctor (RF-007) — fase diseño</w:t>
+      </w:r>
+    </w:p>
+    <w:p>
+      <w:pPr>
+        <w:spacing w:before="120" w:after="60"/>
+        <w:jc w:val="center"/>
+      </w:pPr>
+      <w:r>
+        <w:drawing>
+          <wp:inline distT="0" distB="0" distL="0" distR="0">
+            <wp:extent cx="5372100" cy="5819775"/>
+            <wp:effectExtent l="0" t="0" r="0" b="0"/>
+            <wp:docPr id="1070" name="Figura 70"/>
+            <wp:cNvGraphicFramePr/>
+            <a:graphic xmlns:a="http://schemas.openxmlformats.org/drawingml/2006/main">
+              <a:graphicData uri="http://schemas.openxmlformats.org/drawingml/2006/picture">
+                <pic:pic xmlns:pic="http://schemas.openxmlformats.org/drawingml/2006/picture">
+                  <pic:nvPicPr>
+                    <pic:cNvPr id="1070" name="Figura 70"/>
+                    <pic:cNvPicPr/>
+                  </pic:nvPicPr>
+                  <pic:blipFill>
+                    <a:blip xmlns:r="http://schemas.openxmlformats.org/officeDocument/2006/relationships" r:embed="rId2070"/>
+                    <a:stretch>
+                      <a:fillRect/>
+                    </a:stretch>
+                  </pic:blipFill>
+                  <pic:spPr>
+                    <a:xfrm>
+                      <a:off x="0" y="0"/>
+                      <a:ext cx="5372100" cy="5819775"/>
+                    </a:xfrm>
+                    <a:prstGeom prst="rect">
+                      <a:avLst/>
+                    </a:prstGeom>
+                  </pic:spPr>
+                </pic:pic>
+              </a:graphicData>
+            </a:graphic>
+          </wp:inline>
+        </w:drawing>
+      </w:r>
+    </w:p>
+    <w:p>
+      <w:pPr>
+        <w:spacing w:after="180"/>
+        <w:jc w:val="center"/>
+        <w:rPr>
+          <w:i/>
+          <w:sz w:val="20"/>
+        </w:rPr>
+      </w:pPr>
+      <w:r>
+        <w:rPr>
+          <w:i/>
+          <w:sz w:val="20"/>
+        </w:rPr>
+        <w:t>Figura 70: Diagrama de Actividades — Panel del doctor (RF-007) — fase diseño</w:t>
+      </w:r>
+    </w:p>
+    <w:p>
+      <w:pPr>
+        <w:pStyle w:val="Ttulo2"/>
+        <w:spacing w:before="240" w:after="120"/>
+      </w:pPr>
+      <w:r>
+        <w:rPr>
+          <w:color w:val="1F3864"/>
+        </w:rPr>
+        <w:t>6.10 Diagramas UML de Diseño — RF-008: Historial clínico electrónico</w:t>
+      </w:r>
+    </w:p>
+    <w:p>
+      <w:pPr>
+        <w:spacing w:after="120" w:line="276" w:lineRule="auto"/>
+        <w:jc w:val="both"/>
+      </w:pPr>
+      <w:r>
+        <w:t>Las Figuras 76 a 80 documentan, en fase de diseño, la implementación real del requerimiento RF-008 (Historial clínico electrónico), con las clases, módulos y rutas efectivamente presentes en el código fuente, según se detalla en cada figura. Sus contrapartes conceptuales de análisis (Figuras 71 a 75) se documentan en el SRS (FD03) y ambas se referencian desde la Matriz de Trazabilidad de Implementación.</w:t>
+      </w:r>
+    </w:p>
+    <w:p>
+      <w:pPr>
+        <w:spacing w:before="120" w:after="60"/>
+        <w:jc w:val="center"/>
+      </w:pPr>
+      <w:r>
+        <w:drawing>
+          <wp:inline distT="0" distB="0" distL="0" distR="0">
+            <wp:extent cx="5943600" cy="2452254"/>
+            <wp:effectExtent l="0" t="0" r="0" b="0"/>
+            <wp:docPr id="1076" name="Figura 76"/>
+            <wp:cNvGraphicFramePr/>
+            <a:graphic xmlns:a="http://schemas.openxmlformats.org/drawingml/2006/main">
+              <a:graphicData uri="http://schemas.openxmlformats.org/drawingml/2006/picture">
+                <pic:pic xmlns:pic="http://schemas.openxmlformats.org/drawingml/2006/picture">
+                  <pic:nvPicPr>
+                    <pic:cNvPr id="1076" name="Figura 76"/>
+                    <pic:cNvPicPr/>
+                  </pic:nvPicPr>
+                  <pic:blipFill>
+                    <a:blip xmlns:r="http://schemas.openxmlformats.org/officeDocument/2006/relationships" r:embed="rId2076"/>
+                    <a:stretch>
+                      <a:fillRect/>
+                    </a:stretch>
+                  </pic:blipFill>
+                  <pic:spPr>
+                    <a:xfrm>
+                      <a:off x="0" y="0"/>
+                      <a:ext cx="5943600" cy="2452254"/>
+                    </a:xfrm>
+                    <a:prstGeom prst="rect">
+                      <a:avLst/>
+                    </a:prstGeom>
+                  </pic:spPr>
+                </pic:pic>
+              </a:graphicData>
+            </a:graphic>
+          </wp:inline>
+        </w:drawing>
+      </w:r>
+    </w:p>
+    <w:p>
+      <w:pPr>
+        <w:spacing w:after="180"/>
+        <w:jc w:val="center"/>
+        <w:rPr>
+          <w:i/>
+          <w:sz w:val="20"/>
+        </w:rPr>
+      </w:pPr>
+      <w:r>
+        <w:rPr>
+          <w:i/>
+          <w:sz w:val="20"/>
+        </w:rPr>
+        <w:t>Figura 76: Diagrama de Paquetes — Historial clínico electrónico (RF-008) — fase diseño</w:t>
+      </w:r>
+    </w:p>
+    <w:p>
+      <w:pPr>
+        <w:spacing w:before="120" w:after="60"/>
+        <w:jc w:val="center"/>
+      </w:pPr>
+      <w:r>
+        <w:drawing>
+          <wp:inline distT="0" distB="0" distL="0" distR="0">
+            <wp:extent cx="5943600" cy="2300748"/>
+            <wp:effectExtent l="0" t="0" r="0" b="0"/>
+            <wp:docPr id="1077" name="Figura 77"/>
+            <wp:cNvGraphicFramePr/>
+            <a:graphic xmlns:a="http://schemas.openxmlformats.org/drawingml/2006/main">
+              <a:graphicData uri="http://schemas.openxmlformats.org/drawingml/2006/picture">
+                <pic:pic xmlns:pic="http://schemas.openxmlformats.org/drawingml/2006/picture">
+                  <pic:nvPicPr>
+                    <pic:cNvPr id="1077" name="Figura 77"/>
+                    <pic:cNvPicPr/>
+                  </pic:nvPicPr>
+                  <pic:blipFill>
+                    <a:blip xmlns:r="http://schemas.openxmlformats.org/officeDocument/2006/relationships" r:embed="rId2077"/>
+                    <a:stretch>
+                      <a:fillRect/>
+                    </a:stretch>
+                  </pic:blipFill>
+                  <pic:spPr>
+                    <a:xfrm>
+                      <a:off x="0" y="0"/>
+                      <a:ext cx="5943600" cy="2300748"/>
+                    </a:xfrm>
+                    <a:prstGeom prst="rect">
+                      <a:avLst/>
+                    </a:prstGeom>
+                  </pic:spPr>
+                </pic:pic>
+              </a:graphicData>
+            </a:graphic>
+          </wp:inline>
+        </w:drawing>
+      </w:r>
+    </w:p>
+    <w:p>
+      <w:pPr>
+        <w:spacing w:after="180"/>
+        <w:jc w:val="center"/>
+        <w:rPr>
+          <w:i/>
+          <w:sz w:val="20"/>
+        </w:rPr>
+      </w:pPr>
+      <w:r>
+        <w:rPr>
+          <w:i/>
+          <w:sz w:val="20"/>
+        </w:rPr>
+        <w:t>Figura 77: Diagrama de Caso de Uso — Historial clínico electrónico (RF-008) — fase diseño</w:t>
+      </w:r>
+    </w:p>
+    <w:p>
+      <w:pPr>
+        <w:spacing w:before="120" w:after="60"/>
+        <w:jc w:val="center"/>
+      </w:pPr>
+      <w:r>
+        <w:drawing>
+          <wp:inline distT="0" distB="0" distL="0" distR="0">
+            <wp:extent cx="5943600" cy="2363175"/>
+            <wp:effectExtent l="0" t="0" r="0" b="0"/>
+            <wp:docPr id="1078" name="Figura 78"/>
+            <wp:cNvGraphicFramePr/>
+            <a:graphic xmlns:a="http://schemas.openxmlformats.org/drawingml/2006/main">
+              <a:graphicData uri="http://schemas.openxmlformats.org/drawingml/2006/picture">
+                <pic:pic xmlns:pic="http://schemas.openxmlformats.org/drawingml/2006/picture">
+                  <pic:nvPicPr>
+                    <pic:cNvPr id="1078" name="Figura 78"/>
+                    <pic:cNvPicPr/>
+                  </pic:nvPicPr>
+                  <pic:blipFill>
+                    <a:blip xmlns:r="http://schemas.openxmlformats.org/officeDocument/2006/relationships" r:embed="rId2078"/>
+                    <a:stretch>
+                      <a:fillRect/>
+                    </a:stretch>
+                  </pic:blipFill>
+                  <pic:spPr>
+                    <a:xfrm>
+                      <a:off x="0" y="0"/>
+                      <a:ext cx="5943600" cy="2363175"/>
+                    </a:xfrm>
+                    <a:prstGeom prst="rect">
+                      <a:avLst/>
+                    </a:prstGeom>
+                  </pic:spPr>
+                </pic:pic>
+              </a:graphicData>
+            </a:graphic>
+          </wp:inline>
+        </w:drawing>
+      </w:r>
+    </w:p>
+    <w:p>
+      <w:pPr>
+        <w:spacing w:after="180"/>
+        <w:jc w:val="center"/>
+        <w:rPr>
+          <w:i/>
+          <w:sz w:val="20"/>
+        </w:rPr>
+      </w:pPr>
+      <w:r>
+        <w:rPr>
+          <w:i/>
+          <w:sz w:val="20"/>
+        </w:rPr>
+        <w:t>Figura 78: Diagrama de Secuencia — Historial clínico electrónico (RF-008) — fase diseño</w:t>
+      </w:r>
+    </w:p>
+    <w:p>
+      <w:pPr>
+        <w:spacing w:before="120" w:after="60"/>
+        <w:jc w:val="center"/>
+      </w:pPr>
+      <w:r>
+        <w:drawing>
+          <wp:inline distT="0" distB="0" distL="0" distR="0">
+            <wp:extent cx="5934075" cy="4648200"/>
+            <wp:effectExtent l="0" t="0" r="0" b="0"/>
+            <wp:docPr id="1079" name="Figura 79"/>
+            <wp:cNvGraphicFramePr/>
+            <a:graphic xmlns:a="http://schemas.openxmlformats.org/drawingml/2006/main">
+              <a:graphicData uri="http://schemas.openxmlformats.org/drawingml/2006/picture">
+                <pic:pic xmlns:pic="http://schemas.openxmlformats.org/drawingml/2006/picture">
+                  <pic:nvPicPr>
+                    <pic:cNvPr id="1079" name="Figura 79"/>
+                    <pic:cNvPicPr/>
+                  </pic:nvPicPr>
+                  <pic:blipFill>
+                    <a:blip xmlns:r="http://schemas.openxmlformats.org/officeDocument/2006/relationships" r:embed="rId2079"/>
+                    <a:stretch>
+                      <a:fillRect/>
+                    </a:stretch>
+                  </pic:blipFill>
+                  <pic:spPr>
+                    <a:xfrm>
+                      <a:off x="0" y="0"/>
+                      <a:ext cx="5934075" cy="4648200"/>
+                    </a:xfrm>
+                    <a:prstGeom prst="rect">
+                      <a:avLst/>
+                    </a:prstGeom>
+                  </pic:spPr>
+                </pic:pic>
+              </a:graphicData>
+            </a:graphic>
+          </wp:inline>
+        </w:drawing>
+      </w:r>
+    </w:p>
+    <w:p>
+      <w:pPr>
+        <w:spacing w:after="180"/>
+        <w:jc w:val="center"/>
+        <w:rPr>
+          <w:i/>
+          <w:sz w:val="20"/>
+        </w:rPr>
+      </w:pPr>
+      <w:r>
+        <w:rPr>
+          <w:i/>
+          <w:sz w:val="20"/>
+        </w:rPr>
+        <w:t>Figura 79: Diagrama de Clases — Historial clínico electrónico (RF-008) — fase diseño</w:t>
+      </w:r>
+    </w:p>
+    <w:p>
+      <w:pPr>
+        <w:spacing w:before="120" w:after="60"/>
+        <w:jc w:val="center"/>
+      </w:pPr>
+      <w:r>
+        <w:drawing>
+          <wp:inline distT="0" distB="0" distL="0" distR="0">
+            <wp:extent cx="5943600" cy="5345559"/>
+            <wp:effectExtent l="0" t="0" r="0" b="0"/>
+            <wp:docPr id="1080" name="Figura 80"/>
+            <wp:cNvGraphicFramePr/>
+            <a:graphic xmlns:a="http://schemas.openxmlformats.org/drawingml/2006/main">
+              <a:graphicData uri="http://schemas.openxmlformats.org/drawingml/2006/picture">
+                <pic:pic xmlns:pic="http://schemas.openxmlformats.org/drawingml/2006/picture">
+                  <pic:nvPicPr>
+                    <pic:cNvPr id="1080" name="Figura 80"/>
+                    <pic:cNvPicPr/>
+                  </pic:nvPicPr>
+                  <pic:blipFill>
+                    <a:blip xmlns:r="http://schemas.openxmlformats.org/officeDocument/2006/relationships" r:embed="rId2080"/>
+                    <a:stretch>
+                      <a:fillRect/>
+                    </a:stretch>
+                  </pic:blipFill>
+                  <pic:spPr>
+                    <a:xfrm>
+                      <a:off x="0" y="0"/>
+                      <a:ext cx="5943600" cy="5345559"/>
+                    </a:xfrm>
+                    <a:prstGeom prst="rect">
+                      <a:avLst/>
+                    </a:prstGeom>
+                  </pic:spPr>
+                </pic:pic>
+              </a:graphicData>
+            </a:graphic>
+          </wp:inline>
+        </w:drawing>
+      </w:r>
+    </w:p>
+    <w:p>
+      <w:pPr>
+        <w:spacing w:after="180"/>
+        <w:jc w:val="center"/>
+        <w:rPr>
+          <w:i/>
+          <w:sz w:val="20"/>
+        </w:rPr>
+      </w:pPr>
+      <w:r>
+        <w:rPr>
+          <w:i/>
+          <w:sz w:val="20"/>
+        </w:rPr>
+        <w:t>Figura 80: Diagrama de Actividades — Historial clínico electrónico (RF-008) — fase diseño</w:t>
+      </w:r>
+    </w:p>
+    <w:p>
+      <w:pPr>
+        <w:pStyle w:val="Ttulo2"/>
+        <w:spacing w:before="240" w:after="120"/>
+      </w:pPr>
+      <w:r>
+        <w:rPr>
+          <w:color w:val="1F3864"/>
+        </w:rPr>
+        <w:t>6.11 Diagramas UML de Diseño — RF-009: Sistema de alertas y notificaciones</w:t>
+      </w:r>
+    </w:p>
+    <w:p>
+      <w:pPr>
+        <w:spacing w:after="120" w:line="276" w:lineRule="auto"/>
+        <w:jc w:val="both"/>
+      </w:pPr>
+      <w:r>
+        <w:t>Las Figuras 86 a 90 documentan, en fase de diseño, la implementación real del requerimiento RF-009 (Sistema de alertas y notificaciones), con las clases, módulos y rutas efectivamente presentes en el código fuente, según se detalla en cada figura. Sus contrapartes conceptuales de análisis (Figuras 81 a 85) se documentan en el SRS (FD03) y ambas se referencian desde la Matriz de Trazabilidad de Implementación.</w:t>
+      </w:r>
+    </w:p>
+    <w:p>
+      <w:pPr>
+        <w:spacing w:before="120" w:after="60"/>
+        <w:jc w:val="center"/>
+      </w:pPr>
+      <w:r>
+        <w:drawing>
+          <wp:inline distT="0" distB="0" distL="0" distR="0">
+            <wp:extent cx="5943600" cy="2686141"/>
+            <wp:effectExtent l="0" t="0" r="0" b="0"/>
+            <wp:docPr id="1086" name="Figura 86"/>
+            <wp:cNvGraphicFramePr/>
+            <a:graphic xmlns:a="http://schemas.openxmlformats.org/drawingml/2006/main">
+              <a:graphicData uri="http://schemas.openxmlformats.org/drawingml/2006/picture">
+                <pic:pic xmlns:pic="http://schemas.openxmlformats.org/drawingml/2006/picture">
+                  <pic:nvPicPr>
+                    <pic:cNvPr id="1086" name="Figura 86"/>
+                    <pic:cNvPicPr/>
+                  </pic:nvPicPr>
+                  <pic:blipFill>
+                    <a:blip xmlns:r="http://schemas.openxmlformats.org/officeDocument/2006/relationships" r:embed="rId2086"/>
+                    <a:stretch>
+                      <a:fillRect/>
+                    </a:stretch>
+                  </pic:blipFill>
+                  <pic:spPr>
+                    <a:xfrm>
+                      <a:off x="0" y="0"/>
+                      <a:ext cx="5943600" cy="2686141"/>
+                    </a:xfrm>
+                    <a:prstGeom prst="rect">
+                      <a:avLst/>
+                    </a:prstGeom>
+                  </pic:spPr>
+                </pic:pic>
+              </a:graphicData>
+            </a:graphic>
+          </wp:inline>
+        </w:drawing>
+      </w:r>
+    </w:p>
+    <w:p>
+      <w:pPr>
+        <w:spacing w:after="180"/>
+        <w:jc w:val="center"/>
+        <w:rPr>
+          <w:i/>
+          <w:sz w:val="20"/>
+        </w:rPr>
+      </w:pPr>
+      <w:r>
+        <w:rPr>
+          <w:i/>
+          <w:sz w:val="20"/>
+        </w:rPr>
+        <w:t>Figura 86: Diagrama de Paquetes — Sistema de alertas y notificaciones (RF-009) — fase diseño</w:t>
+      </w:r>
+    </w:p>
+    <w:p>
+      <w:pPr>
+        <w:spacing w:before="120" w:after="60"/>
+        <w:jc w:val="center"/>
+      </w:pPr>
+      <w:r>
+        <w:drawing>
+          <wp:inline distT="0" distB="0" distL="0" distR="0">
+            <wp:extent cx="5943600" cy="2586624"/>
+            <wp:effectExtent l="0" t="0" r="0" b="0"/>
+            <wp:docPr id="1087" name="Figura 87"/>
+            <wp:cNvGraphicFramePr/>
+            <a:graphic xmlns:a="http://schemas.openxmlformats.org/drawingml/2006/main">
+              <a:graphicData uri="http://schemas.openxmlformats.org/drawingml/2006/picture">
+                <pic:pic xmlns:pic="http://schemas.openxmlformats.org/drawingml/2006/picture">
+                  <pic:nvPicPr>
+                    <pic:cNvPr id="1087" name="Figura 87"/>
+                    <pic:cNvPicPr/>
+                  </pic:nvPicPr>
+                  <pic:blipFill>
+                    <a:blip xmlns:r="http://schemas.openxmlformats.org/officeDocument/2006/relationships" r:embed="rId2087"/>
+                    <a:stretch>
+                      <a:fillRect/>
+                    </a:stretch>
+                  </pic:blipFill>
+                  <pic:spPr>
+                    <a:xfrm>
+                      <a:off x="0" y="0"/>
+                      <a:ext cx="5943600" cy="2586624"/>
+                    </a:xfrm>
+                    <a:prstGeom prst="rect">
+                      <a:avLst/>
+                    </a:prstGeom>
+                  </pic:spPr>
+                </pic:pic>
+              </a:graphicData>
+            </a:graphic>
+          </wp:inline>
+        </w:drawing>
+      </w:r>
+    </w:p>
+    <w:p>
+      <w:pPr>
+        <w:spacing w:after="180"/>
+        <w:jc w:val="center"/>
+        <w:rPr>
+          <w:i/>
+          <w:sz w:val="20"/>
+        </w:rPr>
+      </w:pPr>
+      <w:r>
+        <w:rPr>
+          <w:i/>
+          <w:sz w:val="20"/>
+        </w:rPr>
+        <w:t>Figura 87: Diagrama de Caso de Uso — Sistema de alertas y notificaciones (RF-009) — fase diseño</w:t>
+      </w:r>
+    </w:p>
+    <w:p>
+      <w:pPr>
+        <w:spacing w:before="120" w:after="60"/>
+        <w:jc w:val="center"/>
+      </w:pPr>
+      <w:r>
+        <w:drawing>
+          <wp:inline distT="0" distB="0" distL="0" distR="0">
+            <wp:extent cx="5943600" cy="1923034"/>
+            <wp:effectExtent l="0" t="0" r="0" b="0"/>
+            <wp:docPr id="1088" name="Figura 88"/>
+            <wp:cNvGraphicFramePr/>
+            <a:graphic xmlns:a="http://schemas.openxmlformats.org/drawingml/2006/main">
+              <a:graphicData uri="http://schemas.openxmlformats.org/drawingml/2006/picture">
+                <pic:pic xmlns:pic="http://schemas.openxmlformats.org/drawingml/2006/picture">
+                  <pic:nvPicPr>
+                    <pic:cNvPr id="1088" name="Figura 88"/>
+                    <pic:cNvPicPr/>
+                  </pic:nvPicPr>
+                  <pic:blipFill>
+                    <a:blip xmlns:r="http://schemas.openxmlformats.org/officeDocument/2006/relationships" r:embed="rId2088"/>
+                    <a:stretch>
+                      <a:fillRect/>
+                    </a:stretch>
+                  </pic:blipFill>
+                  <pic:spPr>
+                    <a:xfrm>
+                      <a:off x="0" y="0"/>
+                      <a:ext cx="5943600" cy="1923034"/>
+                    </a:xfrm>
+                    <a:prstGeom prst="rect">
+                      <a:avLst/>
+                    </a:prstGeom>
+                  </pic:spPr>
+                </pic:pic>
+              </a:graphicData>
+            </a:graphic>
+          </wp:inline>
+        </w:drawing>
+      </w:r>
+    </w:p>
+    <w:p>
+      <w:pPr>
+        <w:spacing w:after="180"/>
+        <w:jc w:val="center"/>
+        <w:rPr>
+          <w:i/>
+          <w:sz w:val="20"/>
+        </w:rPr>
+      </w:pPr>
+      <w:r>
+        <w:rPr>
+          <w:i/>
+          <w:sz w:val="20"/>
+        </w:rPr>
+        <w:t>Figura 88: Diagrama de Secuencia — Sistema de alertas y notificaciones (RF-009) — fase diseño</w:t>
+      </w:r>
+    </w:p>
+    <w:p>
+      <w:pPr>
+        <w:spacing w:before="120" w:after="60"/>
+        <w:jc w:val="center"/>
+      </w:pPr>
+      <w:r>
+        <w:drawing>
+          <wp:inline distT="0" distB="0" distL="0" distR="0">
+            <wp:extent cx="5943600" cy="5998633"/>
+            <wp:effectExtent l="0" t="0" r="0" b="0"/>
+            <wp:docPr id="1089" name="Figura 89"/>
+            <wp:cNvGraphicFramePr/>
+            <a:graphic xmlns:a="http://schemas.openxmlformats.org/drawingml/2006/main">
+              <a:graphicData uri="http://schemas.openxmlformats.org/drawingml/2006/picture">
+                <pic:pic xmlns:pic="http://schemas.openxmlformats.org/drawingml/2006/picture">
+                  <pic:nvPicPr>
+                    <pic:cNvPr id="1089" name="Figura 89"/>
+                    <pic:cNvPicPr/>
+                  </pic:nvPicPr>
+                  <pic:blipFill>
+                    <a:blip xmlns:r="http://schemas.openxmlformats.org/officeDocument/2006/relationships" r:embed="rId2089"/>
+                    <a:stretch>
+                      <a:fillRect/>
+                    </a:stretch>
+                  </pic:blipFill>
+                  <pic:spPr>
+                    <a:xfrm>
+                      <a:off x="0" y="0"/>
+                      <a:ext cx="5943600" cy="5998633"/>
+                    </a:xfrm>
+                    <a:prstGeom prst="rect">
+                      <a:avLst/>
+                    </a:prstGeom>
+                  </pic:spPr>
+                </pic:pic>
+              </a:graphicData>
+            </a:graphic>
+          </wp:inline>
+        </w:drawing>
+      </w:r>
+    </w:p>
+    <w:p>
+      <w:pPr>
+        <w:spacing w:after="180"/>
+        <w:jc w:val="center"/>
+        <w:rPr>
+          <w:i/>
+          <w:sz w:val="20"/>
+        </w:rPr>
+      </w:pPr>
+      <w:r>
+        <w:rPr>
+          <w:i/>
+          <w:sz w:val="20"/>
+        </w:rPr>
+        <w:t>Figura 89: Diagrama de Clases — Sistema de alertas y notificaciones (RF-009) — fase diseño</w:t>
+      </w:r>
+    </w:p>
+    <w:p>
+      <w:pPr>
+        <w:spacing w:before="120" w:after="60"/>
+        <w:jc w:val="center"/>
+      </w:pPr>
+      <w:r>
+        <w:drawing>
+          <wp:inline distT="0" distB="0" distL="0" distR="0">
+            <wp:extent cx="5943600" cy="6045636"/>
+            <wp:effectExtent l="0" t="0" r="0" b="0"/>
+            <wp:docPr id="1090" name="Figura 90"/>
+            <wp:cNvGraphicFramePr/>
+            <a:graphic xmlns:a="http://schemas.openxmlformats.org/drawingml/2006/main">
+              <a:graphicData uri="http://schemas.openxmlformats.org/drawingml/2006/picture">
+                <pic:pic xmlns:pic="http://schemas.openxmlformats.org/drawingml/2006/picture">
+                  <pic:nvPicPr>
+                    <pic:cNvPr id="1090" name="Figura 90"/>
+                    <pic:cNvPicPr/>
+                  </pic:nvPicPr>
+                  <pic:blipFill>
+                    <a:blip xmlns:r="http://schemas.openxmlformats.org/officeDocument/2006/relationships" r:embed="rId2090"/>
+                    <a:stretch>
+                      <a:fillRect/>
+                    </a:stretch>
+                  </pic:blipFill>
+                  <pic:spPr>
+                    <a:xfrm>
+                      <a:off x="0" y="0"/>
+                      <a:ext cx="5943600" cy="6045636"/>
+                    </a:xfrm>
+                    <a:prstGeom prst="rect">
+                      <a:avLst/>
+                    </a:prstGeom>
+                  </pic:spPr>
+                </pic:pic>
+              </a:graphicData>
+            </a:graphic>
+          </wp:inline>
+        </w:drawing>
+      </w:r>
+    </w:p>
+    <w:p>
+      <w:pPr>
+        <w:spacing w:after="180"/>
+        <w:jc w:val="center"/>
+        <w:rPr>
+          <w:i/>
+          <w:sz w:val="20"/>
+        </w:rPr>
+      </w:pPr>
+      <w:r>
+        <w:rPr>
+          <w:i/>
+          <w:sz w:val="20"/>
+        </w:rPr>
+        <w:t>Figura 90: Diagrama de Actividades — Sistema de alertas y notificaciones (RF-009) — fase diseño</w:t>
+      </w:r>
+    </w:p>
+    <w:p>
+      <w:pPr>
+        <w:pStyle w:val="Ttulo2"/>
+        <w:spacing w:before="240" w:after="120"/>
+      </w:pPr>
+      <w:r>
+        <w:rPr>
+          <w:color w:val="1F3864"/>
+        </w:rPr>
+        <w:t>6.12 Diagramas UML de Diseño — RF-010: Reportes y estadísticas</w:t>
+      </w:r>
+    </w:p>
+    <w:p>
+      <w:pPr>
+        <w:spacing w:after="120" w:line="276" w:lineRule="auto"/>
+        <w:jc w:val="both"/>
+      </w:pPr>
+      <w:r>
+        <w:t>Las Figuras 96 a 100 documentan, en fase de diseño, la implementación real del requerimiento RF-010 (Reportes y estadísticas), con las clases, módulos y rutas efectivamente presentes en el código fuente, según se detalla en cada figura. Sus contrapartes conceptuales de análisis (Figuras 91 a 95) se documentan en el SRS (FD03) y ambas se referencian desde la Matriz de Trazabilidad de Implementación.</w:t>
+      </w:r>
+    </w:p>
+    <w:p>
+      <w:pPr>
+        <w:spacing w:before="120" w:after="60"/>
+        <w:jc w:val="center"/>
+      </w:pPr>
+      <w:r>
+        <w:drawing>
+          <wp:inline distT="0" distB="0" distL="0" distR="0">
+            <wp:extent cx="5943599" cy="2545735"/>
+            <wp:effectExtent l="0" t="0" r="0" b="0"/>
+            <wp:docPr id="1096" name="Figura 96"/>
+            <wp:cNvGraphicFramePr/>
+            <a:graphic xmlns:a="http://schemas.openxmlformats.org/drawingml/2006/main">
+              <a:graphicData uri="http://schemas.openxmlformats.org/drawingml/2006/picture">
+                <pic:pic xmlns:pic="http://schemas.openxmlformats.org/drawingml/2006/picture">
+                  <pic:nvPicPr>
+                    <pic:cNvPr id="1096" name="Figura 96"/>
+                    <pic:cNvPicPr/>
+                  </pic:nvPicPr>
+                  <pic:blipFill>
+                    <a:blip xmlns:r="http://schemas.openxmlformats.org/officeDocument/2006/relationships" r:embed="rId2096"/>
+                    <a:stretch>
+                      <a:fillRect/>
+                    </a:stretch>
+                  </pic:blipFill>
+                  <pic:spPr>
+                    <a:xfrm>
+                      <a:off x="0" y="0"/>
+                      <a:ext cx="5943599" cy="2545735"/>
+                    </a:xfrm>
+                    <a:prstGeom prst="rect">
+                      <a:avLst/>
+                    </a:prstGeom>
+                  </pic:spPr>
+                </pic:pic>
+              </a:graphicData>
+            </a:graphic>
+          </wp:inline>
+        </w:drawing>
+      </w:r>
+    </w:p>
+    <w:p>
+      <w:pPr>
+        <w:spacing w:after="180"/>
+        <w:jc w:val="center"/>
+        <w:rPr>
+          <w:i/>
+          <w:sz w:val="20"/>
+        </w:rPr>
+      </w:pPr>
+      <w:r>
+        <w:rPr>
+          <w:i/>
+          <w:sz w:val="20"/>
+        </w:rPr>
+        <w:t>Figura 96: Diagrama de Paquetes — Reportes y estadísticas (RF-010) — fase diseño</w:t>
+      </w:r>
+    </w:p>
+    <w:p>
+      <w:pPr>
+        <w:spacing w:before="120" w:after="60"/>
+        <w:jc w:val="center"/>
+      </w:pPr>
+      <w:r>
+        <w:drawing>
+          <wp:inline distT="0" distB="0" distL="0" distR="0">
+            <wp:extent cx="5943600" cy="2477643"/>
+            <wp:effectExtent l="0" t="0" r="0" b="0"/>
+            <wp:docPr id="1097" name="Figura 97"/>
+            <wp:cNvGraphicFramePr/>
+            <a:graphic xmlns:a="http://schemas.openxmlformats.org/drawingml/2006/main">
+              <a:graphicData uri="http://schemas.openxmlformats.org/drawingml/2006/picture">
+                <pic:pic xmlns:pic="http://schemas.openxmlformats.org/drawingml/2006/picture">
+                  <pic:nvPicPr>
+                    <pic:cNvPr id="1097" name="Figura 97"/>
+                    <pic:cNvPicPr/>
+                  </pic:nvPicPr>
+                  <pic:blipFill>
+                    <a:blip xmlns:r="http://schemas.openxmlformats.org/officeDocument/2006/relationships" r:embed="rId2097"/>
+                    <a:stretch>
+                      <a:fillRect/>
+                    </a:stretch>
+                  </pic:blipFill>
+                  <pic:spPr>
+                    <a:xfrm>
+                      <a:off x="0" y="0"/>
+                      <a:ext cx="5943600" cy="2477643"/>
+                    </a:xfrm>
+                    <a:prstGeom prst="rect">
+                      <a:avLst/>
+                    </a:prstGeom>
+                  </pic:spPr>
+                </pic:pic>
+              </a:graphicData>
+            </a:graphic>
+          </wp:inline>
+        </w:drawing>
+      </w:r>
+    </w:p>
+    <w:p>
+      <w:pPr>
+        <w:spacing w:after="180"/>
+        <w:jc w:val="center"/>
+        <w:rPr>
+          <w:i/>
+          <w:sz w:val="20"/>
+        </w:rPr>
+      </w:pPr>
+      <w:r>
+        <w:rPr>
+          <w:i/>
+          <w:sz w:val="20"/>
+        </w:rPr>
+        <w:t>Figura 97: Diagrama de Caso de Uso — Reportes y estadísticas (RF-010) — fase diseño</w:t>
+      </w:r>
+    </w:p>
+    <w:p>
+      <w:pPr>
+        <w:spacing w:before="120" w:after="60"/>
+        <w:jc w:val="center"/>
+      </w:pPr>
+      <w:r>
+        <w:drawing>
+          <wp:inline distT="0" distB="0" distL="0" distR="0">
+            <wp:extent cx="5943600" cy="2216966"/>
+            <wp:effectExtent l="0" t="0" r="0" b="0"/>
+            <wp:docPr id="1098" name="Figura 98"/>
+            <wp:cNvGraphicFramePr/>
+            <a:graphic xmlns:a="http://schemas.openxmlformats.org/drawingml/2006/main">
+              <a:graphicData uri="http://schemas.openxmlformats.org/drawingml/2006/picture">
+                <pic:pic xmlns:pic="http://schemas.openxmlformats.org/drawingml/2006/picture">
+                  <pic:nvPicPr>
+                    <pic:cNvPr id="1098" name="Figura 98"/>
+                    <pic:cNvPicPr/>
+                  </pic:nvPicPr>
+                  <pic:blipFill>
+                    <a:blip xmlns:r="http://schemas.openxmlformats.org/officeDocument/2006/relationships" r:embed="rId2098"/>
+                    <a:stretch>
+                      <a:fillRect/>
+                    </a:stretch>
+                  </pic:blipFill>
+                  <pic:spPr>
+                    <a:xfrm>
+                      <a:off x="0" y="0"/>
+                      <a:ext cx="5943600" cy="2216966"/>
+                    </a:xfrm>
+                    <a:prstGeom prst="rect">
+                      <a:avLst/>
+                    </a:prstGeom>
+                  </pic:spPr>
+                </pic:pic>
+              </a:graphicData>
+            </a:graphic>
+          </wp:inline>
+        </w:drawing>
+      </w:r>
+    </w:p>
+    <w:p>
+      <w:pPr>
+        <w:spacing w:after="180"/>
+        <w:jc w:val="center"/>
+        <w:rPr>
+          <w:i/>
+          <w:sz w:val="20"/>
+        </w:rPr>
+      </w:pPr>
+      <w:r>
+        <w:rPr>
+          <w:i/>
+          <w:sz w:val="20"/>
+        </w:rPr>
+        <w:t>Figura 98: Diagrama de Secuencia — Reportes y estadísticas (RF-010) — fase diseño</w:t>
+      </w:r>
+    </w:p>
+    <w:p>
+      <w:pPr>
+        <w:spacing w:before="120" w:after="60"/>
+        <w:jc w:val="center"/>
+      </w:pPr>
+      <w:r>
+        <w:drawing>
+          <wp:inline distT="0" distB="0" distL="0" distR="0">
+            <wp:extent cx="4755035" cy="7200000"/>
+            <wp:effectExtent l="0" t="0" r="0" b="0"/>
+            <wp:docPr id="1099" name="Figura 99"/>
+            <wp:cNvGraphicFramePr/>
+            <a:graphic xmlns:a="http://schemas.openxmlformats.org/drawingml/2006/main">
+              <a:graphicData uri="http://schemas.openxmlformats.org/drawingml/2006/picture">
+                <pic:pic xmlns:pic="http://schemas.openxmlformats.org/drawingml/2006/picture">
+                  <pic:nvPicPr>
+                    <pic:cNvPr id="1099" name="Figura 99"/>
+                    <pic:cNvPicPr/>
+                  </pic:nvPicPr>
+                  <pic:blipFill>
+                    <a:blip xmlns:r="http://schemas.openxmlformats.org/officeDocument/2006/relationships" r:embed="rId2099"/>
+                    <a:stretch>
+                      <a:fillRect/>
+                    </a:stretch>
+                  </pic:blipFill>
+                  <pic:spPr>
+                    <a:xfrm>
+                      <a:off x="0" y="0"/>
+                      <a:ext cx="4755035" cy="7200000"/>
+                    </a:xfrm>
+                    <a:prstGeom prst="rect">
+                      <a:avLst/>
+                    </a:prstGeom>
+                  </pic:spPr>
+                </pic:pic>
+              </a:graphicData>
+            </a:graphic>
+          </wp:inline>
+        </w:drawing>
+      </w:r>
+    </w:p>
+    <w:p>
+      <w:pPr>
+        <w:spacing w:after="180"/>
+        <w:jc w:val="center"/>
+        <w:rPr>
+          <w:i/>
+          <w:sz w:val="20"/>
+        </w:rPr>
+      </w:pPr>
+      <w:r>
+        <w:rPr>
+          <w:i/>
+          <w:sz w:val="20"/>
+        </w:rPr>
+        <w:t>Figura 99: Diagrama de Clases — Reportes y estadísticas (RF-010) — fase diseño</w:t>
+      </w:r>
+    </w:p>
+    <w:p>
+      <w:pPr>
+        <w:spacing w:before="120" w:after="60"/>
+        <w:jc w:val="center"/>
+      </w:pPr>
+      <w:r>
+        <w:drawing>
+          <wp:inline distT="0" distB="0" distL="0" distR="0">
+            <wp:extent cx="5857875" cy="6896100"/>
+            <wp:effectExtent l="0" t="0" r="0" b="0"/>
+            <wp:docPr id="1100" name="Figura 100"/>
+            <wp:cNvGraphicFramePr/>
+            <a:graphic xmlns:a="http://schemas.openxmlformats.org/drawingml/2006/main">
+              <a:graphicData uri="http://schemas.openxmlformats.org/drawingml/2006/picture">
+                <pic:pic xmlns:pic="http://schemas.openxmlformats.org/drawingml/2006/picture">
+                  <pic:nvPicPr>
+                    <pic:cNvPr id="1100" name="Figura 100"/>
+                    <pic:cNvPicPr/>
+                  </pic:nvPicPr>
+                  <pic:blipFill>
+                    <a:blip xmlns:r="http://schemas.openxmlformats.org/officeDocument/2006/relationships" r:embed="rId2100"/>
+                    <a:stretch>
+                      <a:fillRect/>
+                    </a:stretch>
+                  </pic:blipFill>
+                  <pic:spPr>
+                    <a:xfrm>
+                      <a:off x="0" y="0"/>
+                      <a:ext cx="5857875" cy="6896100"/>
+                    </a:xfrm>
+                    <a:prstGeom prst="rect">
+                      <a:avLst/>
+                    </a:prstGeom>
+                  </pic:spPr>
+                </pic:pic>
+              </a:graphicData>
+            </a:graphic>
+          </wp:inline>
+        </w:drawing>
+      </w:r>
+    </w:p>
+    <w:p>
+      <w:pPr>
+        <w:spacing w:after="180"/>
+        <w:jc w:val="center"/>
+        <w:rPr>
+          <w:i/>
+          <w:sz w:val="20"/>
+        </w:rPr>
+      </w:pPr>
+      <w:r>
+        <w:rPr>
+          <w:i/>
+          <w:sz w:val="20"/>
+        </w:rPr>
+        <w:t>Figura 100: Diagrama de Actividades — Reportes y estadísticas (RF-010) — fase diseño</w:t>
+      </w:r>
+    </w:p>
+    <w:p>
+      <w:pPr>
+        <w:pStyle w:val="Ttulo2"/>
+        <w:spacing w:before="240" w:after="120"/>
+      </w:pPr>
+      <w:r>
+        <w:rPr>
+          <w:color w:val="1F3864"/>
+        </w:rPr>
+        <w:t>6.13 Diagramas UML de Diseño — RF-011: Módulo educativo</w:t>
+      </w:r>
+    </w:p>
+    <w:p>
+      <w:pPr>
+        <w:spacing w:after="120" w:line="276" w:lineRule="auto"/>
+        <w:jc w:val="both"/>
+      </w:pPr>
+      <w:r>
+        <w:t>Las Figuras 106 a 110 presentan una arquitectura de diseño propuesta (no implementada en el código actual del proyecto) para el requerimiento RF-011 (Módulo educativo). Sus contrapartes conceptuales de análisis (Figuras 101 a 105) se documentan en el SRS (FD03) y ambas se referencian desde la Matriz de Trazabilidad de Implementación.</w:t>
+      </w:r>
+    </w:p>
+    <w:p>
+      <w:pPr>
+        <w:spacing w:after="120" w:line="276" w:lineRule="auto"/>
+        <w:jc w:val="both"/>
+      </w:pPr>
+      <w:r>
+        <w:t>Nota de trazabilidad: el módulo educativo (RF-011) no tiene ninguna implementación de código en el proyecto actual (sin rutas, controladores, modelos ni componentes de frontend). Las figuras de esta sección presentan una arquitectura de diseño propuesta, explícitamente marcada &amp;#x201C;Diseño propuesto &amp;#x2014; no implementado&amp;#x201D;, para su eventual desarrollo futuro.</w:t>
+      </w:r>
+    </w:p>
+    <w:p>
+      <w:pPr>
+        <w:spacing w:before="120" w:after="60"/>
+        <w:jc w:val="center"/>
+      </w:pPr>
+      <w:r>
+        <w:drawing>
+          <wp:inline distT="0" distB="0" distL="0" distR="0">
+            <wp:extent cx="5943600" cy="2510581"/>
+            <wp:effectExtent l="0" t="0" r="0" b="0"/>
+            <wp:docPr id="1106" name="Figura 106"/>
+            <wp:cNvGraphicFramePr/>
+            <a:graphic xmlns:a="http://schemas.openxmlformats.org/drawingml/2006/main">
+              <a:graphicData uri="http://schemas.openxmlformats.org/drawingml/2006/picture">
+                <pic:pic xmlns:pic="http://schemas.openxmlformats.org/drawingml/2006/picture">
+                  <pic:nvPicPr>
+                    <pic:cNvPr id="1106" name="Figura 106"/>
+                    <pic:cNvPicPr/>
+                  </pic:nvPicPr>
+                  <pic:blipFill>
+                    <a:blip xmlns:r="http://schemas.openxmlformats.org/officeDocument/2006/relationships" r:embed="rId2106"/>
+                    <a:stretch>
+                      <a:fillRect/>
+                    </a:stretch>
+                  </pic:blipFill>
+                  <pic:spPr>
+                    <a:xfrm>
+                      <a:off x="0" y="0"/>
+                      <a:ext cx="5943600" cy="2510581"/>
+                    </a:xfrm>
+                    <a:prstGeom prst="rect">
+                      <a:avLst/>
+                    </a:prstGeom>
+                  </pic:spPr>
+                </pic:pic>
+              </a:graphicData>
+            </a:graphic>
+          </wp:inline>
+        </w:drawing>
+      </w:r>
+    </w:p>
+    <w:p>
+      <w:pPr>
+        <w:spacing w:after="180"/>
+        <w:jc w:val="center"/>
+        <w:rPr>
+          <w:i/>
+          <w:sz w:val="20"/>
+        </w:rPr>
+      </w:pPr>
+      <w:r>
+        <w:rPr>
+          <w:i/>
+          <w:sz w:val="20"/>
+        </w:rPr>
+        <w:t>Figura 106: Diagrama de Paquetes — Módulo educativo (RF-011) — Fase de Diseño propuesto — NO IMPLEMENTADO</w:t>
+      </w:r>
+    </w:p>
+    <w:p>
+      <w:pPr>
+        <w:spacing w:before="120" w:after="60"/>
+        <w:jc w:val="center"/>
+      </w:pPr>
+      <w:r>
+        <w:drawing>
+          <wp:inline distT="0" distB="0" distL="0" distR="0">
+            <wp:extent cx="5943600" cy="1492533"/>
+            <wp:effectExtent l="0" t="0" r="0" b="0"/>
+            <wp:docPr id="1107" name="Figura 107"/>
+            <wp:cNvGraphicFramePr/>
+            <a:graphic xmlns:a="http://schemas.openxmlformats.org/drawingml/2006/main">
+              <a:graphicData uri="http://schemas.openxmlformats.org/drawingml/2006/picture">
+                <pic:pic xmlns:pic="http://schemas.openxmlformats.org/drawingml/2006/picture">
+                  <pic:nvPicPr>
+                    <pic:cNvPr id="1107" name="Figura 107"/>
+                    <pic:cNvPicPr/>
+                  </pic:nvPicPr>
+                  <pic:blipFill>
+                    <a:blip xmlns:r="http://schemas.openxmlformats.org/officeDocument/2006/relationships" r:embed="rId2107"/>
+                    <a:stretch>
+                      <a:fillRect/>
+                    </a:stretch>
+                  </pic:blipFill>
+                  <pic:spPr>
+                    <a:xfrm>
+                      <a:off x="0" y="0"/>
+                      <a:ext cx="5943600" cy="1492533"/>
+                    </a:xfrm>
+                    <a:prstGeom prst="rect">
+                      <a:avLst/>
+                    </a:prstGeom>
+                  </pic:spPr>
+                </pic:pic>
+              </a:graphicData>
+            </a:graphic>
+          </wp:inline>
+        </w:drawing>
+      </w:r>
+    </w:p>
+    <w:p>
+      <w:pPr>
+        <w:spacing w:after="180"/>
+        <w:jc w:val="center"/>
+        <w:rPr>
+          <w:i/>
+          <w:sz w:val="20"/>
+        </w:rPr>
+      </w:pPr>
+      <w:r>
+        <w:rPr>
+          <w:i/>
+          <w:sz w:val="20"/>
+        </w:rPr>
+        <w:t>Figura 107: Diagrama de Caso de Uso — Módulo educativo (RF-011) — Diseño propuesto — NO IMPLEMENTADO</w:t>
+      </w:r>
+    </w:p>
+    <w:p>
+      <w:pPr>
+        <w:spacing w:before="120" w:after="60"/>
+        <w:jc w:val="center"/>
+      </w:pPr>
+      <w:r>
+        <w:drawing>
+          <wp:inline distT="0" distB="0" distL="0" distR="0">
+            <wp:extent cx="5943600" cy="2167770"/>
+            <wp:effectExtent l="0" t="0" r="0" b="0"/>
+            <wp:docPr id="1108" name="Figura 108"/>
+            <wp:cNvGraphicFramePr/>
+            <a:graphic xmlns:a="http://schemas.openxmlformats.org/drawingml/2006/main">
+              <a:graphicData uri="http://schemas.openxmlformats.org/drawingml/2006/picture">
+                <pic:pic xmlns:pic="http://schemas.openxmlformats.org/drawingml/2006/picture">
+                  <pic:nvPicPr>
+                    <pic:cNvPr id="1108" name="Figura 108"/>
+                    <pic:cNvPicPr/>
+                  </pic:nvPicPr>
+                  <pic:blipFill>
+                    <a:blip xmlns:r="http://schemas.openxmlformats.org/officeDocument/2006/relationships" r:embed="rId2108"/>
+                    <a:stretch>
+                      <a:fillRect/>
+                    </a:stretch>
+                  </pic:blipFill>
+                  <pic:spPr>
+                    <a:xfrm>
+                      <a:off x="0" y="0"/>
+                      <a:ext cx="5943600" cy="2167770"/>
+                    </a:xfrm>
+                    <a:prstGeom prst="rect">
+                      <a:avLst/>
+                    </a:prstGeom>
+                  </pic:spPr>
+                </pic:pic>
+              </a:graphicData>
+            </a:graphic>
+          </wp:inline>
+        </w:drawing>
+      </w:r>
+    </w:p>
+    <w:p>
+      <w:pPr>
+        <w:spacing w:after="180"/>
+        <w:jc w:val="center"/>
+        <w:rPr>
+          <w:i/>
+          <w:sz w:val="20"/>
+        </w:rPr>
+      </w:pPr>
+      <w:r>
+        <w:rPr>
+          <w:i/>
+          <w:sz w:val="20"/>
+        </w:rPr>
+        <w:t>Figura 108: Diagrama de Secuencia — Módulo educativo (RF-011) — Diseño propuesto — NO IMPLEMENTADO</w:t>
+      </w:r>
+    </w:p>
+    <w:p>
+      <w:pPr>
+        <w:spacing w:before="120" w:after="60"/>
+        <w:jc w:val="center"/>
+      </w:pPr>
+      <w:r>
+        <w:drawing>
+          <wp:inline distT="0" distB="0" distL="0" distR="0">
+            <wp:extent cx="5943600" cy="2378843"/>
+            <wp:effectExtent l="0" t="0" r="0" b="0"/>
+            <wp:docPr id="1109" name="Figura 109"/>
+            <wp:cNvGraphicFramePr/>
+            <a:graphic xmlns:a="http://schemas.openxmlformats.org/drawingml/2006/main">
+              <a:graphicData uri="http://schemas.openxmlformats.org/drawingml/2006/picture">
+                <pic:pic xmlns:pic="http://schemas.openxmlformats.org/drawingml/2006/picture">
+                  <pic:nvPicPr>
+                    <pic:cNvPr id="1109" name="Figura 109"/>
+                    <pic:cNvPicPr/>
+                  </pic:nvPicPr>
+                  <pic:blipFill>
+                    <a:blip xmlns:r="http://schemas.openxmlformats.org/officeDocument/2006/relationships" r:embed="rId2109"/>
+                    <a:stretch>
+                      <a:fillRect/>
+                    </a:stretch>
+                  </pic:blipFill>
+                  <pic:spPr>
+                    <a:xfrm>
+                      <a:off x="0" y="0"/>
+                      <a:ext cx="5943600" cy="2378843"/>
+                    </a:xfrm>
+                    <a:prstGeom prst="rect">
+                      <a:avLst/>
+                    </a:prstGeom>
+                  </pic:spPr>
+                </pic:pic>
+              </a:graphicData>
+            </a:graphic>
+          </wp:inline>
+        </w:drawing>
+      </w:r>
+    </w:p>
+    <w:p>
+      <w:pPr>
+        <w:spacing w:after="180"/>
+        <w:jc w:val="center"/>
+        <w:rPr>
+          <w:i/>
+          <w:sz w:val="20"/>
+        </w:rPr>
+      </w:pPr>
+      <w:r>
+        <w:rPr>
+          <w:i/>
+          <w:sz w:val="20"/>
+        </w:rPr>
+        <w:t>Figura 109: Diagrama de Clases — Módulo educativo (RF-011) — Diseño propuesto — NO IMPLEMENTADO</w:t>
+      </w:r>
+    </w:p>
+    <w:p>
+      <w:pPr>
+        <w:spacing w:before="120" w:after="60"/>
+        <w:jc w:val="center"/>
+      </w:pPr>
+      <w:r>
+        <w:drawing>
+          <wp:inline distT="0" distB="0" distL="0" distR="0">
+            <wp:extent cx="5943600" cy="3889790"/>
+            <wp:effectExtent l="0" t="0" r="0" b="0"/>
+            <wp:docPr id="1110" name="Figura 110"/>
+            <wp:cNvGraphicFramePr/>
+            <a:graphic xmlns:a="http://schemas.openxmlformats.org/drawingml/2006/main">
+              <a:graphicData uri="http://schemas.openxmlformats.org/drawingml/2006/picture">
+                <pic:pic xmlns:pic="http://schemas.openxmlformats.org/drawingml/2006/picture">
+                  <pic:nvPicPr>
+                    <pic:cNvPr id="1110" name="Figura 110"/>
+                    <pic:cNvPicPr/>
+                  </pic:nvPicPr>
+                  <pic:blipFill>
+                    <a:blip xmlns:r="http://schemas.openxmlformats.org/officeDocument/2006/relationships" r:embed="rId2110"/>
+                    <a:stretch>
+                      <a:fillRect/>
+                    </a:stretch>
+                  </pic:blipFill>
+                  <pic:spPr>
+                    <a:xfrm>
+                      <a:off x="0" y="0"/>
+                      <a:ext cx="5943600" cy="3889790"/>
+                    </a:xfrm>
+                    <a:prstGeom prst="rect">
+                      <a:avLst/>
+                    </a:prstGeom>
+                  </pic:spPr>
+                </pic:pic>
+              </a:graphicData>
+            </a:graphic>
+          </wp:inline>
+        </w:drawing>
+      </w:r>
+    </w:p>
+    <w:p>
+      <w:pPr>
+        <w:spacing w:after="180"/>
+        <w:jc w:val="center"/>
+        <w:rPr>
+          <w:i/>
+          <w:sz w:val="20"/>
+        </w:rPr>
+      </w:pPr>
+      <w:r>
+        <w:rPr>
+          <w:i/>
+          <w:sz w:val="20"/>
+        </w:rPr>
+        <w:t>Figura 110: Diagrama de Actividades — Módulo educativo (RF-011) — Diseño propuesto — NO IMPLEMENTADO</w:t>
+      </w:r>
+    </w:p>
+    <w:p>
+      <w:pPr>
+        <w:pStyle w:val="Ttulo2"/>
+        <w:spacing w:before="240" w:after="120"/>
+      </w:pPr>
+      <w:r>
+        <w:rPr>
+          <w:color w:val="1F3864"/>
+        </w:rPr>
+        <w:t>6.14 Diagramas UML de Diseño — RF-012: Geolocalización de centros de salud</w:t>
+      </w:r>
+    </w:p>
+    <w:p>
+      <w:pPr>
+        <w:spacing w:after="120" w:line="276" w:lineRule="auto"/>
+        <w:jc w:val="both"/>
+      </w:pPr>
+      <w:r>
+        <w:t>Las Figuras 116 a 120 documentan, en fase de diseño, el estado real de implementación (parcial) del requerimiento RF-012 (Geolocalización de centros de salud), con las clases, módulos y rutas efectivamente presentes en el código fuente, según se detalla en cada figura. Sus contrapartes conceptuales de análisis (Figuras 111 a 115) se documentan en el SRS (FD03) y ambas se referencian desde la Matriz de Trazabilidad de Implementación.</w:t>
+      </w:r>
+    </w:p>
+    <w:p>
+      <w:pPr>
+        <w:spacing w:after="120" w:line="276" w:lineRule="auto"/>
+        <w:jc w:val="both"/>
+      </w:pPr>
+      <w:r>
+        <w:t>Nota de trazabilidad: la captura real de geolocalización del paciente (mobile/medical-app/hooks/useGeolocation.ts, con soporte nativo Capacitor y fallback web) y su uso en el registro de emergencias (backend/src/services/emergencyService.ts, validateLocation) están efectivamente implementados. La búsqueda geoespacial de centros de salud cercanos y el mapa de resultados, descritos en el SRS, no están implementados: no existe endpoint de búsqueda ni modelo de centro de salud/clínica en el backend. Esto se marca explícitamente con el estereotipo &lt;&lt;pendiente de implementación&gt;&gt; en las figuras de diseño.</w:t>
+      </w:r>
+    </w:p>
+    <w:p>
+      <w:pPr>
+        <w:spacing w:before="120" w:after="60"/>
+        <w:jc w:val="center"/>
+      </w:pPr>
+      <w:r>
+        <w:drawing>
+          <wp:inline distT="0" distB="0" distL="0" distR="0">
+            <wp:extent cx="5943600" cy="2994758"/>
+            <wp:effectExtent l="0" t="0" r="0" b="0"/>
+            <wp:docPr id="1116" name="Figura 116"/>
+            <wp:cNvGraphicFramePr/>
+            <a:graphic xmlns:a="http://schemas.openxmlformats.org/drawingml/2006/main">
+              <a:graphicData uri="http://schemas.openxmlformats.org/drawingml/2006/picture">
+                <pic:pic xmlns:pic="http://schemas.openxmlformats.org/drawingml/2006/picture">
+                  <pic:nvPicPr>
+                    <pic:cNvPr id="1116" name="Figura 116"/>
+                    <pic:cNvPicPr/>
+                  </pic:nvPicPr>
+                  <pic:blipFill>
+                    <a:blip xmlns:r="http://schemas.openxmlformats.org/officeDocument/2006/relationships" r:embed="rId2116"/>
+                    <a:stretch>
+                      <a:fillRect/>
+                    </a:stretch>
+                  </pic:blipFill>
+                  <pic:spPr>
+                    <a:xfrm>
+                      <a:off x="0" y="0"/>
+                      <a:ext cx="5943600" cy="2994758"/>
+                    </a:xfrm>
+                    <a:prstGeom prst="rect">
+                      <a:avLst/>
+                    </a:prstGeom>
+                  </pic:spPr>
+                </pic:pic>
+              </a:graphicData>
+            </a:graphic>
+          </wp:inline>
+        </w:drawing>
+      </w:r>
+    </w:p>
+    <w:p>
+      <w:pPr>
+        <w:spacing w:after="180"/>
+        <w:jc w:val="center"/>
+        <w:rPr>
+          <w:i/>
+          <w:sz w:val="20"/>
+        </w:rPr>
+      </w:pPr>
+      <w:r>
+        <w:rPr>
+          <w:i/>
+          <w:sz w:val="20"/>
+        </w:rPr>
+        <w:t>Figura 116: Diagrama de Paquetes — Geolocalización de centros de salud (RF-012) — fase diseño</w:t>
+      </w:r>
+    </w:p>
+    <w:p>
+      <w:pPr>
+        <w:spacing w:before="120" w:after="60"/>
+        <w:jc w:val="center"/>
+      </w:pPr>
+      <w:r>
+        <w:drawing>
+          <wp:inline distT="0" distB="0" distL="0" distR="0">
+            <wp:extent cx="5943600" cy="2058937"/>
+            <wp:effectExtent l="0" t="0" r="0" b="0"/>
+            <wp:docPr id="1117" name="Figura 117"/>
+            <wp:cNvGraphicFramePr/>
+            <a:graphic xmlns:a="http://schemas.openxmlformats.org/drawingml/2006/main">
+              <a:graphicData uri="http://schemas.openxmlformats.org/drawingml/2006/picture">
+                <pic:pic xmlns:pic="http://schemas.openxmlformats.org/drawingml/2006/picture">
+                  <pic:nvPicPr>
+                    <pic:cNvPr id="1117" name="Figura 117"/>
+                    <pic:cNvPicPr/>
+                  </pic:nvPicPr>
+                  <pic:blipFill>
+                    <a:blip xmlns:r="http://schemas.openxmlformats.org/officeDocument/2006/relationships" r:embed="rId2117"/>
+                    <a:stretch>
+                      <a:fillRect/>
+                    </a:stretch>
+                  </pic:blipFill>
+                  <pic:spPr>
+                    <a:xfrm>
+                      <a:off x="0" y="0"/>
+                      <a:ext cx="5943600" cy="2058937"/>
+                    </a:xfrm>
+                    <a:prstGeom prst="rect">
+                      <a:avLst/>
+                    </a:prstGeom>
+                  </pic:spPr>
+                </pic:pic>
+              </a:graphicData>
+            </a:graphic>
+          </wp:inline>
+        </w:drawing>
+      </w:r>
+    </w:p>
+    <w:p>
+      <w:pPr>
+        <w:spacing w:after="180"/>
+        <w:jc w:val="center"/>
+        <w:rPr>
+          <w:i/>
+          <w:sz w:val="20"/>
+        </w:rPr>
+      </w:pPr>
+      <w:r>
+        <w:rPr>
+          <w:i/>
+          <w:sz w:val="20"/>
+        </w:rPr>
+        <w:t>Figura 117: Diagrama de Caso de Uso — Geolocalización de centros de salud (RF-012) — fase diseño</w:t>
+      </w:r>
+    </w:p>
+    <w:p>
+      <w:pPr>
+        <w:spacing w:before="120" w:after="60"/>
+        <w:jc w:val="center"/>
+      </w:pPr>
+      <w:r>
+        <w:drawing>
+          <wp:inline distT="0" distB="0" distL="0" distR="0">
+            <wp:extent cx="5943600" cy="3180229"/>
+            <wp:effectExtent l="0" t="0" r="0" b="0"/>
+            <wp:docPr id="1118" name="Figura 118"/>
+            <wp:cNvGraphicFramePr/>
+            <a:graphic xmlns:a="http://schemas.openxmlformats.org/drawingml/2006/main">
+              <a:graphicData uri="http://schemas.openxmlformats.org/drawingml/2006/picture">
+                <pic:pic xmlns:pic="http://schemas.openxmlformats.org/drawingml/2006/picture">
+                  <pic:nvPicPr>
+                    <pic:cNvPr id="1118" name="Figura 118"/>
+                    <pic:cNvPicPr/>
+                  </pic:nvPicPr>
+                  <pic:blipFill>
+                    <a:blip xmlns:r="http://schemas.openxmlformats.org/officeDocument/2006/relationships" r:embed="rId2118"/>
+                    <a:stretch>
+                      <a:fillRect/>
+                    </a:stretch>
+                  </pic:blipFill>
+                  <pic:spPr>
+                    <a:xfrm>
+                      <a:off x="0" y="0"/>
+                      <a:ext cx="5943600" cy="3180229"/>
+                    </a:xfrm>
+                    <a:prstGeom prst="rect">
+                      <a:avLst/>
+                    </a:prstGeom>
+                  </pic:spPr>
+                </pic:pic>
+              </a:graphicData>
+            </a:graphic>
+          </wp:inline>
+        </w:drawing>
+      </w:r>
+    </w:p>
+    <w:p>
+      <w:pPr>
+        <w:spacing w:after="180"/>
+        <w:jc w:val="center"/>
+        <w:rPr>
+          <w:i/>
+          <w:sz w:val="20"/>
+        </w:rPr>
+      </w:pPr>
+      <w:r>
+        <w:rPr>
+          <w:i/>
+          <w:sz w:val="20"/>
+        </w:rPr>
+        <w:t>Figura 118: Diagrama de Secuencia — Geolocalización de centros de salud (RF-012) — fase diseño</w:t>
+      </w:r>
+    </w:p>
+    <w:p>
+      <w:pPr>
+        <w:spacing w:before="120" w:after="60"/>
+        <w:jc w:val="center"/>
+      </w:pPr>
+      <w:r>
+        <w:drawing>
+          <wp:inline distT="0" distB="0" distL="0" distR="0">
+            <wp:extent cx="5943600" cy="4934309"/>
+            <wp:effectExtent l="0" t="0" r="0" b="0"/>
+            <wp:docPr id="1119" name="Figura 119"/>
+            <wp:cNvGraphicFramePr/>
+            <a:graphic xmlns:a="http://schemas.openxmlformats.org/drawingml/2006/main">
+              <a:graphicData uri="http://schemas.openxmlformats.org/drawingml/2006/picture">
+                <pic:pic xmlns:pic="http://schemas.openxmlformats.org/drawingml/2006/picture">
+                  <pic:nvPicPr>
+                    <pic:cNvPr id="1119" name="Figura 119"/>
+                    <pic:cNvPicPr/>
+                  </pic:nvPicPr>
+                  <pic:blipFill>
+                    <a:blip xmlns:r="http://schemas.openxmlformats.org/officeDocument/2006/relationships" r:embed="rId2119"/>
+                    <a:stretch>
+                      <a:fillRect/>
+                    </a:stretch>
+                  </pic:blipFill>
+                  <pic:spPr>
+                    <a:xfrm>
+                      <a:off x="0" y="0"/>
+                      <a:ext cx="5943600" cy="4934309"/>
+                    </a:xfrm>
+                    <a:prstGeom prst="rect">
+                      <a:avLst/>
+                    </a:prstGeom>
+                  </pic:spPr>
+                </pic:pic>
+              </a:graphicData>
+            </a:graphic>
+          </wp:inline>
+        </w:drawing>
+      </w:r>
+    </w:p>
+    <w:p>
+      <w:pPr>
+        <w:spacing w:after="180"/>
+        <w:jc w:val="center"/>
+        <w:rPr>
+          <w:i/>
+          <w:sz w:val="20"/>
+        </w:rPr>
+      </w:pPr>
+      <w:r>
+        <w:rPr>
+          <w:i/>
+          <w:sz w:val="20"/>
+        </w:rPr>
+        <w:t>Figura 119: Diagrama de Clases — Geolocalización de centros de salud (RF-012) — fase diseño</w:t>
+      </w:r>
+    </w:p>
+    <w:p>
+      <w:pPr>
+        <w:spacing w:before="120" w:after="60"/>
+        <w:jc w:val="center"/>
+      </w:pPr>
+      <w:r>
+        <w:drawing>
+          <wp:inline distT="0" distB="0" distL="0" distR="0">
+            <wp:extent cx="5943600" cy="4278277"/>
+            <wp:effectExtent l="0" t="0" r="0" b="0"/>
+            <wp:docPr id="1120" name="Figura 120"/>
+            <wp:cNvGraphicFramePr/>
+            <a:graphic xmlns:a="http://schemas.openxmlformats.org/drawingml/2006/main">
+              <a:graphicData uri="http://schemas.openxmlformats.org/drawingml/2006/picture">
+                <pic:pic xmlns:pic="http://schemas.openxmlformats.org/drawingml/2006/picture">
+                  <pic:nvPicPr>
+                    <pic:cNvPr id="1120" name="Figura 120"/>
+                    <pic:cNvPicPr/>
+                  </pic:nvPicPr>
+                  <pic:blipFill>
+                    <a:blip xmlns:r="http://schemas.openxmlformats.org/officeDocument/2006/relationships" r:embed="rId2120"/>
+                    <a:stretch>
+                      <a:fillRect/>
+                    </a:stretch>
+                  </pic:blipFill>
+                  <pic:spPr>
+                    <a:xfrm>
+                      <a:off x="0" y="0"/>
+                      <a:ext cx="5943600" cy="4278277"/>
+                    </a:xfrm>
+                    <a:prstGeom prst="rect">
+                      <a:avLst/>
+                    </a:prstGeom>
+                  </pic:spPr>
+                </pic:pic>
+              </a:graphicData>
+            </a:graphic>
+          </wp:inline>
+        </w:drawing>
+      </w:r>
+    </w:p>
+    <w:p>
+      <w:pPr>
+        <w:spacing w:after="180"/>
+        <w:jc w:val="center"/>
+        <w:rPr>
+          <w:i/>
+          <w:sz w:val="20"/>
+        </w:rPr>
+      </w:pPr>
+      <w:r>
+        <w:rPr>
+          <w:i/>
+          <w:sz w:val="20"/>
+        </w:rPr>
+        <w:t>Figura 120: Diagrama de Actividades — Geolocalización de centros de salud (RF-012) — fase diseño</w:t>
+      </w:r>
+    </w:p>
+    <w:p>
+      <w:pPr>
         <w:pStyle w:val="Ttulo1"/>
         <w:spacing w:before="240" w:after="120"/>
       </w:pPr>
@@ -10062,6 +13851,64 @@
     </w:p>
     <w:p>
       <w:pPr>
+        <w:spacing w:before="120" w:after="60"/>
+        <w:jc w:val="center"/>
+      </w:pPr>
+      <w:r>
+        <w:drawing>
+          <wp:inline distT="0" distB="0" distL="0" distR="0">
+            <wp:extent cx="5486400" cy="4445540"/>
+            <wp:effectExtent l="0" t="0" r="0" b="0"/>
+            <wp:docPr id="1121" name="Figura 121"/>
+            <wp:cNvGraphicFramePr/>
+            <a:graphic xmlns:a="http://schemas.openxmlformats.org/drawingml/2006/main">
+              <a:graphicData uri="http://schemas.openxmlformats.org/drawingml/2006/picture">
+                <pic:pic xmlns:pic="http://schemas.openxmlformats.org/drawingml/2006/picture">
+                  <pic:nvPicPr>
+                    <pic:cNvPr id="1121" name="Figura 121"/>
+                    <pic:cNvPicPr/>
+                  </pic:nvPicPr>
+                  <pic:blipFill>
+                    <a:blip xmlns:r="http://schemas.openxmlformats.org/officeDocument/2006/relationships" r:embed="rId2121"/>
+                    <a:stretch>
+                      <a:fillRect/>
+                    </a:stretch>
+                  </pic:blipFill>
+                  <pic:spPr>
+                    <a:xfrm>
+                      <a:off x="0" y="0"/>
+                      <a:ext cx="5486400" cy="4445540"/>
+                    </a:xfrm>
+                    <a:prstGeom prst="rect">
+                      <a:avLst/>
+                    </a:prstGeom>
+                  </pic:spPr>
+                </pic:pic>
+              </a:graphicData>
+            </a:graphic>
+          </wp:inline>
+        </w:drawing>
+      </w:r>
+    </w:p>
+    <w:p>
+      <w:pPr>
+        <w:spacing w:after="180"/>
+        <w:jc w:val="center"/>
+        <w:rPr>
+          <w:i/>
+          <w:sz w:val="20"/>
+        </w:rPr>
+      </w:pPr>
+      <w:r>
+        <w:rPr>
+          <w:i/>
+          <w:sz w:val="20"/>
+        </w:rPr>
+        <w:t>Figura 121: Diagrama de Actividades — Proceso Actual (modelo reactivo) — fase diseño</w:t>
+      </w:r>
+    </w:p>
+    <w:p>
+      <w:pPr>
         <w:pStyle w:val="Ttulo2"/>
         <w:spacing w:after="120"/>
       </w:pPr>
@@ -10086,7 +13933,7 @@
         <w:pStyle w:val="Prrafodelista"/>
         <w:numPr>
           <w:ilvl w:val="0"/>
-          <w:numId w:val="3"/>
+          <w:numId w:val="105"/>
         </w:numPr>
         <w:spacing w:after="40" w:line="264" w:lineRule="auto"/>
         <w:jc w:val="both"/>
@@ -10100,7 +13947,7 @@
         <w:pStyle w:val="Prrafodelista"/>
         <w:numPr>
           <w:ilvl w:val="0"/>
-          <w:numId w:val="3"/>
+          <w:numId w:val="105"/>
         </w:numPr>
         <w:spacing w:after="40" w:line="264" w:lineRule="auto"/>
         <w:jc w:val="both"/>
@@ -10114,7 +13961,7 @@
         <w:pStyle w:val="Prrafodelista"/>
         <w:numPr>
           <w:ilvl w:val="0"/>
-          <w:numId w:val="3"/>
+          <w:numId w:val="105"/>
         </w:numPr>
         <w:spacing w:after="40" w:line="264" w:lineRule="auto"/>
         <w:jc w:val="both"/>
@@ -10128,7 +13975,7 @@
         <w:pStyle w:val="Prrafodelista"/>
         <w:numPr>
           <w:ilvl w:val="0"/>
-          <w:numId w:val="3"/>
+          <w:numId w:val="105"/>
         </w:numPr>
         <w:spacing w:after="40" w:line="264" w:lineRule="auto"/>
         <w:jc w:val="both"/>
@@ -10204,6 +14051,64 @@
       </w:pPr>
       <w:r>
         <w:t>Reducción de consultas no urgentes y mejor pronóstico por detección temprana.</w:t>
+      </w:r>
+    </w:p>
+    <w:p>
+      <w:pPr>
+        <w:spacing w:before="120" w:after="60"/>
+        <w:jc w:val="center"/>
+      </w:pPr>
+      <w:r>
+        <w:drawing>
+          <wp:inline distT="0" distB="0" distL="0" distR="0">
+            <wp:extent cx="5486400" cy="3591531"/>
+            <wp:effectExtent l="0" t="0" r="0" b="0"/>
+            <wp:docPr id="1122" name="Figura 122"/>
+            <wp:cNvGraphicFramePr/>
+            <a:graphic xmlns:a="http://schemas.openxmlformats.org/drawingml/2006/main">
+              <a:graphicData uri="http://schemas.openxmlformats.org/drawingml/2006/picture">
+                <pic:pic xmlns:pic="http://schemas.openxmlformats.org/drawingml/2006/picture">
+                  <pic:nvPicPr>
+                    <pic:cNvPr id="1122" name="Figura 122"/>
+                    <pic:cNvPicPr/>
+                  </pic:nvPicPr>
+                  <pic:blipFill>
+                    <a:blip xmlns:r="http://schemas.openxmlformats.org/officeDocument/2006/relationships" r:embed="rId2122"/>
+                    <a:stretch>
+                      <a:fillRect/>
+                    </a:stretch>
+                  </pic:blipFill>
+                  <pic:spPr>
+                    <a:xfrm>
+                      <a:off x="0" y="0"/>
+                      <a:ext cx="5486400" cy="3591531"/>
+                    </a:xfrm>
+                    <a:prstGeom prst="rect">
+                      <a:avLst/>
+                    </a:prstGeom>
+                  </pic:spPr>
+                </pic:pic>
+              </a:graphicData>
+            </a:graphic>
+          </wp:inline>
+        </w:drawing>
+      </w:r>
+    </w:p>
+    <w:p>
+      <w:pPr>
+        <w:spacing w:after="180"/>
+        <w:jc w:val="center"/>
+        <w:rPr>
+          <w:i/>
+          <w:sz w:val="20"/>
+        </w:rPr>
+      </w:pPr>
+      <w:r>
+        <w:rPr>
+          <w:i/>
+          <w:sz w:val="20"/>
+        </w:rPr>
+        <w:t>Figura 122: Diagrama de Actividades — Proceso Propuesto (RespiCare, tamizaje inteligente) — fase diseño</w:t>
       </w:r>
     </w:p>
     <w:p>
@@ -10446,7 +14351,6 @@
             <w:pPr>
               <w:spacing w:line="248" w:lineRule="auto"/>
             </w:pPr>
-            <w:proofErr w:type="spellStart"/>
             <w:r>
               <w:rPr>
                 <w:sz w:val="19"/>
@@ -10454,7 +14358,6 @@
               </w:rPr>
               <w:t>nginx</w:t>
             </w:r>
-            <w:proofErr w:type="spellEnd"/>
           </w:p>
         </w:tc>
         <w:tc>
@@ -10702,17 +14605,8 @@
                 <w:sz w:val="19"/>
                 <w:szCs w:val="19"/>
               </w:rPr>
-              <w:t>ai-</w:t>
-            </w:r>
-            <w:proofErr w:type="spellStart"/>
-            <w:r>
-              <w:rPr>
-                <w:sz w:val="19"/>
-                <w:szCs w:val="19"/>
-              </w:rPr>
-              <w:t>service</w:t>
-            </w:r>
-            <w:proofErr w:type="spellEnd"/>
+              <w:t>ai-service</w:t>
+            </w:r>
           </w:p>
         </w:tc>
         <w:tc>
@@ -10789,7 +14683,6 @@
             <w:pPr>
               <w:spacing w:line="248" w:lineRule="auto"/>
             </w:pPr>
-            <w:proofErr w:type="spellStart"/>
             <w:r>
               <w:rPr>
                 <w:sz w:val="19"/>
@@ -10797,7 +14690,6 @@
               </w:rPr>
               <w:t>mongodb</w:t>
             </w:r>
-            <w:proofErr w:type="spellEnd"/>
           </w:p>
         </w:tc>
         <w:tc>
@@ -10874,7 +14766,6 @@
             <w:pPr>
               <w:spacing w:line="248" w:lineRule="auto"/>
             </w:pPr>
-            <w:proofErr w:type="spellStart"/>
             <w:r>
               <w:rPr>
                 <w:sz w:val="19"/>
@@ -10882,7 +14773,6 @@
               </w:rPr>
               <w:t>redis</w:t>
             </w:r>
-            <w:proofErr w:type="spellEnd"/>
           </w:p>
         </w:tc>
         <w:tc>
@@ -10953,6 +14843,64 @@
     </w:p>
     <w:p>
       <w:pPr>
+        <w:spacing w:before="120" w:after="60"/>
+        <w:jc w:val="center"/>
+      </w:pPr>
+      <w:r>
+        <w:drawing>
+          <wp:inline distT="0" distB="0" distL="0" distR="0">
+            <wp:extent cx="5486400" cy="5194382"/>
+            <wp:effectExtent l="0" t="0" r="0" b="0"/>
+            <wp:docPr id="1123" name="Figura 123"/>
+            <wp:cNvGraphicFramePr/>
+            <a:graphic xmlns:a="http://schemas.openxmlformats.org/drawingml/2006/main">
+              <a:graphicData uri="http://schemas.openxmlformats.org/drawingml/2006/picture">
+                <pic:pic xmlns:pic="http://schemas.openxmlformats.org/drawingml/2006/picture">
+                  <pic:nvPicPr>
+                    <pic:cNvPr id="1123" name="Figura 123"/>
+                    <pic:cNvPicPr/>
+                  </pic:nvPicPr>
+                  <pic:blipFill>
+                    <a:blip xmlns:r="http://schemas.openxmlformats.org/officeDocument/2006/relationships" r:embed="rId2123"/>
+                    <a:stretch>
+                      <a:fillRect/>
+                    </a:stretch>
+                  </pic:blipFill>
+                  <pic:spPr>
+                    <a:xfrm>
+                      <a:off x="0" y="0"/>
+                      <a:ext cx="5486400" cy="5194382"/>
+                    </a:xfrm>
+                    <a:prstGeom prst="rect">
+                      <a:avLst/>
+                    </a:prstGeom>
+                  </pic:spPr>
+                </pic:pic>
+              </a:graphicData>
+            </a:graphic>
+          </wp:inline>
+        </w:drawing>
+      </w:r>
+    </w:p>
+    <w:p>
+      <w:pPr>
+        <w:spacing w:after="180"/>
+        <w:jc w:val="center"/>
+        <w:rPr>
+          <w:i/>
+          <w:sz w:val="20"/>
+        </w:rPr>
+      </w:pPr>
+      <w:r>
+        <w:rPr>
+          <w:i/>
+          <w:sz w:val="20"/>
+        </w:rPr>
+        <w:t>Figura 123: Diagrama de Contenedores — Despliegue con Docker Compose — fase diseño</w:t>
+      </w:r>
+    </w:p>
+    <w:p>
+      <w:pPr>
         <w:pStyle w:val="Ttulo1"/>
         <w:spacing w:before="240" w:after="120"/>
       </w:pPr>
@@ -10982,23 +14930,7 @@
           <w:b/>
           <w:bCs/>
         </w:rPr>
-        <w:t xml:space="preserve">Componentes de </w:t>
-      </w:r>
-      <w:proofErr w:type="spellStart"/>
-      <w:r>
-        <w:rPr>
-          <w:b/>
-          <w:bCs/>
-        </w:rPr>
-        <w:t>frontend</w:t>
-      </w:r>
-      <w:proofErr w:type="spellEnd"/>
-      <w:r>
-        <w:rPr>
-          <w:b/>
-          <w:bCs/>
-        </w:rPr>
-        <w:t>:</w:t>
+        <w:t>Componentes de frontend:</w:t>
       </w:r>
     </w:p>
     <w:p>
@@ -11040,15 +14972,7 @@
         <w:jc w:val="both"/>
       </w:pPr>
       <w:r>
-        <w:t xml:space="preserve">Enrutamiento con Next.js App </w:t>
-      </w:r>
-      <w:proofErr w:type="spellStart"/>
-      <w:r>
-        <w:t>Router</w:t>
-      </w:r>
-      <w:proofErr w:type="spellEnd"/>
-      <w:r>
-        <w:t xml:space="preserve"> y validación de formularios.</w:t>
+        <w:t>Enrutamiento con Next.js App Router y validación de formularios.</w:t>
       </w:r>
     </w:p>
     <w:p>
@@ -11089,15 +15013,7 @@
         <w:jc w:val="both"/>
       </w:pPr>
       <w:r>
-        <w:t>Servicio de integración con IA (</w:t>
-      </w:r>
-      <w:proofErr w:type="spellStart"/>
-      <w:r>
-        <w:t>AIIntegrationService</w:t>
-      </w:r>
-      <w:proofErr w:type="spellEnd"/>
-      <w:r>
-        <w:t>) con circuit breaker.</w:t>
+        <w:t>Servicio de integración con IA (AIIntegrationService) con circuit breaker.</w:t>
       </w:r>
     </w:p>
     <w:p>
@@ -11165,21 +15081,8 @@
         <w:spacing w:after="60" w:line="264" w:lineRule="auto"/>
         <w:jc w:val="both"/>
       </w:pPr>
-      <w:proofErr w:type="spellStart"/>
-      <w:r>
-        <w:t>EmergencyRuleSystem</w:t>
-      </w:r>
-      <w:proofErr w:type="spellEnd"/>
-      <w:r>
-        <w:t xml:space="preserve"> (reglas previas) y </w:t>
-      </w:r>
-      <w:proofErr w:type="spellStart"/>
-      <w:r>
-        <w:t>MedicalValidationRules</w:t>
-      </w:r>
-      <w:proofErr w:type="spellEnd"/>
-      <w:r>
-        <w:t xml:space="preserve"> (validación posterior).</w:t>
+      <w:r>
+        <w:t>EmergencyRuleSystem (reglas previas) y MedicalValidationRules (validación posterior).</w:t>
       </w:r>
     </w:p>
     <w:p>
@@ -11220,15 +15123,7 @@
         <w:jc w:val="both"/>
       </w:pPr>
       <w:r>
-        <w:t xml:space="preserve">Repositorios y adaptadores hacia MongoDB (patrón </w:t>
-      </w:r>
-      <w:proofErr w:type="spellStart"/>
-      <w:r>
-        <w:t>Repository</w:t>
-      </w:r>
-      <w:proofErr w:type="spellEnd"/>
-      <w:r>
-        <w:t>).</w:t>
+        <w:t>Repositorios y adaptadores hacia MongoDB (patrón Repository).</w:t>
       </w:r>
     </w:p>
     <w:p>
@@ -11428,7 +15323,6 @@
             <w:pPr>
               <w:spacing w:line="248" w:lineRule="auto"/>
             </w:pPr>
-            <w:proofErr w:type="spellStart"/>
             <w:r>
               <w:rPr>
                 <w:sz w:val="19"/>
@@ -11437,7 +15331,6 @@
               <w:lastRenderedPageBreak/>
               <w:t>Repository</w:t>
             </w:r>
-            <w:proofErr w:type="spellEnd"/>
           </w:p>
         </w:tc>
         <w:tc>
@@ -11489,7 +15382,6 @@
             <w:pPr>
               <w:spacing w:line="248" w:lineRule="auto"/>
             </w:pPr>
-            <w:proofErr w:type="spellStart"/>
             <w:r>
               <w:rPr>
                 <w:sz w:val="19"/>
@@ -11497,7 +15389,6 @@
               </w:rPr>
               <w:t>Adapter</w:t>
             </w:r>
-            <w:proofErr w:type="spellEnd"/>
           </w:p>
         </w:tc>
         <w:tc>
@@ -11579,23 +15470,7 @@
                 <w:sz w:val="19"/>
                 <w:szCs w:val="19"/>
               </w:rPr>
-              <w:t xml:space="preserve">Tolerancia a fallos en la comunicación con el servicio de IA, con estrategias de </w:t>
-            </w:r>
-            <w:proofErr w:type="spellStart"/>
-            <w:r>
-              <w:rPr>
-                <w:sz w:val="19"/>
-                <w:szCs w:val="19"/>
-              </w:rPr>
-              <w:t>fallback</w:t>
-            </w:r>
-            <w:proofErr w:type="spellEnd"/>
-            <w:r>
-              <w:rPr>
-                <w:sz w:val="19"/>
-                <w:szCs w:val="19"/>
-              </w:rPr>
-              <w:t>.</w:t>
+              <w:t>Tolerancia a fallos en la comunicación con el servicio de IA, con estrategias de fallback.</w:t>
             </w:r>
           </w:p>
         </w:tc>
@@ -11628,23 +15503,7 @@
                 <w:sz w:val="19"/>
                 <w:szCs w:val="19"/>
               </w:rPr>
-              <w:t>Mock/Real (feature-</w:t>
-            </w:r>
-            <w:proofErr w:type="spellStart"/>
-            <w:r>
-              <w:rPr>
-                <w:sz w:val="19"/>
-                <w:szCs w:val="19"/>
-              </w:rPr>
-              <w:t>flag</w:t>
-            </w:r>
-            <w:proofErr w:type="spellEnd"/>
-            <w:r>
-              <w:rPr>
-                <w:sz w:val="19"/>
-                <w:szCs w:val="19"/>
-              </w:rPr>
-              <w:t>)</w:t>
+              <w:t>Mock/Real (feature-flag)</w:t>
             </w:r>
           </w:p>
         </w:tc>
@@ -11771,7 +15630,6 @@
           <w:lang w:val="en-US"/>
         </w:rPr>
       </w:pPr>
-      <w:proofErr w:type="spellStart"/>
       <w:r>
         <w:rPr>
           <w:color w:val="1F3864"/>
@@ -11779,17 +15637,7 @@
           <w:szCs w:val="21"/>
           <w:lang w:val="en-US"/>
         </w:rPr>
-        <w:t>Colección</w:t>
-      </w:r>
-      <w:proofErr w:type="spellEnd"/>
-      <w:r>
-        <w:rPr>
-          <w:color w:val="1F3864"/>
-          <w:sz w:val="21"/>
-          <w:szCs w:val="21"/>
-          <w:lang w:val="en-US"/>
-        </w:rPr>
-        <w:t>: users</w:t>
+        <w:t>Colección: users</w:t>
       </w:r>
     </w:p>
     <w:p>
@@ -11833,9 +15681,20 @@
           <w:szCs w:val="18"/>
           <w:lang w:val="en-US"/>
         </w:rPr>
-        <w:t xml:space="preserve">  _id: </w:t>
-      </w:r>
-      <w:proofErr w:type="spellStart"/>
+        <w:t xml:space="preserve">  _id: ObjectId,</w:t>
+      </w:r>
+    </w:p>
+    <w:p>
+      <w:pPr>
+        <w:pBdr>
+          <w:left w:val="single" w:sz="18" w:space="8" w:color="2E75B6"/>
+        </w:pBdr>
+        <w:spacing w:after="20"/>
+        <w:ind w:left="240"/>
+        <w:rPr>
+          <w:lang w:val="en-US"/>
+        </w:rPr>
+      </w:pPr>
       <w:r>
         <w:rPr>
           <w:rFonts w:ascii="Consolas" w:eastAsia="Consolas" w:hAnsi="Consolas" w:cs="Consolas"/>
@@ -11844,9 +15703,20 @@
           <w:szCs w:val="18"/>
           <w:lang w:val="en-US"/>
         </w:rPr>
-        <w:t>ObjectId</w:t>
-      </w:r>
-      <w:proofErr w:type="spellEnd"/>
+        <w:t xml:space="preserve">  email: String,          // único, indexado</w:t>
+      </w:r>
+    </w:p>
+    <w:p>
+      <w:pPr>
+        <w:pBdr>
+          <w:left w:val="single" w:sz="18" w:space="8" w:color="2E75B6"/>
+        </w:pBdr>
+        <w:spacing w:after="20"/>
+        <w:ind w:left="240"/>
+        <w:rPr>
+          <w:lang w:val="en-US"/>
+        </w:rPr>
+      </w:pPr>
       <w:r>
         <w:rPr>
           <w:rFonts w:ascii="Consolas" w:eastAsia="Consolas" w:hAnsi="Consolas" w:cs="Consolas"/>
@@ -11855,7 +15725,7 @@
           <w:szCs w:val="18"/>
           <w:lang w:val="en-US"/>
         </w:rPr>
-        <w:t>,</w:t>
+        <w:t xml:space="preserve">  passwordHash: String,</w:t>
       </w:r>
     </w:p>
     <w:p>
@@ -11877,9 +15747,20 @@
           <w:szCs w:val="18"/>
           <w:lang w:val="en-US"/>
         </w:rPr>
-        <w:t xml:space="preserve">  email: String,          // </w:t>
-      </w:r>
-      <w:proofErr w:type="spellStart"/>
+        <w:t xml:space="preserve">  nombre: String,</w:t>
+      </w:r>
+    </w:p>
+    <w:p>
+      <w:pPr>
+        <w:pBdr>
+          <w:left w:val="single" w:sz="18" w:space="8" w:color="2E75B6"/>
+        </w:pBdr>
+        <w:spacing w:after="20"/>
+        <w:ind w:left="240"/>
+        <w:rPr>
+          <w:lang w:val="en-US"/>
+        </w:rPr>
+      </w:pPr>
       <w:r>
         <w:rPr>
           <w:rFonts w:ascii="Consolas" w:eastAsia="Consolas" w:hAnsi="Consolas" w:cs="Consolas"/>
@@ -11888,9 +15769,20 @@
           <w:szCs w:val="18"/>
           <w:lang w:val="en-US"/>
         </w:rPr>
-        <w:t>único</w:t>
-      </w:r>
-      <w:proofErr w:type="spellEnd"/>
+        <w:t xml:space="preserve">  apellido: String,</w:t>
+      </w:r>
+    </w:p>
+    <w:p>
+      <w:pPr>
+        <w:pBdr>
+          <w:left w:val="single" w:sz="18" w:space="8" w:color="2E75B6"/>
+        </w:pBdr>
+        <w:spacing w:after="20"/>
+        <w:ind w:left="240"/>
+        <w:rPr>
+          <w:lang w:val="en-US"/>
+        </w:rPr>
+      </w:pPr>
       <w:r>
         <w:rPr>
           <w:rFonts w:ascii="Consolas" w:eastAsia="Consolas" w:hAnsi="Consolas" w:cs="Consolas"/>
@@ -11899,9 +15791,20 @@
           <w:szCs w:val="18"/>
           <w:lang w:val="en-US"/>
         </w:rPr>
-        <w:t xml:space="preserve">, </w:t>
-      </w:r>
-      <w:proofErr w:type="spellStart"/>
+        <w:t xml:space="preserve">  tipoUsuario: String,    // 'Paciente' | 'Medico' | 'Admin'</w:t>
+      </w:r>
+    </w:p>
+    <w:p>
+      <w:pPr>
+        <w:pBdr>
+          <w:left w:val="single" w:sz="18" w:space="8" w:color="2E75B6"/>
+        </w:pBdr>
+        <w:spacing w:after="20"/>
+        <w:ind w:left="240"/>
+        <w:rPr>
+          <w:lang w:val="en-US"/>
+        </w:rPr>
+      </w:pPr>
       <w:r>
         <w:rPr>
           <w:rFonts w:ascii="Consolas" w:eastAsia="Consolas" w:hAnsi="Consolas" w:cs="Consolas"/>
@@ -11910,9 +15813,8 @@
           <w:szCs w:val="18"/>
           <w:lang w:val="en-US"/>
         </w:rPr>
-        <w:t>indexado</w:t>
-      </w:r>
-      <w:proofErr w:type="spellEnd"/>
+        <w:t xml:space="preserve">  activo: Boolean,</w:t>
+      </w:r>
     </w:p>
     <w:p>
       <w:pPr>
@@ -11933,9 +15835,20 @@
           <w:szCs w:val="18"/>
           <w:lang w:val="en-US"/>
         </w:rPr>
-        <w:t xml:space="preserve">  </w:t>
-      </w:r>
-      <w:proofErr w:type="spellStart"/>
+        <w:t xml:space="preserve">  createdAt: ISODate,</w:t>
+      </w:r>
+    </w:p>
+    <w:p>
+      <w:pPr>
+        <w:pBdr>
+          <w:left w:val="single" w:sz="18" w:space="8" w:color="2E75B6"/>
+        </w:pBdr>
+        <w:spacing w:after="20"/>
+        <w:ind w:left="240"/>
+        <w:rPr>
+          <w:lang w:val="en-US"/>
+        </w:rPr>
+      </w:pPr>
       <w:r>
         <w:rPr>
           <w:rFonts w:ascii="Consolas" w:eastAsia="Consolas" w:hAnsi="Consolas" w:cs="Consolas"/>
@@ -11944,9 +15857,72 @@
           <w:szCs w:val="18"/>
           <w:lang w:val="en-US"/>
         </w:rPr>
-        <w:t>passwordHash</w:t>
-      </w:r>
-      <w:proofErr w:type="spellEnd"/>
+        <w:t xml:space="preserve">  lastLogin: ISODate</w:t>
+      </w:r>
+    </w:p>
+    <w:p>
+      <w:pPr>
+        <w:pBdr>
+          <w:left w:val="single" w:sz="18" w:space="8" w:color="2E75B6"/>
+        </w:pBdr>
+        <w:spacing w:after="20"/>
+        <w:ind w:left="240"/>
+      </w:pPr>
+      <w:r>
+        <w:rPr>
+          <w:rFonts w:ascii="Consolas" w:eastAsia="Consolas" w:hAnsi="Consolas" w:cs="Consolas"/>
+          <w:color w:val="333333"/>
+          <w:sz w:val="18"/>
+          <w:szCs w:val="18"/>
+        </w:rPr>
+        <w:t>}</w:t>
+      </w:r>
+    </w:p>
+    <w:p>
+      <w:pPr>
+        <w:spacing w:after="100" w:line="276" w:lineRule="auto"/>
+        <w:jc w:val="both"/>
+      </w:pPr>
+      <w:r>
+        <w:rPr>
+          <w:b/>
+          <w:bCs/>
+        </w:rPr>
+        <w:t xml:space="preserve">Índices: </w:t>
+      </w:r>
+      <w:r>
+        <w:t>{ email: 1 } (único), { tipoUsuario: 1 }, { activo: 1 }.</w:t>
+      </w:r>
+    </w:p>
+    <w:p>
+      <w:pPr>
+        <w:pStyle w:val="Ttulo3"/>
+        <w:spacing w:before="240" w:after="120"/>
+        <w:rPr>
+          <w:lang w:val="en-US"/>
+        </w:rPr>
+      </w:pPr>
+      <w:r>
+        <w:rPr>
+          <w:color w:val="1F3864"/>
+          <w:sz w:val="21"/>
+          <w:szCs w:val="21"/>
+          <w:lang w:val="en-US"/>
+        </w:rPr>
+        <w:t>Colección: symptom_records</w:t>
+      </w:r>
+    </w:p>
+    <w:p>
+      <w:pPr>
+        <w:pBdr>
+          <w:left w:val="single" w:sz="18" w:space="8" w:color="2E75B6"/>
+        </w:pBdr>
+        <w:spacing w:after="20"/>
+        <w:ind w:left="240"/>
+        <w:rPr>
+          <w:lang w:val="en-US"/>
+        </w:rPr>
+      </w:pPr>
       <w:r>
         <w:rPr>
           <w:rFonts w:ascii="Consolas" w:eastAsia="Consolas" w:hAnsi="Consolas" w:cs="Consolas"/>
@@ -11955,7 +15931,7 @@
           <w:szCs w:val="18"/>
           <w:lang w:val="en-US"/>
         </w:rPr>
-        <w:t>: String,</w:t>
+        <w:t>{</w:t>
       </w:r>
     </w:p>
     <w:p>
@@ -11977,9 +15953,20 @@
           <w:szCs w:val="18"/>
           <w:lang w:val="en-US"/>
         </w:rPr>
-        <w:t xml:space="preserve">  </w:t>
-      </w:r>
-      <w:proofErr w:type="spellStart"/>
+        <w:t xml:space="preserve">  _id: ObjectId,</w:t>
+      </w:r>
+    </w:p>
+    <w:p>
+      <w:pPr>
+        <w:pBdr>
+          <w:left w:val="single" w:sz="18" w:space="8" w:color="2E75B6"/>
+        </w:pBdr>
+        <w:spacing w:after="20"/>
+        <w:ind w:left="240"/>
+        <w:rPr>
+          <w:lang w:val="en-US"/>
+        </w:rPr>
+      </w:pPr>
       <w:r>
         <w:rPr>
           <w:rFonts w:ascii="Consolas" w:eastAsia="Consolas" w:hAnsi="Consolas" w:cs="Consolas"/>
@@ -11988,9 +15975,20 @@
           <w:szCs w:val="18"/>
           <w:lang w:val="en-US"/>
         </w:rPr>
-        <w:t>nombre</w:t>
-      </w:r>
-      <w:proofErr w:type="spellEnd"/>
+        <w:t xml:space="preserve">  patientId: ObjectId,    // ref users</w:t>
+      </w:r>
+    </w:p>
+    <w:p>
+      <w:pPr>
+        <w:pBdr>
+          <w:left w:val="single" w:sz="18" w:space="8" w:color="2E75B6"/>
+        </w:pBdr>
+        <w:spacing w:after="20"/>
+        <w:ind w:left="240"/>
+        <w:rPr>
+          <w:lang w:val="en-US"/>
+        </w:rPr>
+      </w:pPr>
       <w:r>
         <w:rPr>
           <w:rFonts w:ascii="Consolas" w:eastAsia="Consolas" w:hAnsi="Consolas" w:cs="Consolas"/>
@@ -11999,7 +15997,7 @@
           <w:szCs w:val="18"/>
           <w:lang w:val="en-US"/>
         </w:rPr>
-        <w:t>: String,</w:t>
+        <w:t xml:space="preserve">  sintomas: [String],</w:t>
       </w:r>
     </w:p>
     <w:p>
@@ -12021,9 +16019,20 @@
           <w:szCs w:val="18"/>
           <w:lang w:val="en-US"/>
         </w:rPr>
-        <w:t xml:space="preserve">  </w:t>
-      </w:r>
-      <w:proofErr w:type="spellStart"/>
+        <w:t xml:space="preserve">  duracionHoras: Number,</w:t>
+      </w:r>
+    </w:p>
+    <w:p>
+      <w:pPr>
+        <w:pBdr>
+          <w:left w:val="single" w:sz="18" w:space="8" w:color="2E75B6"/>
+        </w:pBdr>
+        <w:spacing w:after="20"/>
+        <w:ind w:left="240"/>
+        <w:rPr>
+          <w:lang w:val="en-US"/>
+        </w:rPr>
+      </w:pPr>
       <w:r>
         <w:rPr>
           <w:rFonts w:ascii="Consolas" w:eastAsia="Consolas" w:hAnsi="Consolas" w:cs="Consolas"/>
@@ -12032,9 +16041,20 @@
           <w:szCs w:val="18"/>
           <w:lang w:val="en-US"/>
         </w:rPr>
-        <w:t>apellido</w:t>
-      </w:r>
-      <w:proofErr w:type="spellEnd"/>
+        <w:t xml:space="preserve">  contexto: Object,</w:t>
+      </w:r>
+    </w:p>
+    <w:p>
+      <w:pPr>
+        <w:pBdr>
+          <w:left w:val="single" w:sz="18" w:space="8" w:color="2E75B6"/>
+        </w:pBdr>
+        <w:spacing w:after="20"/>
+        <w:ind w:left="240"/>
+        <w:rPr>
+          <w:lang w:val="en-US"/>
+        </w:rPr>
+      </w:pPr>
       <w:r>
         <w:rPr>
           <w:rFonts w:ascii="Consolas" w:eastAsia="Consolas" w:hAnsi="Consolas" w:cs="Consolas"/>
@@ -12043,7 +16063,7 @@
           <w:szCs w:val="18"/>
           <w:lang w:val="en-US"/>
         </w:rPr>
-        <w:t>: String,</w:t>
+        <w:t xml:space="preserve">  createdAt: ISODate</w:t>
       </w:r>
     </w:p>
     <w:p>
@@ -12065,9 +16085,61 @@
           <w:szCs w:val="18"/>
           <w:lang w:val="en-US"/>
         </w:rPr>
-        <w:t xml:space="preserve">  </w:t>
-      </w:r>
-      <w:proofErr w:type="spellStart"/>
+        <w:t>}</w:t>
+      </w:r>
+    </w:p>
+    <w:p>
+      <w:pPr>
+        <w:spacing w:after="100" w:line="276" w:lineRule="auto"/>
+        <w:jc w:val="both"/>
+        <w:rPr>
+          <w:lang w:val="en-US"/>
+        </w:rPr>
+      </w:pPr>
+      <w:r>
+        <w:rPr>
+          <w:b/>
+          <w:bCs/>
+          <w:lang w:val="en-US"/>
+        </w:rPr>
+        <w:t xml:space="preserve">Índices: </w:t>
+      </w:r>
+      <w:r>
+        <w:rPr>
+          <w:lang w:val="en-US"/>
+        </w:rPr>
+        <w:t>{ patientId: 1, createdAt: -1 }.</w:t>
+      </w:r>
+    </w:p>
+    <w:p>
+      <w:pPr>
+        <w:pStyle w:val="Ttulo3"/>
+        <w:spacing w:before="240" w:after="120"/>
+        <w:rPr>
+          <w:lang w:val="en-US"/>
+        </w:rPr>
+      </w:pPr>
+      <w:r>
+        <w:rPr>
+          <w:color w:val="1F3864"/>
+          <w:sz w:val="21"/>
+          <w:szCs w:val="21"/>
+          <w:lang w:val="en-US"/>
+        </w:rPr>
+        <w:t>Colección: ai_predictions</w:t>
+      </w:r>
+    </w:p>
+    <w:p>
+      <w:pPr>
+        <w:pBdr>
+          <w:left w:val="single" w:sz="18" w:space="8" w:color="2E75B6"/>
+        </w:pBdr>
+        <w:spacing w:after="20"/>
+        <w:ind w:left="240"/>
+        <w:rPr>
+          <w:lang w:val="en-US"/>
+        </w:rPr>
+      </w:pPr>
       <w:r>
         <w:rPr>
           <w:rFonts w:ascii="Consolas" w:eastAsia="Consolas" w:hAnsi="Consolas" w:cs="Consolas"/>
@@ -12076,9 +16148,20 @@
           <w:szCs w:val="18"/>
           <w:lang w:val="en-US"/>
         </w:rPr>
-        <w:t>tipoUsuario</w:t>
-      </w:r>
-      <w:proofErr w:type="spellEnd"/>
+        <w:t>{</w:t>
+      </w:r>
+    </w:p>
+    <w:p>
+      <w:pPr>
+        <w:pBdr>
+          <w:left w:val="single" w:sz="18" w:space="8" w:color="2E75B6"/>
+        </w:pBdr>
+        <w:spacing w:after="20"/>
+        <w:ind w:left="240"/>
+        <w:rPr>
+          <w:lang w:val="en-US"/>
+        </w:rPr>
+      </w:pPr>
       <w:r>
         <w:rPr>
           <w:rFonts w:ascii="Consolas" w:eastAsia="Consolas" w:hAnsi="Consolas" w:cs="Consolas"/>
@@ -12087,9 +16170,20 @@
           <w:szCs w:val="18"/>
           <w:lang w:val="en-US"/>
         </w:rPr>
-        <w:t>: String,    // '</w:t>
-      </w:r>
-      <w:proofErr w:type="spellStart"/>
+        <w:t xml:space="preserve">  _id: ObjectId,</w:t>
+      </w:r>
+    </w:p>
+    <w:p>
+      <w:pPr>
+        <w:pBdr>
+          <w:left w:val="single" w:sz="18" w:space="8" w:color="2E75B6"/>
+        </w:pBdr>
+        <w:spacing w:after="20"/>
+        <w:ind w:left="240"/>
+        <w:rPr>
+          <w:lang w:val="en-US"/>
+        </w:rPr>
+      </w:pPr>
       <w:r>
         <w:rPr>
           <w:rFonts w:ascii="Consolas" w:eastAsia="Consolas" w:hAnsi="Consolas" w:cs="Consolas"/>
@@ -12098,9 +16192,17 @@
           <w:szCs w:val="18"/>
           <w:lang w:val="en-US"/>
         </w:rPr>
-        <w:t>Paciente</w:t>
-      </w:r>
-      <w:proofErr w:type="spellEnd"/>
+        <w:t xml:space="preserve">  symptomRecordId: ObjectId,   // ref symptom_records</w:t>
+      </w:r>
+    </w:p>
+    <w:p>
+      <w:pPr>
+        <w:pBdr>
+          <w:left w:val="single" w:sz="18" w:space="8" w:color="2E75B6"/>
+        </w:pBdr>
+        <w:spacing w:after="20"/>
+        <w:ind w:left="240"/>
+      </w:pPr>
       <w:r>
         <w:rPr>
           <w:rFonts w:ascii="Consolas" w:eastAsia="Consolas" w:hAnsi="Consolas" w:cs="Consolas"/>
@@ -12109,7 +16211,17 @@
           <w:szCs w:val="18"/>
           <w:lang w:val="en-US"/>
         </w:rPr>
-        <w:t>' | 'Medico' | 'Admin'</w:t>
+        <w:lastRenderedPageBreak/>
+        <w:t xml:space="preserve">  </w:t>
+      </w:r>
+      <w:r>
+        <w:rPr>
+          <w:rFonts w:ascii="Consolas" w:eastAsia="Consolas" w:hAnsi="Consolas" w:cs="Consolas"/>
+          <w:color w:val="333333"/>
+          <w:sz w:val="18"/>
+          <w:szCs w:val="18"/>
+        </w:rPr>
+        <w:t>enfermedad: String,</w:t>
       </w:r>
     </w:p>
     <w:p>
@@ -12119,10 +16231,55 @@
         </w:pBdr>
         <w:spacing w:after="20"/>
         <w:ind w:left="240"/>
+      </w:pPr>
+      <w:r>
+        <w:rPr>
+          <w:rFonts w:ascii="Consolas" w:eastAsia="Consolas" w:hAnsi="Consolas" w:cs="Consolas"/>
+          <w:color w:val="333333"/>
+          <w:sz w:val="18"/>
+          <w:szCs w:val="18"/>
+        </w:rPr>
+        <w:t xml:space="preserve">  confianza: Number,           // 0..1</w:t>
+      </w:r>
+    </w:p>
+    <w:p>
+      <w:pPr>
+        <w:pBdr>
+          <w:left w:val="single" w:sz="18" w:space="8" w:color="2E75B6"/>
+        </w:pBdr>
+        <w:spacing w:after="20"/>
+        <w:ind w:left="240"/>
+      </w:pPr>
+      <w:r>
+        <w:rPr>
+          <w:rFonts w:ascii="Consolas" w:eastAsia="Consolas" w:hAnsi="Consolas" w:cs="Consolas"/>
+          <w:color w:val="333333"/>
+          <w:sz w:val="18"/>
+          <w:szCs w:val="18"/>
+        </w:rPr>
+        <w:t xml:space="preserve">  nivelRiesgo: String,         // 'Bajo' | 'Medio' | 'Alto'</w:t>
+      </w:r>
+    </w:p>
+    <w:p>
+      <w:pPr>
+        <w:pBdr>
+          <w:left w:val="single" w:sz="18" w:space="8" w:color="2E75B6"/>
+        </w:pBdr>
+        <w:spacing w:after="20"/>
+        <w:ind w:left="240"/>
         <w:rPr>
           <w:lang w:val="en-US"/>
         </w:rPr>
       </w:pPr>
+      <w:r>
+        <w:rPr>
+          <w:rFonts w:ascii="Consolas" w:eastAsia="Consolas" w:hAnsi="Consolas" w:cs="Consolas"/>
+          <w:color w:val="333333"/>
+          <w:sz w:val="18"/>
+          <w:szCs w:val="18"/>
+        </w:rPr>
+        <w:t xml:space="preserve">  </w:t>
+      </w:r>
       <w:r>
         <w:rPr>
           <w:rFonts w:ascii="Consolas" w:eastAsia="Consolas" w:hAnsi="Consolas" w:cs="Consolas"/>
@@ -12131,9 +16288,20 @@
           <w:szCs w:val="18"/>
           <w:lang w:val="en-US"/>
         </w:rPr>
-        <w:t xml:space="preserve">  </w:t>
-      </w:r>
-      <w:proofErr w:type="spellStart"/>
+        <w:t>modeloUsado: String,         // 'RandomForest' | 'XGBoost' | 'MLP'</w:t>
+      </w:r>
+    </w:p>
+    <w:p>
+      <w:pPr>
+        <w:pBdr>
+          <w:left w:val="single" w:sz="18" w:space="8" w:color="2E75B6"/>
+        </w:pBdr>
+        <w:spacing w:after="20"/>
+        <w:ind w:left="240"/>
+        <w:rPr>
+          <w:lang w:val="en-US"/>
+        </w:rPr>
+      </w:pPr>
       <w:r>
         <w:rPr>
           <w:rFonts w:ascii="Consolas" w:eastAsia="Consolas" w:hAnsi="Consolas" w:cs="Consolas"/>
@@ -12142,9 +16310,20 @@
           <w:szCs w:val="18"/>
           <w:lang w:val="en-US"/>
         </w:rPr>
-        <w:t>activo</w:t>
-      </w:r>
-      <w:proofErr w:type="spellEnd"/>
+        <w:t xml:space="preserve">  shapValues: Object,</w:t>
+      </w:r>
+    </w:p>
+    <w:p>
+      <w:pPr>
+        <w:pBdr>
+          <w:left w:val="single" w:sz="18" w:space="8" w:color="2E75B6"/>
+        </w:pBdr>
+        <w:spacing w:after="20"/>
+        <w:ind w:left="240"/>
+        <w:rPr>
+          <w:lang w:val="en-US"/>
+        </w:rPr>
+      </w:pPr>
       <w:r>
         <w:rPr>
           <w:rFonts w:ascii="Consolas" w:eastAsia="Consolas" w:hAnsi="Consolas" w:cs="Consolas"/>
@@ -12153,7 +16332,7 @@
           <w:szCs w:val="18"/>
           <w:lang w:val="en-US"/>
         </w:rPr>
-        <w:t>: Boolean,</w:t>
+        <w:t xml:space="preserve">  recomendaciones: String,</w:t>
       </w:r>
     </w:p>
     <w:p>
@@ -12175,9 +16354,20 @@
           <w:szCs w:val="18"/>
           <w:lang w:val="en-US"/>
         </w:rPr>
-        <w:t xml:space="preserve">  </w:t>
-      </w:r>
-      <w:proofErr w:type="spellStart"/>
+        <w:t xml:space="preserve">  createdAt: ISODate</w:t>
+      </w:r>
+    </w:p>
+    <w:p>
+      <w:pPr>
+        <w:pBdr>
+          <w:left w:val="single" w:sz="18" w:space="8" w:color="2E75B6"/>
+        </w:pBdr>
+        <w:spacing w:after="20"/>
+        <w:ind w:left="240"/>
+        <w:rPr>
+          <w:lang w:val="en-US"/>
+        </w:rPr>
+      </w:pPr>
       <w:r>
         <w:rPr>
           <w:rFonts w:ascii="Consolas" w:eastAsia="Consolas" w:hAnsi="Consolas" w:cs="Consolas"/>
@@ -12186,9 +16376,61 @@
           <w:szCs w:val="18"/>
           <w:lang w:val="en-US"/>
         </w:rPr>
-        <w:t>createdAt</w:t>
-      </w:r>
-      <w:proofErr w:type="spellEnd"/>
+        <w:t>}</w:t>
+      </w:r>
+    </w:p>
+    <w:p>
+      <w:pPr>
+        <w:spacing w:after="100" w:line="276" w:lineRule="auto"/>
+        <w:jc w:val="both"/>
+        <w:rPr>
+          <w:lang w:val="en-US"/>
+        </w:rPr>
+      </w:pPr>
+      <w:r>
+        <w:rPr>
+          <w:b/>
+          <w:bCs/>
+          <w:lang w:val="en-US"/>
+        </w:rPr>
+        <w:t xml:space="preserve">Índices: </w:t>
+      </w:r>
+      <w:r>
+        <w:rPr>
+          <w:lang w:val="en-US"/>
+        </w:rPr>
+        <w:t>{ symptomRecordId: 1 }, { nivelRiesgo: 1 }, { createdAt: -1 }.</w:t>
+      </w:r>
+    </w:p>
+    <w:p>
+      <w:pPr>
+        <w:pStyle w:val="Ttulo3"/>
+        <w:spacing w:before="240" w:after="120"/>
+        <w:rPr>
+          <w:lang w:val="en-US"/>
+        </w:rPr>
+      </w:pPr>
+      <w:r>
+        <w:rPr>
+          <w:color w:val="1F3864"/>
+          <w:sz w:val="21"/>
+          <w:szCs w:val="21"/>
+          <w:lang w:val="en-US"/>
+        </w:rPr>
+        <w:t>Colección: alerts</w:t>
+      </w:r>
+    </w:p>
+    <w:p>
+      <w:pPr>
+        <w:pBdr>
+          <w:left w:val="single" w:sz="18" w:space="8" w:color="2E75B6"/>
+        </w:pBdr>
+        <w:spacing w:after="20"/>
+        <w:ind w:left="240"/>
+        <w:rPr>
+          <w:lang w:val="en-US"/>
+        </w:rPr>
+      </w:pPr>
       <w:r>
         <w:rPr>
           <w:rFonts w:ascii="Consolas" w:eastAsia="Consolas" w:hAnsi="Consolas" w:cs="Consolas"/>
@@ -12197,9 +16439,20 @@
           <w:szCs w:val="18"/>
           <w:lang w:val="en-US"/>
         </w:rPr>
-        <w:t xml:space="preserve">: </w:t>
-      </w:r>
-      <w:proofErr w:type="spellStart"/>
+        <w:t>{</w:t>
+      </w:r>
+    </w:p>
+    <w:p>
+      <w:pPr>
+        <w:pBdr>
+          <w:left w:val="single" w:sz="18" w:space="8" w:color="2E75B6"/>
+        </w:pBdr>
+        <w:spacing w:after="20"/>
+        <w:ind w:left="240"/>
+        <w:rPr>
+          <w:lang w:val="en-US"/>
+        </w:rPr>
+      </w:pPr>
       <w:r>
         <w:rPr>
           <w:rFonts w:ascii="Consolas" w:eastAsia="Consolas" w:hAnsi="Consolas" w:cs="Consolas"/>
@@ -12208,9 +16461,20 @@
           <w:szCs w:val="18"/>
           <w:lang w:val="en-US"/>
         </w:rPr>
-        <w:t>ISODate</w:t>
-      </w:r>
-      <w:proofErr w:type="spellEnd"/>
+        <w:t xml:space="preserve">  _id: ObjectId,</w:t>
+      </w:r>
+    </w:p>
+    <w:p>
+      <w:pPr>
+        <w:pBdr>
+          <w:left w:val="single" w:sz="18" w:space="8" w:color="2E75B6"/>
+        </w:pBdr>
+        <w:spacing w:after="20"/>
+        <w:ind w:left="240"/>
+        <w:rPr>
+          <w:lang w:val="en-US"/>
+        </w:rPr>
+      </w:pPr>
       <w:r>
         <w:rPr>
           <w:rFonts w:ascii="Consolas" w:eastAsia="Consolas" w:hAnsi="Consolas" w:cs="Consolas"/>
@@ -12219,7 +16483,7 @@
           <w:szCs w:val="18"/>
           <w:lang w:val="en-US"/>
         </w:rPr>
-        <w:t>,</w:t>
+        <w:t xml:space="preserve">  patientId: ObjectId,</w:t>
       </w:r>
     </w:p>
     <w:p>
@@ -12241,9 +16505,20 @@
           <w:szCs w:val="18"/>
           <w:lang w:val="en-US"/>
         </w:rPr>
-        <w:t xml:space="preserve">  </w:t>
-      </w:r>
-      <w:proofErr w:type="spellStart"/>
+        <w:t xml:space="preserve">  predictionId: ObjectId,</w:t>
+      </w:r>
+    </w:p>
+    <w:p>
+      <w:pPr>
+        <w:pBdr>
+          <w:left w:val="single" w:sz="18" w:space="8" w:color="2E75B6"/>
+        </w:pBdr>
+        <w:spacing w:after="20"/>
+        <w:ind w:left="240"/>
+        <w:rPr>
+          <w:lang w:val="en-US"/>
+        </w:rPr>
+      </w:pPr>
       <w:r>
         <w:rPr>
           <w:rFonts w:ascii="Consolas" w:eastAsia="Consolas" w:hAnsi="Consolas" w:cs="Consolas"/>
@@ -12252,9 +16527,20 @@
           <w:szCs w:val="18"/>
           <w:lang w:val="en-US"/>
         </w:rPr>
-        <w:t>lastLogin</w:t>
-      </w:r>
-      <w:proofErr w:type="spellEnd"/>
+        <w:t xml:space="preserve">  tipo: String,           // 'Emergencia' | 'Seguimiento' | 'Preventiva'</w:t>
+      </w:r>
+    </w:p>
+    <w:p>
+      <w:pPr>
+        <w:pBdr>
+          <w:left w:val="single" w:sz="18" w:space="8" w:color="2E75B6"/>
+        </w:pBdr>
+        <w:spacing w:after="20"/>
+        <w:ind w:left="240"/>
+        <w:rPr>
+          <w:lang w:val="en-US"/>
+        </w:rPr>
+      </w:pPr>
       <w:r>
         <w:rPr>
           <w:rFonts w:ascii="Consolas" w:eastAsia="Consolas" w:hAnsi="Consolas" w:cs="Consolas"/>
@@ -12263,9 +16549,20 @@
           <w:szCs w:val="18"/>
           <w:lang w:val="en-US"/>
         </w:rPr>
-        <w:t xml:space="preserve">: </w:t>
-      </w:r>
-      <w:proofErr w:type="spellStart"/>
+        <w:t xml:space="preserve">  mensaje: String,</w:t>
+      </w:r>
+    </w:p>
+    <w:p>
+      <w:pPr>
+        <w:pBdr>
+          <w:left w:val="single" w:sz="18" w:space="8" w:color="2E75B6"/>
+        </w:pBdr>
+        <w:spacing w:after="20"/>
+        <w:ind w:left="240"/>
+        <w:rPr>
+          <w:lang w:val="en-US"/>
+        </w:rPr>
+      </w:pPr>
       <w:r>
         <w:rPr>
           <w:rFonts w:ascii="Consolas" w:eastAsia="Consolas" w:hAnsi="Consolas" w:cs="Consolas"/>
@@ -12274,9 +16571,8 @@
           <w:szCs w:val="18"/>
           <w:lang w:val="en-US"/>
         </w:rPr>
-        <w:t>ISODate</w:t>
-      </w:r>
-      <w:proofErr w:type="spellEnd"/>
+        <w:t xml:space="preserve">  leida: Boolean,</w:t>
+      </w:r>
     </w:p>
     <w:p>
       <w:pPr>
@@ -12285,6 +16581,9 @@
         </w:pBdr>
         <w:spacing w:after="20"/>
         <w:ind w:left="240"/>
+        <w:rPr>
+          <w:lang w:val="en-US"/>
+        </w:rPr>
       </w:pPr>
       <w:r>
         <w:rPr>
@@ -12292,73 +16591,10 @@
           <w:color w:val="333333"/>
           <w:sz w:val="18"/>
           <w:szCs w:val="18"/>
-        </w:rPr>
-        <w:t>}</w:t>
-      </w:r>
-    </w:p>
-    <w:p>
-      <w:pPr>
-        <w:spacing w:after="100" w:line="276" w:lineRule="auto"/>
-        <w:jc w:val="both"/>
-      </w:pPr>
-      <w:r>
-        <w:rPr>
-          <w:b/>
-          <w:bCs/>
-        </w:rPr>
-        <w:t xml:space="preserve">Índices: </w:t>
-      </w:r>
-      <w:r>
-        <w:t xml:space="preserve">{ email: 1 } (único), { </w:t>
-      </w:r>
-      <w:proofErr w:type="spellStart"/>
-      <w:r>
-        <w:t>tipoUsuario</w:t>
-      </w:r>
-      <w:proofErr w:type="spellEnd"/>
-      <w:r>
-        <w:t>: 1 }, { activo: 1 }.</w:t>
-      </w:r>
-    </w:p>
-    <w:p>
-      <w:pPr>
-        <w:pStyle w:val="Ttulo3"/>
-        <w:spacing w:before="240" w:after="120"/>
-        <w:rPr>
           <w:lang w:val="en-US"/>
         </w:rPr>
-      </w:pPr>
-      <w:proofErr w:type="spellStart"/>
-      <w:r>
-        <w:rPr>
-          <w:color w:val="1F3864"/>
-          <w:sz w:val="21"/>
-          <w:szCs w:val="21"/>
-          <w:lang w:val="en-US"/>
-        </w:rPr>
-        <w:t>Colección</w:t>
-      </w:r>
-      <w:proofErr w:type="spellEnd"/>
-      <w:r>
-        <w:rPr>
-          <w:color w:val="1F3864"/>
-          <w:sz w:val="21"/>
-          <w:szCs w:val="21"/>
-          <w:lang w:val="en-US"/>
-        </w:rPr>
-        <w:t xml:space="preserve">: </w:t>
-      </w:r>
-      <w:proofErr w:type="spellStart"/>
-      <w:r>
-        <w:rPr>
-          <w:color w:val="1F3864"/>
-          <w:sz w:val="21"/>
-          <w:szCs w:val="21"/>
-          <w:lang w:val="en-US"/>
-        </w:rPr>
-        <w:t>symptom_records</w:t>
-      </w:r>
-      <w:proofErr w:type="spellEnd"/>
+        <w:t xml:space="preserve">  medicoAsignado: ObjectId,</w:t>
+      </w:r>
     </w:p>
     <w:p>
       <w:pPr>
@@ -12379,7 +16615,7 @@
           <w:szCs w:val="18"/>
           <w:lang w:val="en-US"/>
         </w:rPr>
-        <w:t>{</w:t>
+        <w:t xml:space="preserve">  createdAt: ISODate,</w:t>
       </w:r>
     </w:p>
     <w:p>
@@ -12401,9 +16637,20 @@
           <w:szCs w:val="18"/>
           <w:lang w:val="en-US"/>
         </w:rPr>
-        <w:t xml:space="preserve">  _id: </w:t>
-      </w:r>
-      <w:proofErr w:type="spellStart"/>
+        <w:t xml:space="preserve">  resueltaAt: ISODate</w:t>
+      </w:r>
+    </w:p>
+    <w:p>
+      <w:pPr>
+        <w:pBdr>
+          <w:left w:val="single" w:sz="18" w:space="8" w:color="2E75B6"/>
+        </w:pBdr>
+        <w:spacing w:after="20"/>
+        <w:ind w:left="240"/>
+        <w:rPr>
+          <w:lang w:val="en-US"/>
+        </w:rPr>
+      </w:pPr>
       <w:r>
         <w:rPr>
           <w:rFonts w:ascii="Consolas" w:eastAsia="Consolas" w:hAnsi="Consolas" w:cs="Consolas"/>
@@ -12412,1700 +16659,30 @@
           <w:szCs w:val="18"/>
           <w:lang w:val="en-US"/>
         </w:rPr>
-        <w:t>ObjectId</w:t>
-      </w:r>
-      <w:proofErr w:type="spellEnd"/>
-      <w:r>
-        <w:rPr>
-          <w:rFonts w:ascii="Consolas" w:eastAsia="Consolas" w:hAnsi="Consolas" w:cs="Consolas"/>
-          <w:color w:val="333333"/>
-          <w:sz w:val="18"/>
-          <w:szCs w:val="18"/>
+        <w:t>}</w:t>
+      </w:r>
+    </w:p>
+    <w:p>
+      <w:pPr>
+        <w:spacing w:after="100" w:line="276" w:lineRule="auto"/>
+        <w:jc w:val="both"/>
+        <w:rPr>
           <w:lang w:val="en-US"/>
         </w:rPr>
-        <w:t>,</w:t>
-      </w:r>
-    </w:p>
-    <w:p>
-      <w:pPr>
-        <w:pBdr>
-          <w:left w:val="single" w:sz="18" w:space="8" w:color="2E75B6"/>
-        </w:pBdr>
-        <w:spacing w:after="20"/>
-        <w:ind w:left="240"/>
-        <w:rPr>
-          <w:lang w:val="en-US"/>
-        </w:rPr>
-      </w:pPr>
-      <w:r>
-        <w:rPr>
-          <w:rFonts w:ascii="Consolas" w:eastAsia="Consolas" w:hAnsi="Consolas" w:cs="Consolas"/>
-          <w:color w:val="333333"/>
-          <w:sz w:val="18"/>
-          <w:szCs w:val="18"/>
-          <w:lang w:val="en-US"/>
-        </w:rPr>
-        <w:t xml:space="preserve">  </w:t>
-      </w:r>
-      <w:proofErr w:type="spellStart"/>
-      <w:r>
-        <w:rPr>
-          <w:rFonts w:ascii="Consolas" w:eastAsia="Consolas" w:hAnsi="Consolas" w:cs="Consolas"/>
-          <w:color w:val="333333"/>
-          <w:sz w:val="18"/>
-          <w:szCs w:val="18"/>
-          <w:lang w:val="en-US"/>
-        </w:rPr>
-        <w:t>patientId</w:t>
-      </w:r>
-      <w:proofErr w:type="spellEnd"/>
-      <w:r>
-        <w:rPr>
-          <w:rFonts w:ascii="Consolas" w:eastAsia="Consolas" w:hAnsi="Consolas" w:cs="Consolas"/>
-          <w:color w:val="333333"/>
-          <w:sz w:val="18"/>
-          <w:szCs w:val="18"/>
-          <w:lang w:val="en-US"/>
-        </w:rPr>
-        <w:t xml:space="preserve">: </w:t>
-      </w:r>
-      <w:proofErr w:type="spellStart"/>
-      <w:r>
-        <w:rPr>
-          <w:rFonts w:ascii="Consolas" w:eastAsia="Consolas" w:hAnsi="Consolas" w:cs="Consolas"/>
-          <w:color w:val="333333"/>
-          <w:sz w:val="18"/>
-          <w:szCs w:val="18"/>
-          <w:lang w:val="en-US"/>
-        </w:rPr>
-        <w:t>ObjectId</w:t>
-      </w:r>
-      <w:proofErr w:type="spellEnd"/>
-      <w:r>
-        <w:rPr>
-          <w:rFonts w:ascii="Consolas" w:eastAsia="Consolas" w:hAnsi="Consolas" w:cs="Consolas"/>
-          <w:color w:val="333333"/>
-          <w:sz w:val="18"/>
-          <w:szCs w:val="18"/>
-          <w:lang w:val="en-US"/>
-        </w:rPr>
-        <w:t>,    // ref users</w:t>
-      </w:r>
-    </w:p>
-    <w:p>
-      <w:pPr>
-        <w:pBdr>
-          <w:left w:val="single" w:sz="18" w:space="8" w:color="2E75B6"/>
-        </w:pBdr>
-        <w:spacing w:after="20"/>
-        <w:ind w:left="240"/>
-        <w:rPr>
-          <w:lang w:val="en-US"/>
-        </w:rPr>
-      </w:pPr>
-      <w:r>
-        <w:rPr>
-          <w:rFonts w:ascii="Consolas" w:eastAsia="Consolas" w:hAnsi="Consolas" w:cs="Consolas"/>
-          <w:color w:val="333333"/>
-          <w:sz w:val="18"/>
-          <w:szCs w:val="18"/>
-          <w:lang w:val="en-US"/>
-        </w:rPr>
-        <w:t xml:space="preserve">  </w:t>
-      </w:r>
-      <w:proofErr w:type="spellStart"/>
-      <w:r>
-        <w:rPr>
-          <w:rFonts w:ascii="Consolas" w:eastAsia="Consolas" w:hAnsi="Consolas" w:cs="Consolas"/>
-          <w:color w:val="333333"/>
-          <w:sz w:val="18"/>
-          <w:szCs w:val="18"/>
-          <w:lang w:val="en-US"/>
-        </w:rPr>
-        <w:t>sintomas</w:t>
-      </w:r>
-      <w:proofErr w:type="spellEnd"/>
-      <w:r>
-        <w:rPr>
-          <w:rFonts w:ascii="Consolas" w:eastAsia="Consolas" w:hAnsi="Consolas" w:cs="Consolas"/>
-          <w:color w:val="333333"/>
-          <w:sz w:val="18"/>
-          <w:szCs w:val="18"/>
-          <w:lang w:val="en-US"/>
-        </w:rPr>
-        <w:t>: [String],</w:t>
-      </w:r>
-    </w:p>
-    <w:p>
-      <w:pPr>
-        <w:pBdr>
-          <w:left w:val="single" w:sz="18" w:space="8" w:color="2E75B6"/>
-        </w:pBdr>
-        <w:spacing w:after="20"/>
-        <w:ind w:left="240"/>
-        <w:rPr>
-          <w:lang w:val="en-US"/>
-        </w:rPr>
-      </w:pPr>
-      <w:r>
-        <w:rPr>
-          <w:rFonts w:ascii="Consolas" w:eastAsia="Consolas" w:hAnsi="Consolas" w:cs="Consolas"/>
-          <w:color w:val="333333"/>
-          <w:sz w:val="18"/>
-          <w:szCs w:val="18"/>
-          <w:lang w:val="en-US"/>
-        </w:rPr>
-        <w:t xml:space="preserve">  </w:t>
-      </w:r>
-      <w:proofErr w:type="spellStart"/>
-      <w:r>
-        <w:rPr>
-          <w:rFonts w:ascii="Consolas" w:eastAsia="Consolas" w:hAnsi="Consolas" w:cs="Consolas"/>
-          <w:color w:val="333333"/>
-          <w:sz w:val="18"/>
-          <w:szCs w:val="18"/>
-          <w:lang w:val="en-US"/>
-        </w:rPr>
-        <w:t>duracionHoras</w:t>
-      </w:r>
-      <w:proofErr w:type="spellEnd"/>
-      <w:r>
-        <w:rPr>
-          <w:rFonts w:ascii="Consolas" w:eastAsia="Consolas" w:hAnsi="Consolas" w:cs="Consolas"/>
-          <w:color w:val="333333"/>
-          <w:sz w:val="18"/>
-          <w:szCs w:val="18"/>
-          <w:lang w:val="en-US"/>
-        </w:rPr>
-        <w:t>: Number,</w:t>
-      </w:r>
-    </w:p>
-    <w:p>
-      <w:pPr>
-        <w:pBdr>
-          <w:left w:val="single" w:sz="18" w:space="8" w:color="2E75B6"/>
-        </w:pBdr>
-        <w:spacing w:after="20"/>
-        <w:ind w:left="240"/>
-        <w:rPr>
-          <w:lang w:val="en-US"/>
-        </w:rPr>
-      </w:pPr>
-      <w:r>
-        <w:rPr>
-          <w:rFonts w:ascii="Consolas" w:eastAsia="Consolas" w:hAnsi="Consolas" w:cs="Consolas"/>
-          <w:color w:val="333333"/>
-          <w:sz w:val="18"/>
-          <w:szCs w:val="18"/>
-          <w:lang w:val="en-US"/>
-        </w:rPr>
-        <w:t xml:space="preserve">  </w:t>
-      </w:r>
-      <w:proofErr w:type="spellStart"/>
-      <w:r>
-        <w:rPr>
-          <w:rFonts w:ascii="Consolas" w:eastAsia="Consolas" w:hAnsi="Consolas" w:cs="Consolas"/>
-          <w:color w:val="333333"/>
-          <w:sz w:val="18"/>
-          <w:szCs w:val="18"/>
-          <w:lang w:val="en-US"/>
-        </w:rPr>
-        <w:t>contexto</w:t>
-      </w:r>
-      <w:proofErr w:type="spellEnd"/>
-      <w:r>
-        <w:rPr>
-          <w:rFonts w:ascii="Consolas" w:eastAsia="Consolas" w:hAnsi="Consolas" w:cs="Consolas"/>
-          <w:color w:val="333333"/>
-          <w:sz w:val="18"/>
-          <w:szCs w:val="18"/>
-          <w:lang w:val="en-US"/>
-        </w:rPr>
-        <w:t>: Object,</w:t>
-      </w:r>
-    </w:p>
-    <w:p>
-      <w:pPr>
-        <w:pBdr>
-          <w:left w:val="single" w:sz="18" w:space="8" w:color="2E75B6"/>
-        </w:pBdr>
-        <w:spacing w:after="20"/>
-        <w:ind w:left="240"/>
-        <w:rPr>
-          <w:lang w:val="en-US"/>
-        </w:rPr>
-      </w:pPr>
-      <w:r>
-        <w:rPr>
-          <w:rFonts w:ascii="Consolas" w:eastAsia="Consolas" w:hAnsi="Consolas" w:cs="Consolas"/>
-          <w:color w:val="333333"/>
-          <w:sz w:val="18"/>
-          <w:szCs w:val="18"/>
-          <w:lang w:val="en-US"/>
-        </w:rPr>
-        <w:t xml:space="preserve">  </w:t>
-      </w:r>
-      <w:proofErr w:type="spellStart"/>
-      <w:r>
-        <w:rPr>
-          <w:rFonts w:ascii="Consolas" w:eastAsia="Consolas" w:hAnsi="Consolas" w:cs="Consolas"/>
-          <w:color w:val="333333"/>
-          <w:sz w:val="18"/>
-          <w:szCs w:val="18"/>
-          <w:lang w:val="en-US"/>
-        </w:rPr>
-        <w:t>createdAt</w:t>
-      </w:r>
-      <w:proofErr w:type="spellEnd"/>
-      <w:r>
-        <w:rPr>
-          <w:rFonts w:ascii="Consolas" w:eastAsia="Consolas" w:hAnsi="Consolas" w:cs="Consolas"/>
-          <w:color w:val="333333"/>
-          <w:sz w:val="18"/>
-          <w:szCs w:val="18"/>
-          <w:lang w:val="en-US"/>
-        </w:rPr>
-        <w:t xml:space="preserve">: </w:t>
-      </w:r>
-      <w:proofErr w:type="spellStart"/>
-      <w:r>
-        <w:rPr>
-          <w:rFonts w:ascii="Consolas" w:eastAsia="Consolas" w:hAnsi="Consolas" w:cs="Consolas"/>
-          <w:color w:val="333333"/>
-          <w:sz w:val="18"/>
-          <w:szCs w:val="18"/>
-          <w:lang w:val="en-US"/>
-        </w:rPr>
-        <w:t>ISODate</w:t>
-      </w:r>
-      <w:proofErr w:type="spellEnd"/>
-    </w:p>
-    <w:p>
-      <w:pPr>
-        <w:pBdr>
-          <w:left w:val="single" w:sz="18" w:space="8" w:color="2E75B6"/>
-        </w:pBdr>
-        <w:spacing w:after="20"/>
-        <w:ind w:left="240"/>
-        <w:rPr>
-          <w:lang w:val="en-US"/>
-        </w:rPr>
-      </w:pPr>
-      <w:r>
-        <w:rPr>
-          <w:rFonts w:ascii="Consolas" w:eastAsia="Consolas" w:hAnsi="Consolas" w:cs="Consolas"/>
-          <w:color w:val="333333"/>
-          <w:sz w:val="18"/>
-          <w:szCs w:val="18"/>
-          <w:lang w:val="en-US"/>
-        </w:rPr>
-        <w:t>}</w:t>
-      </w:r>
-    </w:p>
-    <w:p>
-      <w:pPr>
-        <w:spacing w:after="100" w:line="276" w:lineRule="auto"/>
-        <w:jc w:val="both"/>
-        <w:rPr>
-          <w:lang w:val="en-US"/>
-        </w:rPr>
-      </w:pPr>
-      <w:proofErr w:type="spellStart"/>
+      </w:pPr>
       <w:r>
         <w:rPr>
           <w:b/>
           <w:bCs/>
           <w:lang w:val="en-US"/>
         </w:rPr>
-        <w:t>Índices</w:t>
-      </w:r>
-      <w:proofErr w:type="spellEnd"/>
-      <w:r>
-        <w:rPr>
-          <w:b/>
-          <w:bCs/>
+        <w:t xml:space="preserve">Índices: </w:t>
+      </w:r>
+      <w:r>
+        <w:rPr>
           <w:lang w:val="en-US"/>
         </w:rPr>
-        <w:t xml:space="preserve">: </w:t>
-      </w:r>
-      <w:r>
-        <w:rPr>
-          <w:lang w:val="en-US"/>
-        </w:rPr>
-        <w:t xml:space="preserve">{ </w:t>
-      </w:r>
-      <w:proofErr w:type="spellStart"/>
-      <w:r>
-        <w:rPr>
-          <w:lang w:val="en-US"/>
-        </w:rPr>
-        <w:t>patientId</w:t>
-      </w:r>
-      <w:proofErr w:type="spellEnd"/>
-      <w:r>
-        <w:rPr>
-          <w:lang w:val="en-US"/>
-        </w:rPr>
-        <w:t xml:space="preserve">: 1, </w:t>
-      </w:r>
-      <w:proofErr w:type="spellStart"/>
-      <w:r>
-        <w:rPr>
-          <w:lang w:val="en-US"/>
-        </w:rPr>
-        <w:t>createdAt</w:t>
-      </w:r>
-      <w:proofErr w:type="spellEnd"/>
-      <w:r>
-        <w:rPr>
-          <w:lang w:val="en-US"/>
-        </w:rPr>
-        <w:t>: -1 }.</w:t>
-      </w:r>
-    </w:p>
-    <w:p>
-      <w:pPr>
-        <w:pStyle w:val="Ttulo3"/>
-        <w:spacing w:before="240" w:after="120"/>
-        <w:rPr>
-          <w:lang w:val="en-US"/>
-        </w:rPr>
-      </w:pPr>
-      <w:proofErr w:type="spellStart"/>
-      <w:r>
-        <w:rPr>
-          <w:color w:val="1F3864"/>
-          <w:sz w:val="21"/>
-          <w:szCs w:val="21"/>
-          <w:lang w:val="en-US"/>
-        </w:rPr>
-        <w:t>Colección</w:t>
-      </w:r>
-      <w:proofErr w:type="spellEnd"/>
-      <w:r>
-        <w:rPr>
-          <w:color w:val="1F3864"/>
-          <w:sz w:val="21"/>
-          <w:szCs w:val="21"/>
-          <w:lang w:val="en-US"/>
-        </w:rPr>
-        <w:t xml:space="preserve">: </w:t>
-      </w:r>
-      <w:proofErr w:type="spellStart"/>
-      <w:r>
-        <w:rPr>
-          <w:color w:val="1F3864"/>
-          <w:sz w:val="21"/>
-          <w:szCs w:val="21"/>
-          <w:lang w:val="en-US"/>
-        </w:rPr>
-        <w:t>ai_predictions</w:t>
-      </w:r>
-      <w:proofErr w:type="spellEnd"/>
-    </w:p>
-    <w:p>
-      <w:pPr>
-        <w:pBdr>
-          <w:left w:val="single" w:sz="18" w:space="8" w:color="2E75B6"/>
-        </w:pBdr>
-        <w:spacing w:after="20"/>
-        <w:ind w:left="240"/>
-        <w:rPr>
-          <w:lang w:val="en-US"/>
-        </w:rPr>
-      </w:pPr>
-      <w:r>
-        <w:rPr>
-          <w:rFonts w:ascii="Consolas" w:eastAsia="Consolas" w:hAnsi="Consolas" w:cs="Consolas"/>
-          <w:color w:val="333333"/>
-          <w:sz w:val="18"/>
-          <w:szCs w:val="18"/>
-          <w:lang w:val="en-US"/>
-        </w:rPr>
-        <w:t>{</w:t>
-      </w:r>
-    </w:p>
-    <w:p>
-      <w:pPr>
-        <w:pBdr>
-          <w:left w:val="single" w:sz="18" w:space="8" w:color="2E75B6"/>
-        </w:pBdr>
-        <w:spacing w:after="20"/>
-        <w:ind w:left="240"/>
-        <w:rPr>
-          <w:lang w:val="en-US"/>
-        </w:rPr>
-      </w:pPr>
-      <w:r>
-        <w:rPr>
-          <w:rFonts w:ascii="Consolas" w:eastAsia="Consolas" w:hAnsi="Consolas" w:cs="Consolas"/>
-          <w:color w:val="333333"/>
-          <w:sz w:val="18"/>
-          <w:szCs w:val="18"/>
-          <w:lang w:val="en-US"/>
-        </w:rPr>
-        <w:t xml:space="preserve">  _id: </w:t>
-      </w:r>
-      <w:proofErr w:type="spellStart"/>
-      <w:r>
-        <w:rPr>
-          <w:rFonts w:ascii="Consolas" w:eastAsia="Consolas" w:hAnsi="Consolas" w:cs="Consolas"/>
-          <w:color w:val="333333"/>
-          <w:sz w:val="18"/>
-          <w:szCs w:val="18"/>
-          <w:lang w:val="en-US"/>
-        </w:rPr>
-        <w:t>ObjectId</w:t>
-      </w:r>
-      <w:proofErr w:type="spellEnd"/>
-      <w:r>
-        <w:rPr>
-          <w:rFonts w:ascii="Consolas" w:eastAsia="Consolas" w:hAnsi="Consolas" w:cs="Consolas"/>
-          <w:color w:val="333333"/>
-          <w:sz w:val="18"/>
-          <w:szCs w:val="18"/>
-          <w:lang w:val="en-US"/>
-        </w:rPr>
-        <w:t>,</w:t>
-      </w:r>
-    </w:p>
-    <w:p>
-      <w:pPr>
-        <w:pBdr>
-          <w:left w:val="single" w:sz="18" w:space="8" w:color="2E75B6"/>
-        </w:pBdr>
-        <w:spacing w:after="20"/>
-        <w:ind w:left="240"/>
-        <w:rPr>
-          <w:lang w:val="en-US"/>
-        </w:rPr>
-      </w:pPr>
-      <w:r>
-        <w:rPr>
-          <w:rFonts w:ascii="Consolas" w:eastAsia="Consolas" w:hAnsi="Consolas" w:cs="Consolas"/>
-          <w:color w:val="333333"/>
-          <w:sz w:val="18"/>
-          <w:szCs w:val="18"/>
-          <w:lang w:val="en-US"/>
-        </w:rPr>
-        <w:t xml:space="preserve">  </w:t>
-      </w:r>
-      <w:proofErr w:type="spellStart"/>
-      <w:r>
-        <w:rPr>
-          <w:rFonts w:ascii="Consolas" w:eastAsia="Consolas" w:hAnsi="Consolas" w:cs="Consolas"/>
-          <w:color w:val="333333"/>
-          <w:sz w:val="18"/>
-          <w:szCs w:val="18"/>
-          <w:lang w:val="en-US"/>
-        </w:rPr>
-        <w:t>symptomRecordId</w:t>
-      </w:r>
-      <w:proofErr w:type="spellEnd"/>
-      <w:r>
-        <w:rPr>
-          <w:rFonts w:ascii="Consolas" w:eastAsia="Consolas" w:hAnsi="Consolas" w:cs="Consolas"/>
-          <w:color w:val="333333"/>
-          <w:sz w:val="18"/>
-          <w:szCs w:val="18"/>
-          <w:lang w:val="en-US"/>
-        </w:rPr>
-        <w:t xml:space="preserve">: </w:t>
-      </w:r>
-      <w:proofErr w:type="spellStart"/>
-      <w:r>
-        <w:rPr>
-          <w:rFonts w:ascii="Consolas" w:eastAsia="Consolas" w:hAnsi="Consolas" w:cs="Consolas"/>
-          <w:color w:val="333333"/>
-          <w:sz w:val="18"/>
-          <w:szCs w:val="18"/>
-          <w:lang w:val="en-US"/>
-        </w:rPr>
-        <w:t>ObjectId</w:t>
-      </w:r>
-      <w:proofErr w:type="spellEnd"/>
-      <w:r>
-        <w:rPr>
-          <w:rFonts w:ascii="Consolas" w:eastAsia="Consolas" w:hAnsi="Consolas" w:cs="Consolas"/>
-          <w:color w:val="333333"/>
-          <w:sz w:val="18"/>
-          <w:szCs w:val="18"/>
-          <w:lang w:val="en-US"/>
-        </w:rPr>
-        <w:t xml:space="preserve">,   // ref </w:t>
-      </w:r>
-      <w:proofErr w:type="spellStart"/>
-      <w:r>
-        <w:rPr>
-          <w:rFonts w:ascii="Consolas" w:eastAsia="Consolas" w:hAnsi="Consolas" w:cs="Consolas"/>
-          <w:color w:val="333333"/>
-          <w:sz w:val="18"/>
-          <w:szCs w:val="18"/>
-          <w:lang w:val="en-US"/>
-        </w:rPr>
-        <w:t>symptom_records</w:t>
-      </w:r>
-      <w:proofErr w:type="spellEnd"/>
-    </w:p>
-    <w:p>
-      <w:pPr>
-        <w:pBdr>
-          <w:left w:val="single" w:sz="18" w:space="8" w:color="2E75B6"/>
-        </w:pBdr>
-        <w:spacing w:after="20"/>
-        <w:ind w:left="240"/>
-      </w:pPr>
-      <w:r>
-        <w:rPr>
-          <w:rFonts w:ascii="Consolas" w:eastAsia="Consolas" w:hAnsi="Consolas" w:cs="Consolas"/>
-          <w:color w:val="333333"/>
-          <w:sz w:val="18"/>
-          <w:szCs w:val="18"/>
-          <w:lang w:val="en-US"/>
-        </w:rPr>
-        <w:lastRenderedPageBreak/>
-        <w:t xml:space="preserve">  </w:t>
-      </w:r>
-      <w:r>
-        <w:rPr>
-          <w:rFonts w:ascii="Consolas" w:eastAsia="Consolas" w:hAnsi="Consolas" w:cs="Consolas"/>
-          <w:color w:val="333333"/>
-          <w:sz w:val="18"/>
-          <w:szCs w:val="18"/>
-        </w:rPr>
-        <w:t xml:space="preserve">enfermedad: </w:t>
-      </w:r>
-      <w:proofErr w:type="spellStart"/>
-      <w:r>
-        <w:rPr>
-          <w:rFonts w:ascii="Consolas" w:eastAsia="Consolas" w:hAnsi="Consolas" w:cs="Consolas"/>
-          <w:color w:val="333333"/>
-          <w:sz w:val="18"/>
-          <w:szCs w:val="18"/>
-        </w:rPr>
-        <w:t>String</w:t>
-      </w:r>
-      <w:proofErr w:type="spellEnd"/>
-      <w:r>
-        <w:rPr>
-          <w:rFonts w:ascii="Consolas" w:eastAsia="Consolas" w:hAnsi="Consolas" w:cs="Consolas"/>
-          <w:color w:val="333333"/>
-          <w:sz w:val="18"/>
-          <w:szCs w:val="18"/>
-        </w:rPr>
-        <w:t>,</w:t>
-      </w:r>
-    </w:p>
-    <w:p>
-      <w:pPr>
-        <w:pBdr>
-          <w:left w:val="single" w:sz="18" w:space="8" w:color="2E75B6"/>
-        </w:pBdr>
-        <w:spacing w:after="20"/>
-        <w:ind w:left="240"/>
-      </w:pPr>
-      <w:r>
-        <w:rPr>
-          <w:rFonts w:ascii="Consolas" w:eastAsia="Consolas" w:hAnsi="Consolas" w:cs="Consolas"/>
-          <w:color w:val="333333"/>
-          <w:sz w:val="18"/>
-          <w:szCs w:val="18"/>
-        </w:rPr>
-        <w:t xml:space="preserve">  confianza: </w:t>
-      </w:r>
-      <w:proofErr w:type="spellStart"/>
-      <w:r>
-        <w:rPr>
-          <w:rFonts w:ascii="Consolas" w:eastAsia="Consolas" w:hAnsi="Consolas" w:cs="Consolas"/>
-          <w:color w:val="333333"/>
-          <w:sz w:val="18"/>
-          <w:szCs w:val="18"/>
-        </w:rPr>
-        <w:t>Number</w:t>
-      </w:r>
-      <w:proofErr w:type="spellEnd"/>
-      <w:r>
-        <w:rPr>
-          <w:rFonts w:ascii="Consolas" w:eastAsia="Consolas" w:hAnsi="Consolas" w:cs="Consolas"/>
-          <w:color w:val="333333"/>
-          <w:sz w:val="18"/>
-          <w:szCs w:val="18"/>
-        </w:rPr>
-        <w:t>,           // 0..1</w:t>
-      </w:r>
-    </w:p>
-    <w:p>
-      <w:pPr>
-        <w:pBdr>
-          <w:left w:val="single" w:sz="18" w:space="8" w:color="2E75B6"/>
-        </w:pBdr>
-        <w:spacing w:after="20"/>
-        <w:ind w:left="240"/>
-      </w:pPr>
-      <w:r>
-        <w:rPr>
-          <w:rFonts w:ascii="Consolas" w:eastAsia="Consolas" w:hAnsi="Consolas" w:cs="Consolas"/>
-          <w:color w:val="333333"/>
-          <w:sz w:val="18"/>
-          <w:szCs w:val="18"/>
-        </w:rPr>
-        <w:t xml:space="preserve">  </w:t>
-      </w:r>
-      <w:proofErr w:type="spellStart"/>
-      <w:r>
-        <w:rPr>
-          <w:rFonts w:ascii="Consolas" w:eastAsia="Consolas" w:hAnsi="Consolas" w:cs="Consolas"/>
-          <w:color w:val="333333"/>
-          <w:sz w:val="18"/>
-          <w:szCs w:val="18"/>
-        </w:rPr>
-        <w:t>nivelRiesgo</w:t>
-      </w:r>
-      <w:proofErr w:type="spellEnd"/>
-      <w:r>
-        <w:rPr>
-          <w:rFonts w:ascii="Consolas" w:eastAsia="Consolas" w:hAnsi="Consolas" w:cs="Consolas"/>
-          <w:color w:val="333333"/>
-          <w:sz w:val="18"/>
-          <w:szCs w:val="18"/>
-        </w:rPr>
-        <w:t xml:space="preserve">: </w:t>
-      </w:r>
-      <w:proofErr w:type="spellStart"/>
-      <w:r>
-        <w:rPr>
-          <w:rFonts w:ascii="Consolas" w:eastAsia="Consolas" w:hAnsi="Consolas" w:cs="Consolas"/>
-          <w:color w:val="333333"/>
-          <w:sz w:val="18"/>
-          <w:szCs w:val="18"/>
-        </w:rPr>
-        <w:t>String</w:t>
-      </w:r>
-      <w:proofErr w:type="spellEnd"/>
-      <w:r>
-        <w:rPr>
-          <w:rFonts w:ascii="Consolas" w:eastAsia="Consolas" w:hAnsi="Consolas" w:cs="Consolas"/>
-          <w:color w:val="333333"/>
-          <w:sz w:val="18"/>
-          <w:szCs w:val="18"/>
-        </w:rPr>
-        <w:t>,         // 'Bajo' | 'Medio' | 'Alto'</w:t>
-      </w:r>
-    </w:p>
-    <w:p>
-      <w:pPr>
-        <w:pBdr>
-          <w:left w:val="single" w:sz="18" w:space="8" w:color="2E75B6"/>
-        </w:pBdr>
-        <w:spacing w:after="20"/>
-        <w:ind w:left="240"/>
-        <w:rPr>
-          <w:lang w:val="en-US"/>
-        </w:rPr>
-      </w:pPr>
-      <w:r>
-        <w:rPr>
-          <w:rFonts w:ascii="Consolas" w:eastAsia="Consolas" w:hAnsi="Consolas" w:cs="Consolas"/>
-          <w:color w:val="333333"/>
-          <w:sz w:val="18"/>
-          <w:szCs w:val="18"/>
-        </w:rPr>
-        <w:t xml:space="preserve">  </w:t>
-      </w:r>
-      <w:proofErr w:type="spellStart"/>
-      <w:r>
-        <w:rPr>
-          <w:rFonts w:ascii="Consolas" w:eastAsia="Consolas" w:hAnsi="Consolas" w:cs="Consolas"/>
-          <w:color w:val="333333"/>
-          <w:sz w:val="18"/>
-          <w:szCs w:val="18"/>
-          <w:lang w:val="en-US"/>
-        </w:rPr>
-        <w:t>modeloUsado</w:t>
-      </w:r>
-      <w:proofErr w:type="spellEnd"/>
-      <w:r>
-        <w:rPr>
-          <w:rFonts w:ascii="Consolas" w:eastAsia="Consolas" w:hAnsi="Consolas" w:cs="Consolas"/>
-          <w:color w:val="333333"/>
-          <w:sz w:val="18"/>
-          <w:szCs w:val="18"/>
-          <w:lang w:val="en-US"/>
-        </w:rPr>
-        <w:t>: String,         // '</w:t>
-      </w:r>
-      <w:proofErr w:type="spellStart"/>
-      <w:r>
-        <w:rPr>
-          <w:rFonts w:ascii="Consolas" w:eastAsia="Consolas" w:hAnsi="Consolas" w:cs="Consolas"/>
-          <w:color w:val="333333"/>
-          <w:sz w:val="18"/>
-          <w:szCs w:val="18"/>
-          <w:lang w:val="en-US"/>
-        </w:rPr>
-        <w:t>RandomForest</w:t>
-      </w:r>
-      <w:proofErr w:type="spellEnd"/>
-      <w:r>
-        <w:rPr>
-          <w:rFonts w:ascii="Consolas" w:eastAsia="Consolas" w:hAnsi="Consolas" w:cs="Consolas"/>
-          <w:color w:val="333333"/>
-          <w:sz w:val="18"/>
-          <w:szCs w:val="18"/>
-          <w:lang w:val="en-US"/>
-        </w:rPr>
-        <w:t>' | 'XGBoost' | 'MLP'</w:t>
-      </w:r>
-    </w:p>
-    <w:p>
-      <w:pPr>
-        <w:pBdr>
-          <w:left w:val="single" w:sz="18" w:space="8" w:color="2E75B6"/>
-        </w:pBdr>
-        <w:spacing w:after="20"/>
-        <w:ind w:left="240"/>
-        <w:rPr>
-          <w:lang w:val="en-US"/>
-        </w:rPr>
-      </w:pPr>
-      <w:r>
-        <w:rPr>
-          <w:rFonts w:ascii="Consolas" w:eastAsia="Consolas" w:hAnsi="Consolas" w:cs="Consolas"/>
-          <w:color w:val="333333"/>
-          <w:sz w:val="18"/>
-          <w:szCs w:val="18"/>
-          <w:lang w:val="en-US"/>
-        </w:rPr>
-        <w:t xml:space="preserve">  </w:t>
-      </w:r>
-      <w:proofErr w:type="spellStart"/>
-      <w:r>
-        <w:rPr>
-          <w:rFonts w:ascii="Consolas" w:eastAsia="Consolas" w:hAnsi="Consolas" w:cs="Consolas"/>
-          <w:color w:val="333333"/>
-          <w:sz w:val="18"/>
-          <w:szCs w:val="18"/>
-          <w:lang w:val="en-US"/>
-        </w:rPr>
-        <w:t>shapValues</w:t>
-      </w:r>
-      <w:proofErr w:type="spellEnd"/>
-      <w:r>
-        <w:rPr>
-          <w:rFonts w:ascii="Consolas" w:eastAsia="Consolas" w:hAnsi="Consolas" w:cs="Consolas"/>
-          <w:color w:val="333333"/>
-          <w:sz w:val="18"/>
-          <w:szCs w:val="18"/>
-          <w:lang w:val="en-US"/>
-        </w:rPr>
-        <w:t>: Object,</w:t>
-      </w:r>
-    </w:p>
-    <w:p>
-      <w:pPr>
-        <w:pBdr>
-          <w:left w:val="single" w:sz="18" w:space="8" w:color="2E75B6"/>
-        </w:pBdr>
-        <w:spacing w:after="20"/>
-        <w:ind w:left="240"/>
-        <w:rPr>
-          <w:lang w:val="en-US"/>
-        </w:rPr>
-      </w:pPr>
-      <w:r>
-        <w:rPr>
-          <w:rFonts w:ascii="Consolas" w:eastAsia="Consolas" w:hAnsi="Consolas" w:cs="Consolas"/>
-          <w:color w:val="333333"/>
-          <w:sz w:val="18"/>
-          <w:szCs w:val="18"/>
-          <w:lang w:val="en-US"/>
-        </w:rPr>
-        <w:t xml:space="preserve">  </w:t>
-      </w:r>
-      <w:proofErr w:type="spellStart"/>
-      <w:r>
-        <w:rPr>
-          <w:rFonts w:ascii="Consolas" w:eastAsia="Consolas" w:hAnsi="Consolas" w:cs="Consolas"/>
-          <w:color w:val="333333"/>
-          <w:sz w:val="18"/>
-          <w:szCs w:val="18"/>
-          <w:lang w:val="en-US"/>
-        </w:rPr>
-        <w:t>recomendaciones</w:t>
-      </w:r>
-      <w:proofErr w:type="spellEnd"/>
-      <w:r>
-        <w:rPr>
-          <w:rFonts w:ascii="Consolas" w:eastAsia="Consolas" w:hAnsi="Consolas" w:cs="Consolas"/>
-          <w:color w:val="333333"/>
-          <w:sz w:val="18"/>
-          <w:szCs w:val="18"/>
-          <w:lang w:val="en-US"/>
-        </w:rPr>
-        <w:t>: String,</w:t>
-      </w:r>
-    </w:p>
-    <w:p>
-      <w:pPr>
-        <w:pBdr>
-          <w:left w:val="single" w:sz="18" w:space="8" w:color="2E75B6"/>
-        </w:pBdr>
-        <w:spacing w:after="20"/>
-        <w:ind w:left="240"/>
-        <w:rPr>
-          <w:lang w:val="en-US"/>
-        </w:rPr>
-      </w:pPr>
-      <w:r>
-        <w:rPr>
-          <w:rFonts w:ascii="Consolas" w:eastAsia="Consolas" w:hAnsi="Consolas" w:cs="Consolas"/>
-          <w:color w:val="333333"/>
-          <w:sz w:val="18"/>
-          <w:szCs w:val="18"/>
-          <w:lang w:val="en-US"/>
-        </w:rPr>
-        <w:t xml:space="preserve">  </w:t>
-      </w:r>
-      <w:proofErr w:type="spellStart"/>
-      <w:r>
-        <w:rPr>
-          <w:rFonts w:ascii="Consolas" w:eastAsia="Consolas" w:hAnsi="Consolas" w:cs="Consolas"/>
-          <w:color w:val="333333"/>
-          <w:sz w:val="18"/>
-          <w:szCs w:val="18"/>
-          <w:lang w:val="en-US"/>
-        </w:rPr>
-        <w:t>createdAt</w:t>
-      </w:r>
-      <w:proofErr w:type="spellEnd"/>
-      <w:r>
-        <w:rPr>
-          <w:rFonts w:ascii="Consolas" w:eastAsia="Consolas" w:hAnsi="Consolas" w:cs="Consolas"/>
-          <w:color w:val="333333"/>
-          <w:sz w:val="18"/>
-          <w:szCs w:val="18"/>
-          <w:lang w:val="en-US"/>
-        </w:rPr>
-        <w:t xml:space="preserve">: </w:t>
-      </w:r>
-      <w:proofErr w:type="spellStart"/>
-      <w:r>
-        <w:rPr>
-          <w:rFonts w:ascii="Consolas" w:eastAsia="Consolas" w:hAnsi="Consolas" w:cs="Consolas"/>
-          <w:color w:val="333333"/>
-          <w:sz w:val="18"/>
-          <w:szCs w:val="18"/>
-          <w:lang w:val="en-US"/>
-        </w:rPr>
-        <w:t>ISODate</w:t>
-      </w:r>
-      <w:proofErr w:type="spellEnd"/>
-    </w:p>
-    <w:p>
-      <w:pPr>
-        <w:pBdr>
-          <w:left w:val="single" w:sz="18" w:space="8" w:color="2E75B6"/>
-        </w:pBdr>
-        <w:spacing w:after="20"/>
-        <w:ind w:left="240"/>
-        <w:rPr>
-          <w:lang w:val="en-US"/>
-        </w:rPr>
-      </w:pPr>
-      <w:r>
-        <w:rPr>
-          <w:rFonts w:ascii="Consolas" w:eastAsia="Consolas" w:hAnsi="Consolas" w:cs="Consolas"/>
-          <w:color w:val="333333"/>
-          <w:sz w:val="18"/>
-          <w:szCs w:val="18"/>
-          <w:lang w:val="en-US"/>
-        </w:rPr>
-        <w:t>}</w:t>
-      </w:r>
-    </w:p>
-    <w:p>
-      <w:pPr>
-        <w:spacing w:after="100" w:line="276" w:lineRule="auto"/>
-        <w:jc w:val="both"/>
-        <w:rPr>
-          <w:lang w:val="en-US"/>
-        </w:rPr>
-      </w:pPr>
-      <w:proofErr w:type="spellStart"/>
-      <w:r>
-        <w:rPr>
-          <w:b/>
-          <w:bCs/>
-          <w:lang w:val="en-US"/>
-        </w:rPr>
-        <w:t>Índices</w:t>
-      </w:r>
-      <w:proofErr w:type="spellEnd"/>
-      <w:r>
-        <w:rPr>
-          <w:b/>
-          <w:bCs/>
-          <w:lang w:val="en-US"/>
-        </w:rPr>
-        <w:t xml:space="preserve">: </w:t>
-      </w:r>
-      <w:r>
-        <w:rPr>
-          <w:lang w:val="en-US"/>
-        </w:rPr>
-        <w:t xml:space="preserve">{ </w:t>
-      </w:r>
-      <w:proofErr w:type="spellStart"/>
-      <w:r>
-        <w:rPr>
-          <w:lang w:val="en-US"/>
-        </w:rPr>
-        <w:t>symptomRecordId</w:t>
-      </w:r>
-      <w:proofErr w:type="spellEnd"/>
-      <w:r>
-        <w:rPr>
-          <w:lang w:val="en-US"/>
-        </w:rPr>
-        <w:t xml:space="preserve">: 1 }, { </w:t>
-      </w:r>
-      <w:proofErr w:type="spellStart"/>
-      <w:r>
-        <w:rPr>
-          <w:lang w:val="en-US"/>
-        </w:rPr>
-        <w:t>nivelRiesgo</w:t>
-      </w:r>
-      <w:proofErr w:type="spellEnd"/>
-      <w:r>
-        <w:rPr>
-          <w:lang w:val="en-US"/>
-        </w:rPr>
-        <w:t xml:space="preserve">: 1 }, { </w:t>
-      </w:r>
-      <w:proofErr w:type="spellStart"/>
-      <w:r>
-        <w:rPr>
-          <w:lang w:val="en-US"/>
-        </w:rPr>
-        <w:t>createdAt</w:t>
-      </w:r>
-      <w:proofErr w:type="spellEnd"/>
-      <w:r>
-        <w:rPr>
-          <w:lang w:val="en-US"/>
-        </w:rPr>
-        <w:t>: -1 }.</w:t>
-      </w:r>
-    </w:p>
-    <w:p>
-      <w:pPr>
-        <w:pStyle w:val="Ttulo3"/>
-        <w:spacing w:before="240" w:after="120"/>
-        <w:rPr>
-          <w:lang w:val="en-US"/>
-        </w:rPr>
-      </w:pPr>
-      <w:proofErr w:type="spellStart"/>
-      <w:r>
-        <w:rPr>
-          <w:color w:val="1F3864"/>
-          <w:sz w:val="21"/>
-          <w:szCs w:val="21"/>
-          <w:lang w:val="en-US"/>
-        </w:rPr>
-        <w:t>Colección</w:t>
-      </w:r>
-      <w:proofErr w:type="spellEnd"/>
-      <w:r>
-        <w:rPr>
-          <w:color w:val="1F3864"/>
-          <w:sz w:val="21"/>
-          <w:szCs w:val="21"/>
-          <w:lang w:val="en-US"/>
-        </w:rPr>
-        <w:t>: alerts</w:t>
-      </w:r>
-    </w:p>
-    <w:p>
-      <w:pPr>
-        <w:pBdr>
-          <w:left w:val="single" w:sz="18" w:space="8" w:color="2E75B6"/>
-        </w:pBdr>
-        <w:spacing w:after="20"/>
-        <w:ind w:left="240"/>
-        <w:rPr>
-          <w:lang w:val="en-US"/>
-        </w:rPr>
-      </w:pPr>
-      <w:r>
-        <w:rPr>
-          <w:rFonts w:ascii="Consolas" w:eastAsia="Consolas" w:hAnsi="Consolas" w:cs="Consolas"/>
-          <w:color w:val="333333"/>
-          <w:sz w:val="18"/>
-          <w:szCs w:val="18"/>
-          <w:lang w:val="en-US"/>
-        </w:rPr>
-        <w:t>{</w:t>
-      </w:r>
-    </w:p>
-    <w:p>
-      <w:pPr>
-        <w:pBdr>
-          <w:left w:val="single" w:sz="18" w:space="8" w:color="2E75B6"/>
-        </w:pBdr>
-        <w:spacing w:after="20"/>
-        <w:ind w:left="240"/>
-        <w:rPr>
-          <w:lang w:val="en-US"/>
-        </w:rPr>
-      </w:pPr>
-      <w:r>
-        <w:rPr>
-          <w:rFonts w:ascii="Consolas" w:eastAsia="Consolas" w:hAnsi="Consolas" w:cs="Consolas"/>
-          <w:color w:val="333333"/>
-          <w:sz w:val="18"/>
-          <w:szCs w:val="18"/>
-          <w:lang w:val="en-US"/>
-        </w:rPr>
-        <w:t xml:space="preserve">  _id: </w:t>
-      </w:r>
-      <w:proofErr w:type="spellStart"/>
-      <w:r>
-        <w:rPr>
-          <w:rFonts w:ascii="Consolas" w:eastAsia="Consolas" w:hAnsi="Consolas" w:cs="Consolas"/>
-          <w:color w:val="333333"/>
-          <w:sz w:val="18"/>
-          <w:szCs w:val="18"/>
-          <w:lang w:val="en-US"/>
-        </w:rPr>
-        <w:t>ObjectId</w:t>
-      </w:r>
-      <w:proofErr w:type="spellEnd"/>
-      <w:r>
-        <w:rPr>
-          <w:rFonts w:ascii="Consolas" w:eastAsia="Consolas" w:hAnsi="Consolas" w:cs="Consolas"/>
-          <w:color w:val="333333"/>
-          <w:sz w:val="18"/>
-          <w:szCs w:val="18"/>
-          <w:lang w:val="en-US"/>
-        </w:rPr>
-        <w:t>,</w:t>
-      </w:r>
-    </w:p>
-    <w:p>
-      <w:pPr>
-        <w:pBdr>
-          <w:left w:val="single" w:sz="18" w:space="8" w:color="2E75B6"/>
-        </w:pBdr>
-        <w:spacing w:after="20"/>
-        <w:ind w:left="240"/>
-        <w:rPr>
-          <w:lang w:val="en-US"/>
-        </w:rPr>
-      </w:pPr>
-      <w:r>
-        <w:rPr>
-          <w:rFonts w:ascii="Consolas" w:eastAsia="Consolas" w:hAnsi="Consolas" w:cs="Consolas"/>
-          <w:color w:val="333333"/>
-          <w:sz w:val="18"/>
-          <w:szCs w:val="18"/>
-          <w:lang w:val="en-US"/>
-        </w:rPr>
-        <w:t xml:space="preserve">  </w:t>
-      </w:r>
-      <w:proofErr w:type="spellStart"/>
-      <w:r>
-        <w:rPr>
-          <w:rFonts w:ascii="Consolas" w:eastAsia="Consolas" w:hAnsi="Consolas" w:cs="Consolas"/>
-          <w:color w:val="333333"/>
-          <w:sz w:val="18"/>
-          <w:szCs w:val="18"/>
-          <w:lang w:val="en-US"/>
-        </w:rPr>
-        <w:t>patientId</w:t>
-      </w:r>
-      <w:proofErr w:type="spellEnd"/>
-      <w:r>
-        <w:rPr>
-          <w:rFonts w:ascii="Consolas" w:eastAsia="Consolas" w:hAnsi="Consolas" w:cs="Consolas"/>
-          <w:color w:val="333333"/>
-          <w:sz w:val="18"/>
-          <w:szCs w:val="18"/>
-          <w:lang w:val="en-US"/>
-        </w:rPr>
-        <w:t xml:space="preserve">: </w:t>
-      </w:r>
-      <w:proofErr w:type="spellStart"/>
-      <w:r>
-        <w:rPr>
-          <w:rFonts w:ascii="Consolas" w:eastAsia="Consolas" w:hAnsi="Consolas" w:cs="Consolas"/>
-          <w:color w:val="333333"/>
-          <w:sz w:val="18"/>
-          <w:szCs w:val="18"/>
-          <w:lang w:val="en-US"/>
-        </w:rPr>
-        <w:t>ObjectId</w:t>
-      </w:r>
-      <w:proofErr w:type="spellEnd"/>
-      <w:r>
-        <w:rPr>
-          <w:rFonts w:ascii="Consolas" w:eastAsia="Consolas" w:hAnsi="Consolas" w:cs="Consolas"/>
-          <w:color w:val="333333"/>
-          <w:sz w:val="18"/>
-          <w:szCs w:val="18"/>
-          <w:lang w:val="en-US"/>
-        </w:rPr>
-        <w:t>,</w:t>
-      </w:r>
-    </w:p>
-    <w:p>
-      <w:pPr>
-        <w:pBdr>
-          <w:left w:val="single" w:sz="18" w:space="8" w:color="2E75B6"/>
-        </w:pBdr>
-        <w:spacing w:after="20"/>
-        <w:ind w:left="240"/>
-        <w:rPr>
-          <w:lang w:val="en-US"/>
-        </w:rPr>
-      </w:pPr>
-      <w:r>
-        <w:rPr>
-          <w:rFonts w:ascii="Consolas" w:eastAsia="Consolas" w:hAnsi="Consolas" w:cs="Consolas"/>
-          <w:color w:val="333333"/>
-          <w:sz w:val="18"/>
-          <w:szCs w:val="18"/>
-          <w:lang w:val="en-US"/>
-        </w:rPr>
-        <w:t xml:space="preserve">  </w:t>
-      </w:r>
-      <w:proofErr w:type="spellStart"/>
-      <w:r>
-        <w:rPr>
-          <w:rFonts w:ascii="Consolas" w:eastAsia="Consolas" w:hAnsi="Consolas" w:cs="Consolas"/>
-          <w:color w:val="333333"/>
-          <w:sz w:val="18"/>
-          <w:szCs w:val="18"/>
-          <w:lang w:val="en-US"/>
-        </w:rPr>
-        <w:t>predictionId</w:t>
-      </w:r>
-      <w:proofErr w:type="spellEnd"/>
-      <w:r>
-        <w:rPr>
-          <w:rFonts w:ascii="Consolas" w:eastAsia="Consolas" w:hAnsi="Consolas" w:cs="Consolas"/>
-          <w:color w:val="333333"/>
-          <w:sz w:val="18"/>
-          <w:szCs w:val="18"/>
-          <w:lang w:val="en-US"/>
-        </w:rPr>
-        <w:t xml:space="preserve">: </w:t>
-      </w:r>
-      <w:proofErr w:type="spellStart"/>
-      <w:r>
-        <w:rPr>
-          <w:rFonts w:ascii="Consolas" w:eastAsia="Consolas" w:hAnsi="Consolas" w:cs="Consolas"/>
-          <w:color w:val="333333"/>
-          <w:sz w:val="18"/>
-          <w:szCs w:val="18"/>
-          <w:lang w:val="en-US"/>
-        </w:rPr>
-        <w:t>ObjectId</w:t>
-      </w:r>
-      <w:proofErr w:type="spellEnd"/>
-      <w:r>
-        <w:rPr>
-          <w:rFonts w:ascii="Consolas" w:eastAsia="Consolas" w:hAnsi="Consolas" w:cs="Consolas"/>
-          <w:color w:val="333333"/>
-          <w:sz w:val="18"/>
-          <w:szCs w:val="18"/>
-          <w:lang w:val="en-US"/>
-        </w:rPr>
-        <w:t>,</w:t>
-      </w:r>
-    </w:p>
-    <w:p>
-      <w:pPr>
-        <w:pBdr>
-          <w:left w:val="single" w:sz="18" w:space="8" w:color="2E75B6"/>
-        </w:pBdr>
-        <w:spacing w:after="20"/>
-        <w:ind w:left="240"/>
-        <w:rPr>
-          <w:lang w:val="en-US"/>
-        </w:rPr>
-      </w:pPr>
-      <w:r>
-        <w:rPr>
-          <w:rFonts w:ascii="Consolas" w:eastAsia="Consolas" w:hAnsi="Consolas" w:cs="Consolas"/>
-          <w:color w:val="333333"/>
-          <w:sz w:val="18"/>
-          <w:szCs w:val="18"/>
-          <w:lang w:val="en-US"/>
-        </w:rPr>
-        <w:t xml:space="preserve">  </w:t>
-      </w:r>
-      <w:proofErr w:type="spellStart"/>
-      <w:r>
-        <w:rPr>
-          <w:rFonts w:ascii="Consolas" w:eastAsia="Consolas" w:hAnsi="Consolas" w:cs="Consolas"/>
-          <w:color w:val="333333"/>
-          <w:sz w:val="18"/>
-          <w:szCs w:val="18"/>
-          <w:lang w:val="en-US"/>
-        </w:rPr>
-        <w:t>tipo</w:t>
-      </w:r>
-      <w:proofErr w:type="spellEnd"/>
-      <w:r>
-        <w:rPr>
-          <w:rFonts w:ascii="Consolas" w:eastAsia="Consolas" w:hAnsi="Consolas" w:cs="Consolas"/>
-          <w:color w:val="333333"/>
-          <w:sz w:val="18"/>
-          <w:szCs w:val="18"/>
-          <w:lang w:val="en-US"/>
-        </w:rPr>
-        <w:t>: String,           // '</w:t>
-      </w:r>
-      <w:proofErr w:type="spellStart"/>
-      <w:r>
-        <w:rPr>
-          <w:rFonts w:ascii="Consolas" w:eastAsia="Consolas" w:hAnsi="Consolas" w:cs="Consolas"/>
-          <w:color w:val="333333"/>
-          <w:sz w:val="18"/>
-          <w:szCs w:val="18"/>
-          <w:lang w:val="en-US"/>
-        </w:rPr>
-        <w:t>Emergencia</w:t>
-      </w:r>
-      <w:proofErr w:type="spellEnd"/>
-      <w:r>
-        <w:rPr>
-          <w:rFonts w:ascii="Consolas" w:eastAsia="Consolas" w:hAnsi="Consolas" w:cs="Consolas"/>
-          <w:color w:val="333333"/>
-          <w:sz w:val="18"/>
-          <w:szCs w:val="18"/>
-          <w:lang w:val="en-US"/>
-        </w:rPr>
-        <w:t>' | '</w:t>
-      </w:r>
-      <w:proofErr w:type="spellStart"/>
-      <w:r>
-        <w:rPr>
-          <w:rFonts w:ascii="Consolas" w:eastAsia="Consolas" w:hAnsi="Consolas" w:cs="Consolas"/>
-          <w:color w:val="333333"/>
-          <w:sz w:val="18"/>
-          <w:szCs w:val="18"/>
-          <w:lang w:val="en-US"/>
-        </w:rPr>
-        <w:t>Seguimiento</w:t>
-      </w:r>
-      <w:proofErr w:type="spellEnd"/>
-      <w:r>
-        <w:rPr>
-          <w:rFonts w:ascii="Consolas" w:eastAsia="Consolas" w:hAnsi="Consolas" w:cs="Consolas"/>
-          <w:color w:val="333333"/>
-          <w:sz w:val="18"/>
-          <w:szCs w:val="18"/>
-          <w:lang w:val="en-US"/>
-        </w:rPr>
-        <w:t>' | '</w:t>
-      </w:r>
-      <w:proofErr w:type="spellStart"/>
-      <w:r>
-        <w:rPr>
-          <w:rFonts w:ascii="Consolas" w:eastAsia="Consolas" w:hAnsi="Consolas" w:cs="Consolas"/>
-          <w:color w:val="333333"/>
-          <w:sz w:val="18"/>
-          <w:szCs w:val="18"/>
-          <w:lang w:val="en-US"/>
-        </w:rPr>
-        <w:t>Preventiva</w:t>
-      </w:r>
-      <w:proofErr w:type="spellEnd"/>
-      <w:r>
-        <w:rPr>
-          <w:rFonts w:ascii="Consolas" w:eastAsia="Consolas" w:hAnsi="Consolas" w:cs="Consolas"/>
-          <w:color w:val="333333"/>
-          <w:sz w:val="18"/>
-          <w:szCs w:val="18"/>
-          <w:lang w:val="en-US"/>
-        </w:rPr>
-        <w:t>'</w:t>
-      </w:r>
-    </w:p>
-    <w:p>
-      <w:pPr>
-        <w:pBdr>
-          <w:left w:val="single" w:sz="18" w:space="8" w:color="2E75B6"/>
-        </w:pBdr>
-        <w:spacing w:after="20"/>
-        <w:ind w:left="240"/>
-        <w:rPr>
-          <w:lang w:val="en-US"/>
-        </w:rPr>
-      </w:pPr>
-      <w:r>
-        <w:rPr>
-          <w:rFonts w:ascii="Consolas" w:eastAsia="Consolas" w:hAnsi="Consolas" w:cs="Consolas"/>
-          <w:color w:val="333333"/>
-          <w:sz w:val="18"/>
-          <w:szCs w:val="18"/>
-          <w:lang w:val="en-US"/>
-        </w:rPr>
-        <w:t xml:space="preserve">  </w:t>
-      </w:r>
-      <w:proofErr w:type="spellStart"/>
-      <w:r>
-        <w:rPr>
-          <w:rFonts w:ascii="Consolas" w:eastAsia="Consolas" w:hAnsi="Consolas" w:cs="Consolas"/>
-          <w:color w:val="333333"/>
-          <w:sz w:val="18"/>
-          <w:szCs w:val="18"/>
-          <w:lang w:val="en-US"/>
-        </w:rPr>
-        <w:t>mensaje</w:t>
-      </w:r>
-      <w:proofErr w:type="spellEnd"/>
-      <w:r>
-        <w:rPr>
-          <w:rFonts w:ascii="Consolas" w:eastAsia="Consolas" w:hAnsi="Consolas" w:cs="Consolas"/>
-          <w:color w:val="333333"/>
-          <w:sz w:val="18"/>
-          <w:szCs w:val="18"/>
-          <w:lang w:val="en-US"/>
-        </w:rPr>
-        <w:t>: String,</w:t>
-      </w:r>
-    </w:p>
-    <w:p>
-      <w:pPr>
-        <w:pBdr>
-          <w:left w:val="single" w:sz="18" w:space="8" w:color="2E75B6"/>
-        </w:pBdr>
-        <w:spacing w:after="20"/>
-        <w:ind w:left="240"/>
-        <w:rPr>
-          <w:lang w:val="en-US"/>
-        </w:rPr>
-      </w:pPr>
-      <w:r>
-        <w:rPr>
-          <w:rFonts w:ascii="Consolas" w:eastAsia="Consolas" w:hAnsi="Consolas" w:cs="Consolas"/>
-          <w:color w:val="333333"/>
-          <w:sz w:val="18"/>
-          <w:szCs w:val="18"/>
-          <w:lang w:val="en-US"/>
-        </w:rPr>
-        <w:t xml:space="preserve">  </w:t>
-      </w:r>
-      <w:proofErr w:type="spellStart"/>
-      <w:r>
-        <w:rPr>
-          <w:rFonts w:ascii="Consolas" w:eastAsia="Consolas" w:hAnsi="Consolas" w:cs="Consolas"/>
-          <w:color w:val="333333"/>
-          <w:sz w:val="18"/>
-          <w:szCs w:val="18"/>
-          <w:lang w:val="en-US"/>
-        </w:rPr>
-        <w:t>leida</w:t>
-      </w:r>
-      <w:proofErr w:type="spellEnd"/>
-      <w:r>
-        <w:rPr>
-          <w:rFonts w:ascii="Consolas" w:eastAsia="Consolas" w:hAnsi="Consolas" w:cs="Consolas"/>
-          <w:color w:val="333333"/>
-          <w:sz w:val="18"/>
-          <w:szCs w:val="18"/>
-          <w:lang w:val="en-US"/>
-        </w:rPr>
-        <w:t>: Boolean,</w:t>
-      </w:r>
-    </w:p>
-    <w:p>
-      <w:pPr>
-        <w:pBdr>
-          <w:left w:val="single" w:sz="18" w:space="8" w:color="2E75B6"/>
-        </w:pBdr>
-        <w:spacing w:after="20"/>
-        <w:ind w:left="240"/>
-        <w:rPr>
-          <w:lang w:val="en-US"/>
-        </w:rPr>
-      </w:pPr>
-      <w:r>
-        <w:rPr>
-          <w:rFonts w:ascii="Consolas" w:eastAsia="Consolas" w:hAnsi="Consolas" w:cs="Consolas"/>
-          <w:color w:val="333333"/>
-          <w:sz w:val="18"/>
-          <w:szCs w:val="18"/>
-          <w:lang w:val="en-US"/>
-        </w:rPr>
-        <w:t xml:space="preserve">  </w:t>
-      </w:r>
-      <w:proofErr w:type="spellStart"/>
-      <w:r>
-        <w:rPr>
-          <w:rFonts w:ascii="Consolas" w:eastAsia="Consolas" w:hAnsi="Consolas" w:cs="Consolas"/>
-          <w:color w:val="333333"/>
-          <w:sz w:val="18"/>
-          <w:szCs w:val="18"/>
-          <w:lang w:val="en-US"/>
-        </w:rPr>
-        <w:t>medicoAsignado</w:t>
-      </w:r>
-      <w:proofErr w:type="spellEnd"/>
-      <w:r>
-        <w:rPr>
-          <w:rFonts w:ascii="Consolas" w:eastAsia="Consolas" w:hAnsi="Consolas" w:cs="Consolas"/>
-          <w:color w:val="333333"/>
-          <w:sz w:val="18"/>
-          <w:szCs w:val="18"/>
-          <w:lang w:val="en-US"/>
-        </w:rPr>
-        <w:t xml:space="preserve">: </w:t>
-      </w:r>
-      <w:proofErr w:type="spellStart"/>
-      <w:r>
-        <w:rPr>
-          <w:rFonts w:ascii="Consolas" w:eastAsia="Consolas" w:hAnsi="Consolas" w:cs="Consolas"/>
-          <w:color w:val="333333"/>
-          <w:sz w:val="18"/>
-          <w:szCs w:val="18"/>
-          <w:lang w:val="en-US"/>
-        </w:rPr>
-        <w:t>ObjectId</w:t>
-      </w:r>
-      <w:proofErr w:type="spellEnd"/>
-      <w:r>
-        <w:rPr>
-          <w:rFonts w:ascii="Consolas" w:eastAsia="Consolas" w:hAnsi="Consolas" w:cs="Consolas"/>
-          <w:color w:val="333333"/>
-          <w:sz w:val="18"/>
-          <w:szCs w:val="18"/>
-          <w:lang w:val="en-US"/>
-        </w:rPr>
-        <w:t>,</w:t>
-      </w:r>
-    </w:p>
-    <w:p>
-      <w:pPr>
-        <w:pBdr>
-          <w:left w:val="single" w:sz="18" w:space="8" w:color="2E75B6"/>
-        </w:pBdr>
-        <w:spacing w:after="20"/>
-        <w:ind w:left="240"/>
-        <w:rPr>
-          <w:lang w:val="en-US"/>
-        </w:rPr>
-      </w:pPr>
-      <w:r>
-        <w:rPr>
-          <w:rFonts w:ascii="Consolas" w:eastAsia="Consolas" w:hAnsi="Consolas" w:cs="Consolas"/>
-          <w:color w:val="333333"/>
-          <w:sz w:val="18"/>
-          <w:szCs w:val="18"/>
-          <w:lang w:val="en-US"/>
-        </w:rPr>
-        <w:t xml:space="preserve">  </w:t>
-      </w:r>
-      <w:proofErr w:type="spellStart"/>
-      <w:r>
-        <w:rPr>
-          <w:rFonts w:ascii="Consolas" w:eastAsia="Consolas" w:hAnsi="Consolas" w:cs="Consolas"/>
-          <w:color w:val="333333"/>
-          <w:sz w:val="18"/>
-          <w:szCs w:val="18"/>
-          <w:lang w:val="en-US"/>
-        </w:rPr>
-        <w:t>createdAt</w:t>
-      </w:r>
-      <w:proofErr w:type="spellEnd"/>
-      <w:r>
-        <w:rPr>
-          <w:rFonts w:ascii="Consolas" w:eastAsia="Consolas" w:hAnsi="Consolas" w:cs="Consolas"/>
-          <w:color w:val="333333"/>
-          <w:sz w:val="18"/>
-          <w:szCs w:val="18"/>
-          <w:lang w:val="en-US"/>
-        </w:rPr>
-        <w:t xml:space="preserve">: </w:t>
-      </w:r>
-      <w:proofErr w:type="spellStart"/>
-      <w:r>
-        <w:rPr>
-          <w:rFonts w:ascii="Consolas" w:eastAsia="Consolas" w:hAnsi="Consolas" w:cs="Consolas"/>
-          <w:color w:val="333333"/>
-          <w:sz w:val="18"/>
-          <w:szCs w:val="18"/>
-          <w:lang w:val="en-US"/>
-        </w:rPr>
-        <w:t>ISODate</w:t>
-      </w:r>
-      <w:proofErr w:type="spellEnd"/>
-      <w:r>
-        <w:rPr>
-          <w:rFonts w:ascii="Consolas" w:eastAsia="Consolas" w:hAnsi="Consolas" w:cs="Consolas"/>
-          <w:color w:val="333333"/>
-          <w:sz w:val="18"/>
-          <w:szCs w:val="18"/>
-          <w:lang w:val="en-US"/>
-        </w:rPr>
-        <w:t>,</w:t>
-      </w:r>
-    </w:p>
-    <w:p>
-      <w:pPr>
-        <w:pBdr>
-          <w:left w:val="single" w:sz="18" w:space="8" w:color="2E75B6"/>
-        </w:pBdr>
-        <w:spacing w:after="20"/>
-        <w:ind w:left="240"/>
-        <w:rPr>
-          <w:lang w:val="en-US"/>
-        </w:rPr>
-      </w:pPr>
-      <w:r>
-        <w:rPr>
-          <w:rFonts w:ascii="Consolas" w:eastAsia="Consolas" w:hAnsi="Consolas" w:cs="Consolas"/>
-          <w:color w:val="333333"/>
-          <w:sz w:val="18"/>
-          <w:szCs w:val="18"/>
-          <w:lang w:val="en-US"/>
-        </w:rPr>
-        <w:t xml:space="preserve">  </w:t>
-      </w:r>
-      <w:proofErr w:type="spellStart"/>
-      <w:r>
-        <w:rPr>
-          <w:rFonts w:ascii="Consolas" w:eastAsia="Consolas" w:hAnsi="Consolas" w:cs="Consolas"/>
-          <w:color w:val="333333"/>
-          <w:sz w:val="18"/>
-          <w:szCs w:val="18"/>
-          <w:lang w:val="en-US"/>
-        </w:rPr>
-        <w:t>resueltaAt</w:t>
-      </w:r>
-      <w:proofErr w:type="spellEnd"/>
-      <w:r>
-        <w:rPr>
-          <w:rFonts w:ascii="Consolas" w:eastAsia="Consolas" w:hAnsi="Consolas" w:cs="Consolas"/>
-          <w:color w:val="333333"/>
-          <w:sz w:val="18"/>
-          <w:szCs w:val="18"/>
-          <w:lang w:val="en-US"/>
-        </w:rPr>
-        <w:t xml:space="preserve">: </w:t>
-      </w:r>
-      <w:proofErr w:type="spellStart"/>
-      <w:r>
-        <w:rPr>
-          <w:rFonts w:ascii="Consolas" w:eastAsia="Consolas" w:hAnsi="Consolas" w:cs="Consolas"/>
-          <w:color w:val="333333"/>
-          <w:sz w:val="18"/>
-          <w:szCs w:val="18"/>
-          <w:lang w:val="en-US"/>
-        </w:rPr>
-        <w:t>ISODate</w:t>
-      </w:r>
-      <w:proofErr w:type="spellEnd"/>
-    </w:p>
-    <w:p>
-      <w:pPr>
-        <w:pBdr>
-          <w:left w:val="single" w:sz="18" w:space="8" w:color="2E75B6"/>
-        </w:pBdr>
-        <w:spacing w:after="20"/>
-        <w:ind w:left="240"/>
-        <w:rPr>
-          <w:lang w:val="en-US"/>
-        </w:rPr>
-      </w:pPr>
-      <w:r>
-        <w:rPr>
-          <w:rFonts w:ascii="Consolas" w:eastAsia="Consolas" w:hAnsi="Consolas" w:cs="Consolas"/>
-          <w:color w:val="333333"/>
-          <w:sz w:val="18"/>
-          <w:szCs w:val="18"/>
-          <w:lang w:val="en-US"/>
-        </w:rPr>
-        <w:t>}</w:t>
-      </w:r>
-    </w:p>
-    <w:p>
-      <w:pPr>
-        <w:spacing w:after="100" w:line="276" w:lineRule="auto"/>
-        <w:jc w:val="both"/>
-        <w:rPr>
-          <w:lang w:val="en-US"/>
-        </w:rPr>
-      </w:pPr>
-      <w:proofErr w:type="spellStart"/>
-      <w:r>
-        <w:rPr>
-          <w:b/>
-          <w:bCs/>
-          <w:lang w:val="en-US"/>
-        </w:rPr>
-        <w:t>Índices</w:t>
-      </w:r>
-      <w:proofErr w:type="spellEnd"/>
-      <w:r>
-        <w:rPr>
-          <w:b/>
-          <w:bCs/>
-          <w:lang w:val="en-US"/>
-        </w:rPr>
-        <w:t xml:space="preserve">: </w:t>
-      </w:r>
-      <w:r>
-        <w:rPr>
-          <w:lang w:val="en-US"/>
-        </w:rPr>
-        <w:t xml:space="preserve">{ </w:t>
-      </w:r>
-      <w:proofErr w:type="spellStart"/>
-      <w:r>
-        <w:rPr>
-          <w:lang w:val="en-US"/>
-        </w:rPr>
-        <w:t>patientId</w:t>
-      </w:r>
-      <w:proofErr w:type="spellEnd"/>
-      <w:r>
-        <w:rPr>
-          <w:lang w:val="en-US"/>
-        </w:rPr>
-        <w:t xml:space="preserve">: 1 }, { </w:t>
-      </w:r>
-      <w:proofErr w:type="spellStart"/>
-      <w:r>
-        <w:rPr>
-          <w:lang w:val="en-US"/>
-        </w:rPr>
-        <w:t>tipo</w:t>
-      </w:r>
-      <w:proofErr w:type="spellEnd"/>
-      <w:r>
-        <w:rPr>
-          <w:lang w:val="en-US"/>
-        </w:rPr>
-        <w:t xml:space="preserve">: 1 }, { </w:t>
-      </w:r>
-      <w:proofErr w:type="spellStart"/>
-      <w:r>
-        <w:rPr>
-          <w:lang w:val="en-US"/>
-        </w:rPr>
-        <w:t>leida</w:t>
-      </w:r>
-      <w:proofErr w:type="spellEnd"/>
-      <w:r>
-        <w:rPr>
-          <w:lang w:val="en-US"/>
-        </w:rPr>
-        <w:t>: 1 }.</w:t>
+        <w:t>{ patientId: 1 }, { tipo: 1 }, { leida: 1 }.</w:t>
       </w:r>
     </w:p>
     <w:p>
@@ -14131,23 +16708,7 @@
         <w:jc w:val="both"/>
       </w:pPr>
       <w:r>
-        <w:t xml:space="preserve">Índices compuestos para las consultas por paciente y fecha ({ </w:t>
-      </w:r>
-      <w:proofErr w:type="spellStart"/>
-      <w:r>
-        <w:t>patientId</w:t>
-      </w:r>
-      <w:proofErr w:type="spellEnd"/>
-      <w:r>
-        <w:t xml:space="preserve">, </w:t>
-      </w:r>
-      <w:proofErr w:type="spellStart"/>
-      <w:r>
-        <w:t>createdAt</w:t>
-      </w:r>
-      <w:proofErr w:type="spellEnd"/>
-      <w:r>
-        <w:t xml:space="preserve"> }).</w:t>
+        <w:t>Índices compuestos para las consultas por paciente y fecha ({ patientId, createdAt }).</w:t>
       </w:r>
     </w:p>
     <w:p>
@@ -14221,7 +16782,6 @@
         <w:spacing w:after="20"/>
         <w:ind w:left="240"/>
       </w:pPr>
-      <w:proofErr w:type="spellStart"/>
       <w:r>
         <w:rPr>
           <w:rFonts w:ascii="Consolas" w:eastAsia="Consolas" w:hAnsi="Consolas" w:cs="Consolas"/>
@@ -14229,77 +16789,7 @@
           <w:sz w:val="18"/>
           <w:szCs w:val="18"/>
         </w:rPr>
-        <w:t>user_session</w:t>
-      </w:r>
-      <w:proofErr w:type="spellEnd"/>
-      <w:r>
-        <w:rPr>
-          <w:rFonts w:ascii="Consolas" w:eastAsia="Consolas" w:hAnsi="Consolas" w:cs="Consolas"/>
-          <w:color w:val="333333"/>
-          <w:sz w:val="18"/>
-          <w:szCs w:val="18"/>
-        </w:rPr>
-        <w:t>:{</w:t>
-      </w:r>
-      <w:proofErr w:type="spellStart"/>
-      <w:r>
-        <w:rPr>
-          <w:rFonts w:ascii="Consolas" w:eastAsia="Consolas" w:hAnsi="Consolas" w:cs="Consolas"/>
-          <w:color w:val="333333"/>
-          <w:sz w:val="18"/>
-          <w:szCs w:val="18"/>
-        </w:rPr>
-        <w:t>userId</w:t>
-      </w:r>
-      <w:proofErr w:type="spellEnd"/>
-      <w:r>
-        <w:rPr>
-          <w:rFonts w:ascii="Consolas" w:eastAsia="Consolas" w:hAnsi="Consolas" w:cs="Consolas"/>
-          <w:color w:val="333333"/>
-          <w:sz w:val="18"/>
-          <w:szCs w:val="18"/>
-        </w:rPr>
-        <w:t xml:space="preserve">} -&gt; { token, </w:t>
-      </w:r>
-      <w:proofErr w:type="spellStart"/>
-      <w:r>
-        <w:rPr>
-          <w:rFonts w:ascii="Consolas" w:eastAsia="Consolas" w:hAnsi="Consolas" w:cs="Consolas"/>
-          <w:color w:val="333333"/>
-          <w:sz w:val="18"/>
-          <w:szCs w:val="18"/>
-        </w:rPr>
-        <w:t>lastActivity</w:t>
-      </w:r>
-      <w:proofErr w:type="spellEnd"/>
-      <w:r>
-        <w:rPr>
-          <w:rFonts w:ascii="Consolas" w:eastAsia="Consolas" w:hAnsi="Consolas" w:cs="Consolas"/>
-          <w:color w:val="333333"/>
-          <w:sz w:val="18"/>
-          <w:szCs w:val="18"/>
-        </w:rPr>
-        <w:t xml:space="preserve">, permisos, </w:t>
-      </w:r>
-      <w:proofErr w:type="spellStart"/>
-      <w:r>
-        <w:rPr>
-          <w:rFonts w:ascii="Consolas" w:eastAsia="Consolas" w:hAnsi="Consolas" w:cs="Consolas"/>
-          <w:color w:val="333333"/>
-          <w:sz w:val="18"/>
-          <w:szCs w:val="18"/>
-        </w:rPr>
-        <w:t>ttl</w:t>
-      </w:r>
-      <w:proofErr w:type="spellEnd"/>
-      <w:r>
-        <w:rPr>
-          <w:rFonts w:ascii="Consolas" w:eastAsia="Consolas" w:hAnsi="Consolas" w:cs="Consolas"/>
-          <w:color w:val="333333"/>
-          <w:sz w:val="18"/>
-          <w:szCs w:val="18"/>
-        </w:rPr>
-        <w:t>: 3600 }</w:t>
+        <w:t>user_session:{userId} -&gt; { token, lastActivity, permisos, ttl: 3600 }</w:t>
       </w:r>
     </w:p>
     <w:p>
@@ -14310,7 +16800,6 @@
         <w:spacing w:after="20"/>
         <w:ind w:left="240"/>
       </w:pPr>
-      <w:proofErr w:type="spellStart"/>
       <w:r>
         <w:rPr>
           <w:rFonts w:ascii="Consolas" w:eastAsia="Consolas" w:hAnsi="Consolas" w:cs="Consolas"/>
@@ -14318,77 +16807,7 @@
           <w:sz w:val="18"/>
           <w:szCs w:val="18"/>
         </w:rPr>
-        <w:t>prediction_cache</w:t>
-      </w:r>
-      <w:proofErr w:type="spellEnd"/>
-      <w:r>
-        <w:rPr>
-          <w:rFonts w:ascii="Consolas" w:eastAsia="Consolas" w:hAnsi="Consolas" w:cs="Consolas"/>
-          <w:color w:val="333333"/>
-          <w:sz w:val="18"/>
-          <w:szCs w:val="18"/>
-        </w:rPr>
-        <w:t>:{</w:t>
-      </w:r>
-      <w:proofErr w:type="spellStart"/>
-      <w:r>
-        <w:rPr>
-          <w:rFonts w:ascii="Consolas" w:eastAsia="Consolas" w:hAnsi="Consolas" w:cs="Consolas"/>
-          <w:color w:val="333333"/>
-          <w:sz w:val="18"/>
-          <w:szCs w:val="18"/>
-        </w:rPr>
-        <w:t>predictionId</w:t>
-      </w:r>
-      <w:proofErr w:type="spellEnd"/>
-      <w:r>
-        <w:rPr>
-          <w:rFonts w:ascii="Consolas" w:eastAsia="Consolas" w:hAnsi="Consolas" w:cs="Consolas"/>
-          <w:color w:val="333333"/>
-          <w:sz w:val="18"/>
-          <w:szCs w:val="18"/>
-        </w:rPr>
-        <w:t xml:space="preserve">} -&gt; { </w:t>
-      </w:r>
-      <w:proofErr w:type="spellStart"/>
-      <w:r>
-        <w:rPr>
-          <w:rFonts w:ascii="Consolas" w:eastAsia="Consolas" w:hAnsi="Consolas" w:cs="Consolas"/>
-          <w:color w:val="333333"/>
-          <w:sz w:val="18"/>
-          <w:szCs w:val="18"/>
-        </w:rPr>
-        <w:t>nivelRiesgo</w:t>
-      </w:r>
-      <w:proofErr w:type="spellEnd"/>
-      <w:r>
-        <w:rPr>
-          <w:rFonts w:ascii="Consolas" w:eastAsia="Consolas" w:hAnsi="Consolas" w:cs="Consolas"/>
-          <w:color w:val="333333"/>
-          <w:sz w:val="18"/>
-          <w:szCs w:val="18"/>
-        </w:rPr>
-        <w:t xml:space="preserve">, confianza, </w:t>
-      </w:r>
-      <w:proofErr w:type="spellStart"/>
-      <w:r>
-        <w:rPr>
-          <w:rFonts w:ascii="Consolas" w:eastAsia="Consolas" w:hAnsi="Consolas" w:cs="Consolas"/>
-          <w:color w:val="333333"/>
-          <w:sz w:val="18"/>
-          <w:szCs w:val="18"/>
-        </w:rPr>
-        <w:t>ttl</w:t>
-      </w:r>
-      <w:proofErr w:type="spellEnd"/>
-      <w:r>
-        <w:rPr>
-          <w:rFonts w:ascii="Consolas" w:eastAsia="Consolas" w:hAnsi="Consolas" w:cs="Consolas"/>
-          <w:color w:val="333333"/>
-          <w:sz w:val="18"/>
-          <w:szCs w:val="18"/>
-        </w:rPr>
-        <w:t>: 1800 }</w:t>
+        <w:t>prediction_cache:{predictionId} -&gt; { nivelRiesgo, confianza, ttl: 1800 }</w:t>
       </w:r>
     </w:p>
     <w:p>
@@ -15516,23 +17935,7 @@
                 <w:sz w:val="19"/>
                 <w:szCs w:val="19"/>
               </w:rPr>
-              <w:t xml:space="preserve">Reentrenamiento del modelo con nuevos datos validados; despliegue del contenedor de IA con estrategia controlada; </w:t>
-            </w:r>
-            <w:proofErr w:type="spellStart"/>
-            <w:r>
-              <w:rPr>
-                <w:sz w:val="19"/>
-                <w:szCs w:val="19"/>
-              </w:rPr>
-              <w:t>rollback</w:t>
-            </w:r>
-            <w:proofErr w:type="spellEnd"/>
-            <w:r>
-              <w:rPr>
-                <w:sz w:val="19"/>
-                <w:szCs w:val="19"/>
-              </w:rPr>
-              <w:t xml:space="preserve"> si la precisión cae por debajo del umbral; umbrales configurables por variables de entorno.</w:t>
+              <w:t>Reentrenamiento del modelo con nuevos datos validados; despliegue del contenedor de IA con estrategia controlada; rollback si la precisión cae por debajo del umbral; umbrales configurables por variables de entorno.</w:t>
             </w:r>
           </w:p>
         </w:tc>
@@ -15576,15 +17979,7 @@
         <w:jc w:val="both"/>
       </w:pPr>
       <w:r>
-        <w:t xml:space="preserve">Tiempo de </w:t>
-      </w:r>
-      <w:proofErr w:type="spellStart"/>
-      <w:r>
-        <w:t>rollback</w:t>
-      </w:r>
-      <w:proofErr w:type="spellEnd"/>
-      <w:r>
-        <w:t>: &lt; 5 minutos.</w:t>
+        <w:t>Tiempo de rollback: &lt; 5 minutos.</w:t>
       </w:r>
     </w:p>
     <w:p>
@@ -15930,39 +18325,7 @@
                 <w:sz w:val="19"/>
                 <w:szCs w:val="19"/>
               </w:rPr>
-              <w:t>Reinicio automático del contenedor (</w:t>
-            </w:r>
-            <w:proofErr w:type="spellStart"/>
-            <w:r>
-              <w:rPr>
-                <w:sz w:val="19"/>
-                <w:szCs w:val="19"/>
-              </w:rPr>
-              <w:t>restart</w:t>
-            </w:r>
-            <w:proofErr w:type="spellEnd"/>
-            <w:r>
-              <w:rPr>
-                <w:sz w:val="19"/>
-                <w:szCs w:val="19"/>
-              </w:rPr>
-              <w:t xml:space="preserve"> </w:t>
-            </w:r>
-            <w:proofErr w:type="spellStart"/>
-            <w:r>
-              <w:rPr>
-                <w:sz w:val="19"/>
-                <w:szCs w:val="19"/>
-              </w:rPr>
-              <w:t>policy</w:t>
-            </w:r>
-            <w:proofErr w:type="spellEnd"/>
-            <w:r>
-              <w:rPr>
-                <w:sz w:val="19"/>
-                <w:szCs w:val="19"/>
-              </w:rPr>
-              <w:t>); circuit breaker que degrada temporalmente el diagnóstico de IA; caché en Redis para sostener la operación; restauración desde el respaldo más reciente.</w:t>
+              <w:t>Reinicio automático del contenedor (restart policy); circuit breaker que degrada temporalmente el diagnóstico de IA; caché en Redis para sostener la operación; restauración desde el respaldo más reciente.</w:t>
             </w:r>
           </w:p>
         </w:tc>
@@ -16019,13 +18382,8 @@
         <w:spacing w:after="60" w:line="264" w:lineRule="auto"/>
         <w:jc w:val="both"/>
       </w:pPr>
-      <w:proofErr w:type="spellStart"/>
-      <w:r>
-        <w:t>Uptime</w:t>
-      </w:r>
-      <w:proofErr w:type="spellEnd"/>
-      <w:r>
-        <w:t xml:space="preserve"> objetivo: 99.5 % mensual.</w:t>
+      <w:r>
+        <w:t>Uptime objetivo: 99.5 % mensual.</w:t>
       </w:r>
     </w:p>
     <w:p>
@@ -16479,23 +18837,7 @@
         <w:jc w:val="both"/>
       </w:pPr>
       <w:r>
-        <w:t>Los patrones aplicados (</w:t>
-      </w:r>
-      <w:proofErr w:type="spellStart"/>
-      <w:r>
-        <w:t>Repository</w:t>
-      </w:r>
-      <w:proofErr w:type="spellEnd"/>
-      <w:r>
-        <w:t xml:space="preserve">, </w:t>
-      </w:r>
-      <w:proofErr w:type="spellStart"/>
-      <w:r>
-        <w:t>Adapter</w:t>
-      </w:r>
-      <w:proofErr w:type="spellEnd"/>
-      <w:r>
-        <w:t>, Circuit Breaker, pipeline de IA) refuerzan la robustez y la tolerancia a fallos.</w:t>
+        <w:t>Los patrones aplicados (Repository, Adapter, Circuit Breaker, pipeline de IA) refuerzan la robustez y la tolerancia a fallos.</w:t>
       </w:r>
     </w:p>
     <w:p>
@@ -16532,15 +18874,7 @@
         <w:jc w:val="both"/>
       </w:pPr>
       <w:r>
-        <w:t>Automatizar el pipeline de reentrenamiento (</w:t>
-      </w:r>
-      <w:proofErr w:type="spellStart"/>
-      <w:r>
-        <w:t>MLOps</w:t>
-      </w:r>
-      <w:proofErr w:type="spellEnd"/>
-      <w:r>
-        <w:t>) con validación clínica antes de cada despliegue de modelo.</w:t>
+        <w:t>Automatizar el pipeline de reentrenamiento (MLOps) con validación clínica antes de cada despliegue de modelo.</w:t>
       </w:r>
     </w:p>
     <w:p>
@@ -16554,15 +18888,7 @@
         <w:jc w:val="both"/>
       </w:pPr>
       <w:r>
-        <w:t xml:space="preserve">Incorporar monitoreo y </w:t>
-      </w:r>
-      <w:proofErr w:type="spellStart"/>
-      <w:r>
-        <w:t>observabilidad</w:t>
-      </w:r>
-      <w:proofErr w:type="spellEnd"/>
-      <w:r>
-        <w:t xml:space="preserve"> (métricas, trazas y registros) para anticipar degradaciones.</w:t>
+        <w:t>Incorporar monitoreo y observabilidad (métricas, trazas y registros) para anticipar degradaciones.</w:t>
       </w:r>
     </w:p>
     <w:p>
@@ -16627,19 +18953,11 @@
         <w:spacing w:after="60" w:line="264" w:lineRule="auto"/>
         <w:jc w:val="both"/>
       </w:pPr>
-      <w:proofErr w:type="spellStart"/>
       <w:r>
         <w:rPr>
           <w:lang w:val="en-US"/>
         </w:rPr>
-        <w:t>Kruchten</w:t>
-      </w:r>
-      <w:proofErr w:type="spellEnd"/>
-      <w:r>
-        <w:rPr>
-          <w:lang w:val="en-US"/>
-        </w:rPr>
-        <w:t xml:space="preserve">, P. (1995). Architectural Blueprints — The “4+1” View Model of Software Architecture. </w:t>
+        <w:t xml:space="preserve">Kruchten, P. (1995). Architectural Blueprints — The “4+1” View Model of Software Architecture. </w:t>
       </w:r>
       <w:r>
         <w:t>IEEE Software.</w:t>
@@ -16682,21 +19000,7 @@
         <w:rPr>
           <w:lang w:val="en-US"/>
         </w:rPr>
-        <w:t>ISO/IEC 25010:2011. Systems and software Quality Requirements and Evaluation (</w:t>
-      </w:r>
-      <w:proofErr w:type="spellStart"/>
-      <w:r>
-        <w:rPr>
-          <w:lang w:val="en-US"/>
-        </w:rPr>
-        <w:t>SQuaRE</w:t>
-      </w:r>
-      <w:proofErr w:type="spellEnd"/>
-      <w:r>
-        <w:rPr>
-          <w:lang w:val="en-US"/>
-        </w:rPr>
-        <w:t>).</w:t>
+        <w:t>ISO/IEC 25010:2011. Systems and software Quality Requirements and Evaluation (SQuaRE).</w:t>
       </w:r>
     </w:p>
     <w:p>
@@ -17229,6 +19533,36 @@
     </w:lvlOverride>
   </w:num>
   <w:num w:numId="3" w16cid:durableId="1881361980">
+    <w:abstractNumId w:val="2"/>
+    <w:lvlOverride w:ilvl="0">
+      <w:startOverride w:val="1"/>
+    </w:lvlOverride>
+  </w:num>
+  <w:num w:numId="101" w16cid:durableId="1881361981">
+    <w:abstractNumId w:val="2"/>
+    <w:lvlOverride w:ilvl="0">
+      <w:startOverride w:val="1"/>
+    </w:lvlOverride>
+  </w:num>
+  <w:num w:numId="102" w16cid:durableId="1881361982">
+    <w:abstractNumId w:val="2"/>
+    <w:lvlOverride w:ilvl="0">
+      <w:startOverride w:val="1"/>
+    </w:lvlOverride>
+  </w:num>
+  <w:num w:numId="103" w16cid:durableId="1881361983">
+    <w:abstractNumId w:val="2"/>
+    <w:lvlOverride w:ilvl="0">
+      <w:startOverride w:val="1"/>
+    </w:lvlOverride>
+  </w:num>
+  <w:num w:numId="104" w16cid:durableId="1881361984">
+    <w:abstractNumId w:val="2"/>
+    <w:lvlOverride w:ilvl="0">
+      <w:startOverride w:val="1"/>
+    </w:lvlOverride>
+  </w:num>
+  <w:num w:numId="105" w16cid:durableId="1881361985">
     <w:abstractNumId w:val="2"/>
     <w:lvlOverride w:ilvl="0">
       <w:startOverride w:val="1"/>

--- a/Documentation/FD04-EPIS-Informe SAD de Proyecto.docx
+++ b/Documentation/FD04-EPIS-Informe SAD de Proyecto.docx
@@ -9264,7 +9264,7 @@
         <w:jc w:val="both"/>
       </w:pPr>
       <w:r>
-        <w:t>Los diagramas C4 del sistema (contexto, contenedor y componente) y el modelo entidad-relación se mantienen como diagramas interactivos en el repositorio del proyecto y se actualizan junto con el software.</w:t>
+        <w:t>Los diagramas C4 del sistema (contexto, contenedor y componente) se mantienen como diagramas interactivos en el repositorio del proyecto y se actualizan junto con el software. El diagrama de entidad-relación lógico se documenta como Figura 124 en la Sección 10.1 (Vista de Datos).</w:t>
       </w:r>
     </w:p>
     <w:p>
@@ -16683,6 +16683,73 @@
           <w:lang w:val="en-US"/>
         </w:rPr>
         <w:t>{ patientId: 1 }, { tipo: 1 }, { leida: 1 }.</w:t>
+      </w:r>
+    </w:p>
+    <w:p>
+      <w:pPr>
+        <w:spacing w:before="120" w:after="120" w:line="276" w:lineRule="auto"/>
+        <w:jc w:val="both"/>
+      </w:pPr>
+      <w:r>
+        <w:t>Adicionalmente a las colecciones descritas, la Figura 124 presenta el diagrama de entidad-relación lógico completo del sistema, incluyendo las diez colecciones de la base de datos MongoDB (USERS, MEDICAL_HISTORY, SYMPTOM_REPORTS, AI_ANALYSES, CHAT_CONVERSATIONS, CHAT_MESSAGES, SYMPTOM_ITEMS, ANALYTICS, ALERTS y AUTOMATIC_REPORTS), sus campos, claves primarias/foráneas y relaciones de cardinalidad. La fuente editable (Mermaid) se mantiene en el repositorio del proyecto (Documentation/Diagramas/DIAGRAMAS_MERMAID.md) y se actualiza junto con el software.</w:t>
+      </w:r>
+    </w:p>
+    <w:p>
+      <w:pPr>
+        <w:spacing w:before="120" w:after="60"/>
+        <w:jc w:val="center"/>
+      </w:pPr>
+      <w:r>
+        <w:drawing>
+          <wp:inline distT="0" distB="0" distL="0" distR="0">
+            <wp:extent cx="5486400" cy="3275311"/>
+            <wp:effectExtent l="0" t="0" r="0" b="0"/>
+            <wp:docPr id="1124" name="Figura 124"/>
+            <wp:cNvGraphicFramePr/>
+            <a:graphic xmlns:a="http://schemas.openxmlformats.org/drawingml/2006/main">
+              <a:graphicData uri="http://schemas.openxmlformats.org/drawingml/2006/picture">
+                <pic:pic xmlns:pic="http://schemas.openxmlformats.org/drawingml/2006/picture">
+                  <pic:nvPicPr>
+                    <pic:cNvPr id="1124" name="Figura 124"/>
+                    <pic:cNvPicPr/>
+                  </pic:nvPicPr>
+                  <pic:blipFill>
+                    <a:blip xmlns:r="http://schemas.openxmlformats.org/officeDocument/2006/relationships" r:embed="rId2124"/>
+                    <a:stretch>
+                      <a:fillRect/>
+                    </a:stretch>
+                  </pic:blipFill>
+                  <pic:spPr>
+                    <a:xfrm>
+                      <a:off x="0" y="0"/>
+                      <a:ext cx="5486400" cy="3275311"/>
+                    </a:xfrm>
+                    <a:prstGeom prst="rect">
+                      <a:avLst/>
+                    </a:prstGeom>
+                  </pic:spPr>
+                </pic:pic>
+              </a:graphicData>
+            </a:graphic>
+          </wp:inline>
+        </w:drawing>
+      </w:r>
+    </w:p>
+    <w:p>
+      <w:pPr>
+        <w:spacing w:after="180"/>
+        <w:jc w:val="center"/>
+        <w:rPr>
+          <w:i/>
+          <w:sz w:val="20"/>
+        </w:rPr>
+      </w:pPr>
+      <w:r>
+        <w:rPr>
+          <w:i/>
+          <w:sz w:val="20"/>
+        </w:rPr>
+        <w:t>Figura 124: Diagrama de Entidad-Relación (Modelo Lógico) — Base de Datos MongoDB — fase diseño</w:t>
       </w:r>
     </w:p>
     <w:p>
